--- a/УЧПРАКТИКА_4341_ФИЛАТОВ_ВГ.docx
+++ b/УЧПРАКТИКА_4341_ФИЛАТОВ_ВГ.docx
@@ -1564,7 +1564,9 @@
             <w:pPr>
               <w:spacing w:line="360" w:lineRule="auto"/>
               <w:rPr>
+                <w:rFonts w:hint="default"/>
                 <w:szCs w:val="28"/>
+                <w:lang w:val="ru-RU"/>
               </w:rPr>
             </w:pPr>
             <w:r>
@@ -1575,10 +1577,44 @@
             </w:r>
             <w:r>
               <w:rPr>
-                <w:color w:val="EE0000"/>
+                <w:rFonts w:hint="default"/>
+                <w:color w:val="auto"/>
+                <w:szCs w:val="28"/>
+                <w:lang w:val="ru-RU"/>
+              </w:rPr>
+              <w:t>17</w:t>
+            </w:r>
+            <w:r>
+              <w:rPr>
+                <w:color w:val="auto"/>
                 <w:szCs w:val="28"/>
               </w:rPr>
-              <w:t>00.00.0000</w:t>
+              <w:t>.0</w:t>
+            </w:r>
+            <w:r>
+              <w:rPr>
+                <w:rFonts w:hint="default"/>
+                <w:color w:val="auto"/>
+                <w:szCs w:val="28"/>
+                <w:lang w:val="ru-RU"/>
+              </w:rPr>
+              <w:t>7</w:t>
+            </w:r>
+            <w:r>
+              <w:rPr>
+                <w:color w:val="auto"/>
+                <w:szCs w:val="28"/>
+              </w:rPr>
+              <w:t>.</w:t>
+            </w:r>
+            <w:r>
+              <w:rPr>
+                <w:rFonts w:hint="default"/>
+                <w:color w:val="auto"/>
+                <w:szCs w:val="28"/>
+                <w:lang w:val="ru-RU"/>
+              </w:rPr>
+              <w:t>2026</w:t>
             </w:r>
           </w:p>
         </w:tc>
@@ -1616,10 +1652,44 @@
             </w:r>
             <w:r>
               <w:rPr>
-                <w:color w:val="EE0000"/>
+                <w:rFonts w:hint="default"/>
+                <w:color w:val="auto"/>
+                <w:szCs w:val="28"/>
+                <w:lang w:val="ru-RU"/>
+              </w:rPr>
+              <w:t>17</w:t>
+            </w:r>
+            <w:r>
+              <w:rPr>
+                <w:color w:val="auto"/>
                 <w:szCs w:val="28"/>
               </w:rPr>
-              <w:t>00.00.0000</w:t>
+              <w:t>.0</w:t>
+            </w:r>
+            <w:r>
+              <w:rPr>
+                <w:rFonts w:hint="default"/>
+                <w:color w:val="auto"/>
+                <w:szCs w:val="28"/>
+                <w:lang w:val="ru-RU"/>
+              </w:rPr>
+              <w:t>7</w:t>
+            </w:r>
+            <w:r>
+              <w:rPr>
+                <w:color w:val="auto"/>
+                <w:szCs w:val="28"/>
+              </w:rPr>
+              <w:t>.</w:t>
+            </w:r>
+            <w:r>
+              <w:rPr>
+                <w:rFonts w:hint="default"/>
+                <w:color w:val="auto"/>
+                <w:szCs w:val="28"/>
+                <w:lang w:val="ru-RU"/>
+              </w:rPr>
+              <w:t>2026</w:t>
             </w:r>
           </w:p>
         </w:tc>
@@ -1912,7 +1982,63 @@
           <w:rFonts w:hint="default"/>
           <w:lang w:val="ru-RU"/>
         </w:rPr>
-        <w:t xml:space="preserve">В рамках работы проведён анализ предметной области, обоснован выбор технологического стека: Java 17, Maven, JUnit 5, Selenide. Описана архитектура тестового проекта, построенная на основе паттерна Page Object Model. </w:t>
+        <w:t>В рамках работы проведён анализ предметной области, обоснован выбор технологического стека: Java 17</w:t>
+      </w:r>
+      <w:r>
+        <w:rPr>
+          <w:rFonts w:hint="default"/>
+          <w:lang w:val="en-US"/>
+        </w:rPr>
+        <w:t xml:space="preserve"> [1]</w:t>
+      </w:r>
+      <w:r>
+        <w:rPr>
+          <w:rFonts w:hint="default"/>
+          <w:lang w:val="ru-RU"/>
+        </w:rPr>
+        <w:t>, Maven</w:t>
+      </w:r>
+      <w:r>
+        <w:rPr>
+          <w:rFonts w:hint="default"/>
+          <w:lang w:val="en-US"/>
+        </w:rPr>
+        <w:t xml:space="preserve"> [2]</w:t>
+      </w:r>
+      <w:r>
+        <w:rPr>
+          <w:rFonts w:hint="default"/>
+          <w:lang w:val="ru-RU"/>
+        </w:rPr>
+        <w:t>, JUnit 5</w:t>
+      </w:r>
+      <w:r>
+        <w:rPr>
+          <w:rFonts w:hint="default"/>
+          <w:lang w:val="en-US"/>
+        </w:rPr>
+        <w:t xml:space="preserve"> [3]</w:t>
+      </w:r>
+      <w:r>
+        <w:rPr>
+          <w:rFonts w:hint="default"/>
+          <w:lang w:val="ru-RU"/>
+        </w:rPr>
+        <w:t>, Selenide</w:t>
+      </w:r>
+      <w:r>
+        <w:rPr>
+          <w:rFonts w:hint="default"/>
+          <w:lang w:val="en-US"/>
+        </w:rPr>
+        <w:t xml:space="preserve"> [4]</w:t>
+      </w:r>
+      <w:r>
+        <w:rPr>
+          <w:rFonts w:hint="default"/>
+          <w:lang w:val="ru-RU"/>
+        </w:rPr>
+        <w:t xml:space="preserve">. Описана архитектура тестового проекта, построенная на основе паттерна Page Object Model. </w:t>
       </w:r>
     </w:p>
     <w:p>
@@ -2096,19 +2222,16 @@
       <w:sdtContent>
         <w:p>
           <w:pPr>
-            <w:tabs>
-              <w:tab w:val="left" w:pos="709"/>
-              <w:tab w:val="right" w:leader="dot" w:pos="9345"/>
-            </w:tabs>
+            <w:pStyle w:val="16"/>
             <w:spacing w:before="0" w:after="0" w:line="360" w:lineRule="auto"/>
             <w:jc w:val="center"/>
             <w:rPr>
-              <w:rFonts w:ascii="Times New Roman" w:hAnsi="Times New Roman" w:eastAsia="Noto Serif CJK SC" w:cs="Lohit Devanagari"/>
+              <w:rFonts w:ascii="Times New Roman" w:hAnsi="Times New Roman" w:eastAsia="Noto Serif CJK SC" w:cs="Times New Roman"/>
               <w:vanish w:val="0"/>
               <w:color w:val="auto"/>
               <w:kern w:val="0"/>
               <w:sz w:val="28"/>
-              <w:szCs w:val="20"/>
+              <w:szCs w:val="28"/>
               <w:lang w:val="ru-RU" w:eastAsia="zh-CN" w:bidi="hi-IN"/>
             </w:rPr>
           </w:pPr>
@@ -2149,7 +2272,7 @@
             <w:rPr>
               <w:vanish w:val="0"/>
             </w:rPr>
-            <w:instrText xml:space="preserve"> HYPERLINK \l _Toc22640 </w:instrText>
+            <w:instrText xml:space="preserve"> HYPERLINK \l _Toc27524 </w:instrText>
           </w:r>
           <w:r>
             <w:rPr>
@@ -2170,7 +2293,7 @@
             <w:fldChar w:fldCharType="begin"/>
           </w:r>
           <w:r>
-            <w:instrText xml:space="preserve"> PAGEREF _Toc22640 \h </w:instrText>
+            <w:instrText xml:space="preserve"> PAGEREF _Toc27524 \h </w:instrText>
           </w:r>
           <w:r>
             <w:fldChar w:fldCharType="separate"/>
@@ -2207,7 +2330,7 @@
             <w:rPr>
               <w:vanish w:val="0"/>
             </w:rPr>
-            <w:instrText xml:space="preserve"> HYPERLINK \l _Toc7223 </w:instrText>
+            <w:instrText xml:space="preserve"> HYPERLINK \l _Toc15460 </w:instrText>
           </w:r>
           <w:r>
             <w:rPr>
@@ -2225,7 +2348,7 @@
             <w:fldChar w:fldCharType="begin"/>
           </w:r>
           <w:r>
-            <w:instrText xml:space="preserve"> PAGEREF _Toc7223 \h </w:instrText>
+            <w:instrText xml:space="preserve"> PAGEREF _Toc15460 \h </w:instrText>
           </w:r>
           <w:r>
             <w:fldChar w:fldCharType="separate"/>
@@ -2262,7 +2385,7 @@
             <w:rPr>
               <w:vanish w:val="0"/>
             </w:rPr>
-            <w:instrText xml:space="preserve"> HYPERLINK \l _Toc2328 </w:instrText>
+            <w:instrText xml:space="preserve"> HYPERLINK \l _Toc1430 </w:instrText>
           </w:r>
           <w:r>
             <w:rPr>
@@ -2297,7 +2420,7 @@
             <w:fldChar w:fldCharType="begin"/>
           </w:r>
           <w:r>
-            <w:instrText xml:space="preserve"> PAGEREF _Toc2328 \h </w:instrText>
+            <w:instrText xml:space="preserve"> PAGEREF _Toc1430 \h </w:instrText>
           </w:r>
           <w:r>
             <w:fldChar w:fldCharType="separate"/>
@@ -2334,7 +2457,7 @@
             <w:rPr>
               <w:vanish w:val="0"/>
             </w:rPr>
-            <w:instrText xml:space="preserve"> HYPERLINK \l _Toc1731 </w:instrText>
+            <w:instrText xml:space="preserve"> HYPERLINK \l _Toc15998 </w:instrText>
           </w:r>
           <w:r>
             <w:rPr>
@@ -2356,7 +2479,7 @@
             <w:fldChar w:fldCharType="begin"/>
           </w:r>
           <w:r>
-            <w:instrText xml:space="preserve"> PAGEREF _Toc1731 \h </w:instrText>
+            <w:instrText xml:space="preserve"> PAGEREF _Toc15998 \h </w:instrText>
           </w:r>
           <w:r>
             <w:fldChar w:fldCharType="separate"/>
@@ -2393,7 +2516,7 @@
             <w:rPr>
               <w:vanish w:val="0"/>
             </w:rPr>
-            <w:instrText xml:space="preserve"> HYPERLINK \l _Toc14862 </w:instrText>
+            <w:instrText xml:space="preserve"> HYPERLINK \l _Toc16001 </w:instrText>
           </w:r>
           <w:r>
             <w:rPr>
@@ -2415,7 +2538,7 @@
             <w:fldChar w:fldCharType="begin"/>
           </w:r>
           <w:r>
-            <w:instrText xml:space="preserve"> PAGEREF _Toc14862 \h </w:instrText>
+            <w:instrText xml:space="preserve"> PAGEREF _Toc16001 \h </w:instrText>
           </w:r>
           <w:r>
             <w:fldChar w:fldCharType="separate"/>
@@ -2452,7 +2575,7 @@
             <w:rPr>
               <w:vanish w:val="0"/>
             </w:rPr>
-            <w:instrText xml:space="preserve"> HYPERLINK \l _Toc28606 </w:instrText>
+            <w:instrText xml:space="preserve"> HYPERLINK \l _Toc17845 </w:instrText>
           </w:r>
           <w:r>
             <w:rPr>
@@ -2474,7 +2597,7 @@
             <w:fldChar w:fldCharType="begin"/>
           </w:r>
           <w:r>
-            <w:instrText xml:space="preserve"> PAGEREF _Toc28606 \h </w:instrText>
+            <w:instrText xml:space="preserve"> PAGEREF _Toc17845 \h </w:instrText>
           </w:r>
           <w:r>
             <w:fldChar w:fldCharType="separate"/>
@@ -2511,7 +2634,7 @@
             <w:rPr>
               <w:vanish w:val="0"/>
             </w:rPr>
-            <w:instrText xml:space="preserve"> HYPERLINK \l _Toc8875 </w:instrText>
+            <w:instrText xml:space="preserve"> HYPERLINK \l _Toc17421 </w:instrText>
           </w:r>
           <w:r>
             <w:rPr>
@@ -2533,7 +2656,7 @@
             <w:fldChar w:fldCharType="begin"/>
           </w:r>
           <w:r>
-            <w:instrText xml:space="preserve"> PAGEREF _Toc8875 \h </w:instrText>
+            <w:instrText xml:space="preserve"> PAGEREF _Toc17421 \h </w:instrText>
           </w:r>
           <w:r>
             <w:fldChar w:fldCharType="separate"/>
@@ -2570,7 +2693,7 @@
             <w:rPr>
               <w:vanish w:val="0"/>
             </w:rPr>
-            <w:instrText xml:space="preserve"> HYPERLINK \l _Toc1500 </w:instrText>
+            <w:instrText xml:space="preserve"> HYPERLINK \l _Toc20506 </w:instrText>
           </w:r>
           <w:r>
             <w:rPr>
@@ -2592,7 +2715,7 @@
             <w:fldChar w:fldCharType="begin"/>
           </w:r>
           <w:r>
-            <w:instrText xml:space="preserve"> PAGEREF _Toc1500 \h </w:instrText>
+            <w:instrText xml:space="preserve"> PAGEREF _Toc20506 \h </w:instrText>
           </w:r>
           <w:r>
             <w:fldChar w:fldCharType="separate"/>
@@ -2629,7 +2752,7 @@
             <w:rPr>
               <w:vanish w:val="0"/>
             </w:rPr>
-            <w:instrText xml:space="preserve"> HYPERLINK \l _Toc16528 </w:instrText>
+            <w:instrText xml:space="preserve"> HYPERLINK \l _Toc3559 </w:instrText>
           </w:r>
           <w:r>
             <w:rPr>
@@ -2651,7 +2774,7 @@
             <w:fldChar w:fldCharType="begin"/>
           </w:r>
           <w:r>
-            <w:instrText xml:space="preserve"> PAGEREF _Toc16528 \h </w:instrText>
+            <w:instrText xml:space="preserve"> PAGEREF _Toc3559 \h </w:instrText>
           </w:r>
           <w:r>
             <w:fldChar w:fldCharType="separate"/>
@@ -2688,7 +2811,7 @@
             <w:rPr>
               <w:vanish w:val="0"/>
             </w:rPr>
-            <w:instrText xml:space="preserve"> HYPERLINK \l _Toc6925 </w:instrText>
+            <w:instrText xml:space="preserve"> HYPERLINK \l _Toc2323 </w:instrText>
           </w:r>
           <w:r>
             <w:rPr>
@@ -2710,7 +2833,7 @@
             <w:fldChar w:fldCharType="begin"/>
           </w:r>
           <w:r>
-            <w:instrText xml:space="preserve"> PAGEREF _Toc6925 \h </w:instrText>
+            <w:instrText xml:space="preserve"> PAGEREF _Toc2323 \h </w:instrText>
           </w:r>
           <w:r>
             <w:fldChar w:fldCharType="separate"/>
@@ -2747,7 +2870,7 @@
             <w:rPr>
               <w:vanish w:val="0"/>
             </w:rPr>
-            <w:instrText xml:space="preserve"> HYPERLINK \l _Toc1399 </w:instrText>
+            <w:instrText xml:space="preserve"> HYPERLINK \l _Toc10881 </w:instrText>
           </w:r>
           <w:r>
             <w:rPr>
@@ -2769,7 +2892,7 @@
             <w:fldChar w:fldCharType="begin"/>
           </w:r>
           <w:r>
-            <w:instrText xml:space="preserve"> PAGEREF _Toc1399 \h </w:instrText>
+            <w:instrText xml:space="preserve"> PAGEREF _Toc10881 \h </w:instrText>
           </w:r>
           <w:r>
             <w:fldChar w:fldCharType="separate"/>
@@ -2806,7 +2929,7 @@
             <w:rPr>
               <w:vanish w:val="0"/>
             </w:rPr>
-            <w:instrText xml:space="preserve"> HYPERLINK \l _Toc19337 </w:instrText>
+            <w:instrText xml:space="preserve"> HYPERLINK \l _Toc15183 </w:instrText>
           </w:r>
           <w:r>
             <w:rPr>
@@ -2824,7 +2947,7 @@
             <w:fldChar w:fldCharType="begin"/>
           </w:r>
           <w:r>
-            <w:instrText xml:space="preserve"> PAGEREF _Toc19337 \h </w:instrText>
+            <w:instrText xml:space="preserve"> PAGEREF _Toc15183 \h </w:instrText>
           </w:r>
           <w:r>
             <w:fldChar w:fldCharType="separate"/>
@@ -2861,7 +2984,7 @@
             <w:rPr>
               <w:vanish w:val="0"/>
             </w:rPr>
-            <w:instrText xml:space="preserve"> HYPERLINK \l _Toc20627 </w:instrText>
+            <w:instrText xml:space="preserve"> HYPERLINK \l _Toc24526 </w:instrText>
           </w:r>
           <w:r>
             <w:rPr>
@@ -2886,7 +3009,7 @@
             <w:fldChar w:fldCharType="begin"/>
           </w:r>
           <w:r>
-            <w:instrText xml:space="preserve"> PAGEREF _Toc20627 \h </w:instrText>
+            <w:instrText xml:space="preserve"> PAGEREF _Toc24526 \h </w:instrText>
           </w:r>
           <w:r>
             <w:fldChar w:fldCharType="separate"/>
@@ -2923,7 +3046,7 @@
             <w:rPr>
               <w:vanish w:val="0"/>
             </w:rPr>
-            <w:instrText xml:space="preserve"> HYPERLINK \l _Toc17956 </w:instrText>
+            <w:instrText xml:space="preserve"> HYPERLINK \l _Toc2825 </w:instrText>
           </w:r>
           <w:r>
             <w:rPr>
@@ -2948,7 +3071,7 @@
             <w:fldChar w:fldCharType="begin"/>
           </w:r>
           <w:r>
-            <w:instrText xml:space="preserve"> PAGEREF _Toc17956 \h </w:instrText>
+            <w:instrText xml:space="preserve"> PAGEREF _Toc2825 \h </w:instrText>
           </w:r>
           <w:r>
             <w:fldChar w:fldCharType="separate"/>
@@ -2985,7 +3108,7 @@
             <w:rPr>
               <w:vanish w:val="0"/>
             </w:rPr>
-            <w:instrText xml:space="preserve"> HYPERLINK \l _Toc30738 </w:instrText>
+            <w:instrText xml:space="preserve"> HYPERLINK \l _Toc9958 </w:instrText>
           </w:r>
           <w:r>
             <w:rPr>
@@ -3010,7 +3133,7 @@
             <w:fldChar w:fldCharType="begin"/>
           </w:r>
           <w:r>
-            <w:instrText xml:space="preserve"> PAGEREF _Toc30738 \h </w:instrText>
+            <w:instrText xml:space="preserve"> PAGEREF _Toc9958 \h </w:instrText>
           </w:r>
           <w:r>
             <w:fldChar w:fldCharType="separate"/>
@@ -3047,7 +3170,7 @@
             <w:rPr>
               <w:vanish w:val="0"/>
             </w:rPr>
-            <w:instrText xml:space="preserve"> HYPERLINK \l _Toc2140 </w:instrText>
+            <w:instrText xml:space="preserve"> HYPERLINK \l _Toc917 </w:instrText>
           </w:r>
           <w:r>
             <w:rPr>
@@ -3062,14 +3185,14 @@
             <w:rPr>
               <w:lang w:val="ru-RU"/>
             </w:rPr>
-            <w:t>индивидуальная</w:t>
+            <w:t>ИСПОЛЬЗУЕМЫЕ</w:t>
           </w:r>
           <w:r>
             <w:rPr>
               <w:rFonts w:hint="default"/>
               <w:lang w:val="ru-RU"/>
             </w:rPr>
-            <w:t xml:space="preserve"> работа</w:t>
+            <w:t xml:space="preserve"> ТЕХНОЛОГИИ</w:t>
           </w:r>
           <w:r>
             <w:tab/>
@@ -3078,7 +3201,7 @@
             <w:fldChar w:fldCharType="begin"/>
           </w:r>
           <w:r>
-            <w:instrText xml:space="preserve"> PAGEREF _Toc2140 \h </w:instrText>
+            <w:instrText xml:space="preserve"> PAGEREF _Toc917 \h </w:instrText>
           </w:r>
           <w:r>
             <w:fldChar w:fldCharType="separate"/>
@@ -3115,7 +3238,7 @@
             <w:rPr>
               <w:vanish w:val="0"/>
             </w:rPr>
-            <w:instrText xml:space="preserve"> HYPERLINK \l _Toc2931 </w:instrText>
+            <w:instrText xml:space="preserve"> HYPERLINK \l _Toc481 </w:instrText>
           </w:r>
           <w:r>
             <w:rPr>
@@ -3137,7 +3260,7 @@
             <w:fldChar w:fldCharType="begin"/>
           </w:r>
           <w:r>
-            <w:instrText xml:space="preserve"> PAGEREF _Toc2931 \h </w:instrText>
+            <w:instrText xml:space="preserve"> PAGEREF _Toc481 \h </w:instrText>
           </w:r>
           <w:r>
             <w:fldChar w:fldCharType="separate"/>
@@ -3174,7 +3297,7 @@
             <w:rPr>
               <w:vanish w:val="0"/>
             </w:rPr>
-            <w:instrText xml:space="preserve"> HYPERLINK \l _Toc13248 </w:instrText>
+            <w:instrText xml:space="preserve"> HYPERLINK \l _Toc6754 </w:instrText>
           </w:r>
           <w:r>
             <w:rPr>
@@ -3196,7 +3319,7 @@
             <w:fldChar w:fldCharType="begin"/>
           </w:r>
           <w:r>
-            <w:instrText xml:space="preserve"> PAGEREF _Toc13248 \h </w:instrText>
+            <w:instrText xml:space="preserve"> PAGEREF _Toc6754 \h </w:instrText>
           </w:r>
           <w:r>
             <w:fldChar w:fldCharType="separate"/>
@@ -3233,7 +3356,7 @@
             <w:rPr>
               <w:vanish w:val="0"/>
             </w:rPr>
-            <w:instrText xml:space="preserve"> HYPERLINK \l _Toc32210 </w:instrText>
+            <w:instrText xml:space="preserve"> HYPERLINK \l _Toc25956 </w:instrText>
           </w:r>
           <w:r>
             <w:rPr>
@@ -3255,7 +3378,7 @@
             <w:fldChar w:fldCharType="begin"/>
           </w:r>
           <w:r>
-            <w:instrText xml:space="preserve"> PAGEREF _Toc32210 \h </w:instrText>
+            <w:instrText xml:space="preserve"> PAGEREF _Toc25956 \h </w:instrText>
           </w:r>
           <w:r>
             <w:fldChar w:fldCharType="separate"/>
@@ -3272,8 +3395,6 @@
             </w:rPr>
             <w:fldChar w:fldCharType="end"/>
           </w:r>
-          <w:bookmarkStart w:id="26" w:name="_GoBack"/>
-          <w:bookmarkEnd w:id="26"/>
         </w:p>
         <w:p>
           <w:pPr>
@@ -3294,7 +3415,7 @@
             <w:rPr>
               <w:vanish w:val="0"/>
             </w:rPr>
-            <w:instrText xml:space="preserve"> HYPERLINK \l _Toc3999 </w:instrText>
+            <w:instrText xml:space="preserve"> HYPERLINK \l _Toc6847 </w:instrText>
           </w:r>
           <w:r>
             <w:rPr>
@@ -3312,7 +3433,7 @@
             <w:fldChar w:fldCharType="begin"/>
           </w:r>
           <w:r>
-            <w:instrText xml:space="preserve"> PAGEREF _Toc3999 \h </w:instrText>
+            <w:instrText xml:space="preserve"> PAGEREF _Toc6847 \h </w:instrText>
           </w:r>
           <w:r>
             <w:fldChar w:fldCharType="separate"/>
@@ -3349,7 +3470,7 @@
             <w:rPr>
               <w:vanish w:val="0"/>
             </w:rPr>
-            <w:instrText xml:space="preserve"> HYPERLINK \l _Toc8029 </w:instrText>
+            <w:instrText xml:space="preserve"> HYPERLINK \l _Toc31669 </w:instrText>
           </w:r>
           <w:r>
             <w:rPr>
@@ -3367,7 +3488,7 @@
             <w:fldChar w:fldCharType="begin"/>
           </w:r>
           <w:r>
-            <w:instrText xml:space="preserve"> PAGEREF _Toc8029 \h </w:instrText>
+            <w:instrText xml:space="preserve"> PAGEREF _Toc31669 \h </w:instrText>
           </w:r>
           <w:r>
             <w:fldChar w:fldCharType="separate"/>
@@ -3404,7 +3525,7 @@
             <w:rPr>
               <w:vanish w:val="0"/>
             </w:rPr>
-            <w:instrText xml:space="preserve"> HYPERLINK \l _Toc8482 </w:instrText>
+            <w:instrText xml:space="preserve"> HYPERLINK \l _Toc18738 </w:instrText>
           </w:r>
           <w:r>
             <w:rPr>
@@ -3425,7 +3546,7 @@
             <w:fldChar w:fldCharType="begin"/>
           </w:r>
           <w:r>
-            <w:instrText xml:space="preserve"> PAGEREF _Toc8482 \h </w:instrText>
+            <w:instrText xml:space="preserve"> PAGEREF _Toc18738 \h </w:instrText>
           </w:r>
           <w:r>
             <w:fldChar w:fldCharType="separate"/>
@@ -3445,65 +3566,10 @@
         </w:p>
         <w:p>
           <w:pPr>
-            <w:pStyle w:val="18"/>
             <w:tabs>
-              <w:tab w:val="right" w:leader="dot" w:pos="9355"/>
-              <w:tab w:val="clear" w:pos="709"/>
-              <w:tab w:val="clear" w:pos="9345"/>
+              <w:tab w:val="left" w:pos="709"/>
+              <w:tab w:val="right" w:leader="dot" w:pos="9345"/>
             </w:tabs>
-          </w:pPr>
-          <w:r>
-            <w:rPr>
-              <w:vanish w:val="0"/>
-            </w:rPr>
-            <w:fldChar w:fldCharType="begin"/>
-          </w:r>
-          <w:r>
-            <w:rPr>
-              <w:vanish w:val="0"/>
-            </w:rPr>
-            <w:instrText xml:space="preserve"> HYPERLINK \l _Toc18309 </w:instrText>
-          </w:r>
-          <w:r>
-            <w:rPr>
-              <w:vanish w:val="0"/>
-            </w:rPr>
-            <w:fldChar w:fldCharType="separate"/>
-          </w:r>
-          <w:r>
-            <w:rPr>
-              <w:rFonts w:cs="Times New Roman"/>
-            </w:rPr>
-            <w:t>ПРИЛОЖЕНИЕ А (заголовок второго уровня)</w:t>
-          </w:r>
-          <w:r>
-            <w:tab/>
-          </w:r>
-          <w:r>
-            <w:fldChar w:fldCharType="begin"/>
-          </w:r>
-          <w:r>
-            <w:instrText xml:space="preserve"> PAGEREF _Toc18309 \h </w:instrText>
-          </w:r>
-          <w:r>
-            <w:fldChar w:fldCharType="separate"/>
-          </w:r>
-          <w:r>
-            <w:t>36</w:t>
-          </w:r>
-          <w:r>
-            <w:fldChar w:fldCharType="end"/>
-          </w:r>
-          <w:r>
-            <w:rPr>
-              <w:vanish w:val="0"/>
-            </w:rPr>
-            <w:fldChar w:fldCharType="end"/>
-          </w:r>
-        </w:p>
-        <w:p>
-          <w:pPr>
-            <w:pStyle w:val="16"/>
             <w:spacing w:before="0" w:after="0" w:line="360" w:lineRule="auto"/>
             <w:jc w:val="center"/>
             <w:rPr>
@@ -3557,7 +3623,7 @@
           <w:rFonts w:cs="Times New Roman"/>
         </w:rPr>
       </w:pPr>
-      <w:bookmarkStart w:id="0" w:name="_Toc22640"/>
+      <w:bookmarkStart w:id="0" w:name="_Toc27524"/>
       <w:r>
         <w:rPr>
           <w:rFonts w:cs="Times New Roman"/>
@@ -3579,23 +3645,93 @@
           <w:rFonts w:hint="default"/>
           <w:lang w:val="ru-RU"/>
         </w:rPr>
-        <w:t>В рамках летней учебной практики по направлению «UI-тестирование» перед командой стояла задача разработать набор автоматизированных UI-тестов для веб-приложения на языке Java с использованием технологий Maven, JUnit 5, Selenide и паттерна Page Object Model.</w:t>
-      </w:r>
-    </w:p>
-    <w:p>
-      <w:pPr>
-        <w:pStyle w:val="4"/>
-        <w:rPr>
-          <w:rFonts w:hint="default"/>
-          <w:lang w:val="ru-RU"/>
-        </w:rPr>
-      </w:pPr>
-      <w:r>
-        <w:rPr>
-          <w:rFonts w:hint="default"/>
-          <w:lang w:val="ru-RU"/>
-        </w:rPr>
-        <w:t>Объект тестирования: веб-платформа GitHub.</w:t>
+        <w:t>В рамках летней учебной практики по направлению «UI-тестирование» перед командой стояла задача разработать набор автоматизированных UI-тестов для веб-приложения на языке Java</w:t>
+      </w:r>
+      <w:r>
+        <w:rPr>
+          <w:rFonts w:hint="default"/>
+          <w:lang w:val="en-US"/>
+        </w:rPr>
+        <w:t xml:space="preserve"> [2]</w:t>
+      </w:r>
+      <w:r>
+        <w:rPr>
+          <w:rFonts w:hint="default"/>
+          <w:lang w:val="ru-RU"/>
+        </w:rPr>
+        <w:t xml:space="preserve"> с использованием технологий Maven</w:t>
+      </w:r>
+      <w:r>
+        <w:rPr>
+          <w:rFonts w:hint="default"/>
+          <w:lang w:val="en-US"/>
+        </w:rPr>
+        <w:t xml:space="preserve"> [3]</w:t>
+      </w:r>
+      <w:r>
+        <w:rPr>
+          <w:rFonts w:hint="default"/>
+          <w:lang w:val="ru-RU"/>
+        </w:rPr>
+        <w:t>, JUnit 5</w:t>
+      </w:r>
+      <w:r>
+        <w:rPr>
+          <w:rFonts w:hint="default"/>
+          <w:lang w:val="en-US"/>
+        </w:rPr>
+        <w:t xml:space="preserve"> [4]</w:t>
+      </w:r>
+      <w:r>
+        <w:rPr>
+          <w:rFonts w:hint="default"/>
+          <w:lang w:val="ru-RU"/>
+        </w:rPr>
+        <w:t>, Selenide</w:t>
+      </w:r>
+      <w:r>
+        <w:rPr>
+          <w:rFonts w:hint="default"/>
+          <w:lang w:val="en-US"/>
+        </w:rPr>
+        <w:t xml:space="preserve"> </w:t>
+      </w:r>
+      <w:r>
+        <w:rPr>
+          <w:rFonts w:hint="default"/>
+          <w:lang w:val="ru-RU"/>
+        </w:rPr>
+        <w:t>и паттерна Page Object Model.</w:t>
+      </w:r>
+    </w:p>
+    <w:p>
+      <w:pPr>
+        <w:pStyle w:val="4"/>
+        <w:rPr>
+          <w:rFonts w:hint="default"/>
+          <w:lang w:val="ru-RU"/>
+        </w:rPr>
+      </w:pPr>
+      <w:r>
+        <w:rPr>
+          <w:rFonts w:hint="default"/>
+          <w:lang w:val="ru-RU"/>
+        </w:rPr>
+        <w:t>Объект тестирования: веб-платформа GitHub</w:t>
+      </w:r>
+      <w:r>
+        <w:rPr>
+          <w:rFonts w:hint="default"/>
+          <w:lang w:val="en-US"/>
+        </w:rPr>
+        <w:t xml:space="preserve"> [5]</w:t>
+      </w:r>
+      <w:r>
+        <w:rPr>
+          <w:rFonts w:hint="default"/>
+          <w:lang w:val="ru-RU"/>
+        </w:rPr>
+        <w:t>.</w:t>
       </w:r>
     </w:p>
     <w:p>
@@ -3740,7 +3876,7 @@
         <w:spacing w:before="0" w:after="0"/>
         <w:ind w:firstLine="0"/>
       </w:pPr>
-      <w:bookmarkStart w:id="2" w:name="_Toc7223"/>
+      <w:bookmarkStart w:id="2" w:name="_Toc15460"/>
       <w:r>
         <w:t xml:space="preserve">1 </w:t>
       </w:r>
@@ -3766,7 +3902,7 @@
           <w:lang w:val="ru-RU"/>
         </w:rPr>
       </w:pPr>
-      <w:bookmarkStart w:id="3" w:name="_Toc2328"/>
+      <w:bookmarkStart w:id="3" w:name="_Toc1430"/>
       <w:bookmarkStart w:id="4" w:name="_Toc73173349"/>
       <w:r>
         <w:rPr>
@@ -3874,7 +4010,7 @@
           <w:rFonts w:hint="default"/>
           <w:lang w:val="ru-RU"/>
         </w:rPr>
-        <w:t>рис 1 - рис 2</w:t>
+        <w:t>рис. 1 - рис. 2</w:t>
       </w:r>
       <w:r>
         <w:rPr>
@@ -4091,7 +4227,7 @@
           <w:lang w:val="ru-RU"/>
         </w:rPr>
       </w:pPr>
-      <w:bookmarkStart w:id="5" w:name="_Toc1731"/>
+      <w:bookmarkStart w:id="5" w:name="_Toc15998"/>
       <w:r>
         <w:rPr>
           <w:rFonts w:hint="default"/>
@@ -4190,7 +4326,7 @@
           <w:rFonts w:hint="default"/>
           <w:lang w:val="ru-RU"/>
         </w:rPr>
-        <w:t>Шаги выполнения теста показаны на рисунках 1 - 2 (см. выше) с поправкой на то, что для создания приватного репозитория необходимо следовать шагу 3.2 (рис 2), а не 3.1</w:t>
+        <w:t>Шаги выполнения теста показаны на рисунках 1 - 2 (см. выше) с поправкой на то, что для создания приватного репозитория необходимо следовать шагу 3.2 (рис. 2), а не 3.1</w:t>
       </w:r>
     </w:p>
     <w:p>
@@ -4207,7 +4343,7 @@
           <w:lang w:val="ru-RU"/>
         </w:rPr>
       </w:pPr>
-      <w:bookmarkStart w:id="6" w:name="_Toc14862"/>
+      <w:bookmarkStart w:id="6" w:name="_Toc16001"/>
       <w:r>
         <w:rPr>
           <w:rFonts w:hint="default"/>
@@ -4310,7 +4446,7 @@
           <w:rFonts w:hint="default"/>
           <w:lang w:val="ru-RU"/>
         </w:rPr>
-        <w:t>Шаги выполнения теста показаны на рисунках 3 - 5 (рис 3 - рис 5)</w:t>
+        <w:t>Шаги выполнения теста показаны на рисунках 3 - 5 (рис. 3, рис. 4, рис. 5)</w:t>
       </w:r>
     </w:p>
     <w:p>
@@ -4624,7 +4760,7 @@
           <w:lang w:val="ru-RU"/>
         </w:rPr>
       </w:pPr>
-      <w:bookmarkStart w:id="7" w:name="_Toc28606"/>
+      <w:bookmarkStart w:id="7" w:name="_Toc17845"/>
       <w:r>
         <w:rPr>
           <w:rFonts w:hint="default"/>
@@ -4727,7 +4863,21 @@
           <w:rFonts w:hint="default"/>
           <w:lang w:val="ru-RU"/>
         </w:rPr>
-        <w:t>Шаги выполнения теста показаны на рисунках 6 - 9 (рис 6 - рис 9)</w:t>
+        <w:t>Шаги выполнения теста показаны на рисунках 6 - 9 (рис. 6, рис.</w:t>
+      </w:r>
+      <w:r>
+        <w:rPr>
+          <w:rFonts w:hint="default"/>
+          <w:lang w:val="en-US"/>
+        </w:rPr>
+        <w:t xml:space="preserve"> </w:t>
+      </w:r>
+      <w:r>
+        <w:rPr>
+          <w:rFonts w:hint="default"/>
+          <w:lang w:val="ru-RU"/>
+        </w:rPr>
+        <w:t>7, рис. 8,  рис. 9)</w:t>
       </w:r>
     </w:p>
     <w:p>
@@ -5101,7 +5251,7 @@
           <w:lang w:val="ru-RU"/>
         </w:rPr>
       </w:pPr>
-      <w:bookmarkStart w:id="8" w:name="_Toc8875"/>
+      <w:bookmarkStart w:id="8" w:name="_Toc17421"/>
       <w:r>
         <w:rPr>
           <w:rFonts w:hint="default"/>
@@ -5204,7 +5354,7 @@
           <w:rFonts w:hint="default"/>
           <w:lang w:val="ru-RU"/>
         </w:rPr>
-        <w:t>Шаги выполнения теста показаны на рисунках 10 - 12 (рис 10 - рис 12)</w:t>
+        <w:t>Шаги выполнения теста показаны на рисунках 10 - 12 (рис. 10, рис. 11, рис. 12)</w:t>
       </w:r>
     </w:p>
     <w:p>
@@ -5360,6 +5510,7 @@
     <w:p>
       <w:pPr>
         <w:pStyle w:val="38"/>
+        <w:bidi w:val="0"/>
         <w:rPr>
           <w:rFonts w:hint="default"/>
           <w:lang w:val="ru-RU"/>
@@ -5492,7 +5643,7 @@
           <w:lang w:val="ru-RU"/>
         </w:rPr>
       </w:pPr>
-      <w:bookmarkStart w:id="9" w:name="_Toc1500"/>
+      <w:bookmarkStart w:id="9" w:name="_Toc20506"/>
       <w:r>
         <w:rPr>
           <w:rFonts w:hint="default"/>
@@ -5595,7 +5746,7 @@
           <w:rFonts w:hint="default"/>
           <w:lang w:val="ru-RU"/>
         </w:rPr>
-        <w:t>Шаги выполнения теста показаны на рисунках 13 - 14 (рис 13 - 14 рис )</w:t>
+        <w:t>Шаги выполнения теста показаны на рисунках 13 - 14 (рис. 13, рис. 14 )</w:t>
       </w:r>
     </w:p>
     <w:p>
@@ -5658,16 +5809,8 @@
     </w:p>
     <w:p>
       <w:pPr>
-        <w:pStyle w:val="4"/>
-        <w:widowControl/>
-        <w:numPr>
-          <w:ilvl w:val="0"/>
-          <w:numId w:val="0"/>
-        </w:numPr>
-        <w:suppressAutoHyphens/>
-        <w:bidi w:val="0"/>
-        <w:spacing w:before="0" w:after="0" w:line="360" w:lineRule="auto"/>
-        <w:jc w:val="center"/>
+        <w:pStyle w:val="38"/>
+        <w:bidi w:val="0"/>
         <w:rPr>
           <w:rFonts w:hint="default"/>
           <w:lang w:val="ru-RU"/>
@@ -5759,6 +5902,66 @@
     </w:p>
     <w:p>
       <w:pPr>
+        <w:pStyle w:val="38"/>
+        <w:bidi w:val="0"/>
+        <w:rPr>
+          <w:rFonts w:hint="default"/>
+          <w:lang w:val="ru-RU"/>
+        </w:rPr>
+      </w:pPr>
+      <w:r>
+        <w:t xml:space="preserve">Рисунок </w:t>
+      </w:r>
+      <w:r>
+        <w:rPr>
+          <w:rFonts w:hint="default"/>
+          <w:lang w:val="ru-RU"/>
+        </w:rPr>
+        <w:t xml:space="preserve">14  </w:t>
+      </w:r>
+      <w:r>
+        <w:t xml:space="preserve">– </w:t>
+      </w:r>
+      <w:r>
+        <w:rPr>
+          <w:lang w:val="ru-RU"/>
+        </w:rPr>
+        <w:t>Удаление</w:t>
+      </w:r>
+      <w:r>
+        <w:rPr>
+          <w:rFonts w:hint="default"/>
+          <w:lang w:val="ru-RU"/>
+        </w:rPr>
+        <w:t xml:space="preserve"> ветки. Часть 2</w:t>
+      </w:r>
+    </w:p>
+    <w:p>
+      <w:pPr>
+        <w:pStyle w:val="5"/>
+        <w:numPr>
+          <w:ilvl w:val="1"/>
+          <w:numId w:val="5"/>
+        </w:numPr>
+        <w:bidi w:val="0"/>
+        <w:ind w:left="0" w:leftChars="0" w:firstLine="0" w:firstLineChars="0"/>
+        <w:rPr>
+          <w:rFonts w:hint="default"/>
+          <w:lang w:val="ru-RU"/>
+        </w:rPr>
+      </w:pPr>
+      <w:bookmarkStart w:id="10" w:name="_Toc3559"/>
+      <w:r>
+        <w:rPr>
+          <w:rFonts w:hint="default"/>
+          <w:lang w:val="ru-RU"/>
+        </w:rPr>
+        <w:t>Создание Pull Request</w:t>
+      </w:r>
+      <w:bookmarkEnd w:id="10"/>
+    </w:p>
+    <w:p>
+      <w:pPr>
         <w:pStyle w:val="4"/>
         <w:widowControl/>
         <w:numPr>
@@ -5768,62 +5971,26 @@
         <w:suppressAutoHyphens/>
         <w:bidi w:val="0"/>
         <w:spacing w:before="0" w:after="0" w:line="360" w:lineRule="auto"/>
-        <w:jc w:val="center"/>
-        <w:rPr>
-          <w:rFonts w:hint="default"/>
-          <w:lang w:val="ru-RU"/>
-        </w:rPr>
-      </w:pPr>
-      <w:r>
-        <w:t xml:space="preserve">Рисунок </w:t>
-      </w:r>
-      <w:r>
-        <w:rPr>
-          <w:rFonts w:hint="default"/>
-          <w:lang w:val="ru-RU"/>
-        </w:rPr>
-        <w:t xml:space="preserve">14  </w:t>
-      </w:r>
-      <w:r>
-        <w:t xml:space="preserve">– </w:t>
-      </w:r>
-      <w:r>
-        <w:rPr>
-          <w:lang w:val="ru-RU"/>
-        </w:rPr>
-        <w:t>Удаление</w:t>
-      </w:r>
-      <w:r>
-        <w:rPr>
-          <w:rFonts w:hint="default"/>
-          <w:lang w:val="ru-RU"/>
-        </w:rPr>
-        <w:t xml:space="preserve"> ветки. Часть 2</w:t>
-      </w:r>
-    </w:p>
-    <w:p>
-      <w:pPr>
-        <w:pStyle w:val="5"/>
-        <w:numPr>
-          <w:ilvl w:val="1"/>
-          <w:numId w:val="5"/>
-        </w:numPr>
-        <w:bidi w:val="0"/>
-        <w:ind w:left="0" w:leftChars="0" w:firstLine="0" w:firstLineChars="0"/>
-        <w:rPr>
-          <w:rFonts w:hint="default"/>
-          <w:lang w:val="ru-RU"/>
-        </w:rPr>
-      </w:pPr>
-      <w:bookmarkStart w:id="10" w:name="_Toc16528"/>
-      <w:r>
-        <w:rPr>
-          <w:rFonts w:hint="default"/>
-          <w:lang w:val="ru-RU"/>
-        </w:rPr>
-        <w:t>Создание Pull Request</w:t>
-      </w:r>
-      <w:bookmarkEnd w:id="10"/>
+        <w:jc w:val="both"/>
+        <w:rPr>
+          <w:rFonts w:hint="default"/>
+          <w:lang w:val="ru-RU"/>
+        </w:rPr>
+      </w:pPr>
+      <w:r>
+        <w:rPr>
+          <w:rFonts w:hint="default"/>
+          <w:lang w:val="ru-RU"/>
+        </w:rPr>
+        <w:tab/>
+      </w:r>
+      <w:r>
+        <w:rPr>
+          <w:rFonts w:hint="default"/>
+          <w:lang w:val="ru-RU"/>
+        </w:rPr>
+        <w:t>Цель: проверить процесс создания Pull Request для слияния изменений из одной ветки в другую.</w:t>
+      </w:r>
     </w:p>
     <w:p>
       <w:pPr>
@@ -5854,7 +6021,7 @@
           <w:rFonts w:hint="default"/>
           <w:lang w:val="ru-RU"/>
         </w:rPr>
-        <w:t>Цель: проверить процесс создания Pull Request для слияния изменений из одной ветки в другую.</w:t>
+        <w:t>Ожидаемый результат: Pull Request создаётся, открыт и отображается в списке Pull Request'ов.</w:t>
       </w:r>
     </w:p>
     <w:p>
@@ -5886,39 +6053,21 @@
           <w:rFonts w:hint="default"/>
           <w:lang w:val="ru-RU"/>
         </w:rPr>
-        <w:t>Ожидаемый результат: Pull Request создаётся, открыт и отображается в списке Pull Request'ов.</w:t>
-      </w:r>
-    </w:p>
-    <w:p>
-      <w:pPr>
-        <w:pStyle w:val="4"/>
-        <w:widowControl/>
-        <w:numPr>
-          <w:ilvl w:val="0"/>
-          <w:numId w:val="0"/>
-        </w:numPr>
-        <w:suppressAutoHyphens/>
-        <w:bidi w:val="0"/>
-        <w:spacing w:before="0" w:after="0" w:line="360" w:lineRule="auto"/>
-        <w:jc w:val="both"/>
-        <w:rPr>
-          <w:rFonts w:hint="default"/>
-          <w:lang w:val="ru-RU"/>
-        </w:rPr>
-      </w:pPr>
-      <w:r>
-        <w:rPr>
-          <w:rFonts w:hint="default"/>
-          <w:lang w:val="ru-RU"/>
-        </w:rPr>
-        <w:tab/>
-      </w:r>
-      <w:r>
-        <w:rPr>
-          <w:rFonts w:hint="default"/>
-          <w:lang w:val="ru-RU"/>
-        </w:rPr>
-        <w:t>Шаги выполнения теста показаны на рисунках 15 - 19 (рис 15 - 19 рис )</w:t>
+        <w:t xml:space="preserve">Шаги выполнения теста показаны на рисунках 15 - 19 (рис. 15, рис. 16, рис. 17, рис. 18, </w:t>
+      </w:r>
+      <w:r>
+        <w:rPr>
+          <w:rFonts w:hint="default"/>
+          <w:lang w:val="en-US"/>
+        </w:rPr>
+        <w:t xml:space="preserve"> </w:t>
+      </w:r>
+      <w:r>
+        <w:rPr>
+          <w:rFonts w:hint="default"/>
+          <w:lang w:val="ru-RU"/>
+        </w:rPr>
+        <w:t>рис. 19 )</w:t>
       </w:r>
     </w:p>
     <w:p>
@@ -6009,6 +6158,36 @@
     </w:p>
     <w:p>
       <w:pPr>
+        <w:pStyle w:val="38"/>
+        <w:bidi w:val="0"/>
+        <w:rPr>
+          <w:rFonts w:hint="default"/>
+          <w:lang w:val="ru-RU"/>
+        </w:rPr>
+      </w:pPr>
+      <w:r>
+        <w:t xml:space="preserve">Рисунок </w:t>
+      </w:r>
+      <w:r>
+        <w:rPr>
+          <w:rFonts w:hint="default"/>
+          <w:lang w:val="ru-RU"/>
+        </w:rPr>
+        <w:t xml:space="preserve">15 </w:t>
+      </w:r>
+      <w:r>
+        <w:t xml:space="preserve">– </w:t>
+      </w:r>
+      <w:r>
+        <w:rPr>
+          <w:rFonts w:hint="default"/>
+          <w:lang w:val="ru-RU"/>
+        </w:rPr>
+        <w:t>Создание Pull Request. Часть 1</w:t>
+      </w:r>
+    </w:p>
+    <w:p>
+      <w:pPr>
         <w:pStyle w:val="4"/>
         <w:widowControl/>
         <w:numPr>
@@ -6024,57 +6203,11 @@
           <w:lang w:val="ru-RU"/>
         </w:rPr>
       </w:pPr>
-      <w:r>
-        <w:t xml:space="preserve">Рисунок </w:t>
-      </w:r>
-      <w:r>
-        <w:rPr>
-          <w:rFonts w:hint="default"/>
-          <w:lang w:val="ru-RU"/>
-        </w:rPr>
-        <w:t xml:space="preserve">15 </w:t>
-      </w:r>
-      <w:r>
-        <w:t xml:space="preserve">– </w:t>
-      </w:r>
-      <w:r>
-        <w:rPr>
-          <w:rFonts w:hint="default"/>
-          <w:lang w:val="ru-RU"/>
-        </w:rPr>
-        <w:t>Создание Pull Request. Часть 1</w:t>
-      </w:r>
-    </w:p>
-    <w:p>
-      <w:pPr>
-        <w:pStyle w:val="4"/>
-        <w:widowControl/>
-        <w:numPr>
-          <w:ilvl w:val="0"/>
-          <w:numId w:val="0"/>
-        </w:numPr>
-        <w:suppressAutoHyphens/>
-        <w:bidi w:val="0"/>
-        <w:spacing w:before="0" w:after="0" w:line="360" w:lineRule="auto"/>
-        <w:jc w:val="center"/>
-        <w:rPr>
-          <w:rFonts w:hint="default"/>
-          <w:lang w:val="ru-RU"/>
-        </w:rPr>
-      </w:pPr>
-    </w:p>
-    <w:p>
-      <w:pPr>
-        <w:pStyle w:val="4"/>
-        <w:widowControl/>
-        <w:numPr>
-          <w:ilvl w:val="0"/>
-          <w:numId w:val="0"/>
-        </w:numPr>
-        <w:suppressAutoHyphens/>
-        <w:bidi w:val="0"/>
-        <w:spacing w:before="0" w:after="0" w:line="360" w:lineRule="auto"/>
-        <w:jc w:val="center"/>
+    </w:p>
+    <w:p>
+      <w:pPr>
+        <w:pStyle w:val="38"/>
+        <w:bidi w:val="0"/>
         <w:rPr>
           <w:rFonts w:hint="default"/>
           <w:lang w:val="ru-RU"/>
@@ -6127,53 +6260,21 @@
         <w:br w:type="textWrapping"/>
       </w:r>
       <w:r>
-        <w:t xml:space="preserve">Рисунок </w:t>
-      </w:r>
-      <w:r>
-        <w:rPr>
-          <w:rFonts w:hint="default"/>
-          <w:lang w:val="ru-RU"/>
-        </w:rPr>
-        <w:t xml:space="preserve">16 </w:t>
-      </w:r>
-      <w:r>
-        <w:t xml:space="preserve">– </w:t>
-      </w:r>
-      <w:r>
-        <w:rPr>
-          <w:rFonts w:hint="default"/>
-          <w:lang w:val="ru-RU"/>
-        </w:rPr>
-        <w:t>Создание Pull Request. Часть 2</w:t>
-      </w:r>
-    </w:p>
-    <w:p>
-      <w:pPr>
-        <w:pStyle w:val="4"/>
-        <w:widowControl/>
-        <w:numPr>
-          <w:ilvl w:val="0"/>
-          <w:numId w:val="0"/>
-        </w:numPr>
-        <w:suppressAutoHyphens/>
-        <w:bidi w:val="0"/>
-        <w:spacing w:before="0" w:after="0" w:line="360" w:lineRule="auto"/>
-        <w:jc w:val="center"/>
-      </w:pPr>
-    </w:p>
-    <w:p>
-      <w:pPr>
-        <w:pStyle w:val="4"/>
-        <w:widowControl/>
-        <w:numPr>
-          <w:ilvl w:val="0"/>
-          <w:numId w:val="0"/>
-        </w:numPr>
-        <w:suppressAutoHyphens/>
-        <w:bidi w:val="0"/>
-        <w:spacing w:before="0" w:after="0" w:line="360" w:lineRule="auto"/>
-        <w:jc w:val="center"/>
-        <w:rPr>
+        <w:rPr>
+          <w:rFonts w:hint="default"/>
+          <w:lang w:val="ru-RU"/>
+        </w:rPr>
+        <w:t>Рисунок 16 -- Создание Pull Request. Часть 2</w:t>
+      </w:r>
+      <w:bookmarkStart w:id="25" w:name="_GoBack"/>
+      <w:bookmarkEnd w:id="25"/>
+    </w:p>
+    <w:p>
+      <w:pPr>
+        <w:pStyle w:val="38"/>
+        <w:bidi w:val="0"/>
+        <w:rPr>
+          <w:rStyle w:val="40"/>
           <w:rFonts w:hint="default"/>
           <w:lang w:val="ru-RU"/>
         </w:rPr>
@@ -6225,24 +6326,12 @@
         <w:br w:type="textWrapping"/>
       </w:r>
       <w:r>
-        <w:t xml:space="preserve">Рисунок </w:t>
-      </w:r>
-      <w:r>
-        <w:rPr>
-          <w:rFonts w:hint="default"/>
-          <w:lang w:val="ru-RU"/>
-        </w:rPr>
-        <w:t xml:space="preserve">17 </w:t>
-      </w:r>
-      <w:r>
-        <w:t xml:space="preserve">– </w:t>
-      </w:r>
-      <w:r>
-        <w:rPr>
-          <w:rFonts w:hint="default"/>
-          <w:lang w:val="ru-RU"/>
-        </w:rPr>
-        <w:t>Создание Pull Request. Часть 3</w:t>
+        <w:rPr>
+          <w:rStyle w:val="40"/>
+          <w:rFonts w:hint="default"/>
+          <w:lang w:val="ru-RU"/>
+        </w:rPr>
+        <w:t>Рисунок 17 -- Создание Pull Request. Часть 3</w:t>
       </w:r>
     </w:p>
     <w:p>
@@ -6304,16 +6393,8 @@
     </w:p>
     <w:p>
       <w:pPr>
-        <w:pStyle w:val="4"/>
-        <w:widowControl/>
-        <w:numPr>
-          <w:ilvl w:val="0"/>
-          <w:numId w:val="0"/>
-        </w:numPr>
-        <w:suppressAutoHyphens/>
-        <w:bidi w:val="0"/>
-        <w:spacing w:before="0" w:after="0" w:line="360" w:lineRule="auto"/>
-        <w:jc w:val="center"/>
+        <w:pStyle w:val="38"/>
+        <w:bidi w:val="0"/>
         <w:rPr>
           <w:rFonts w:hint="default"/>
           <w:lang w:val="ru-RU"/>
@@ -6417,6 +6498,36 @@
     </w:p>
     <w:p>
       <w:pPr>
+        <w:pStyle w:val="38"/>
+        <w:bidi w:val="0"/>
+        <w:rPr>
+          <w:rFonts w:hint="default"/>
+          <w:lang w:val="ru-RU"/>
+        </w:rPr>
+      </w:pPr>
+      <w:r>
+        <w:t xml:space="preserve">Рисунок </w:t>
+      </w:r>
+      <w:r>
+        <w:rPr>
+          <w:rFonts w:hint="default"/>
+          <w:lang w:val="ru-RU"/>
+        </w:rPr>
+        <w:t xml:space="preserve">19 </w:t>
+      </w:r>
+      <w:r>
+        <w:t xml:space="preserve">– </w:t>
+      </w:r>
+      <w:r>
+        <w:rPr>
+          <w:rFonts w:hint="default"/>
+          <w:lang w:val="ru-RU"/>
+        </w:rPr>
+        <w:t>Создание Pull Request. Часть 5</w:t>
+      </w:r>
+    </w:p>
+    <w:p>
+      <w:pPr>
         <w:pStyle w:val="4"/>
         <w:widowControl/>
         <w:numPr>
@@ -6426,32 +6537,36 @@
         <w:suppressAutoHyphens/>
         <w:bidi w:val="0"/>
         <w:spacing w:before="0" w:after="0" w:line="360" w:lineRule="auto"/>
-        <w:jc w:val="center"/>
-        <w:rPr>
-          <w:rFonts w:hint="default"/>
-          <w:lang w:val="ru-RU"/>
-        </w:rPr>
-      </w:pPr>
-      <w:r>
-        <w:t xml:space="preserve">Рисунок </w:t>
-      </w:r>
-      <w:r>
-        <w:rPr>
-          <w:rFonts w:hint="default"/>
-          <w:lang w:val="ru-RU"/>
-        </w:rPr>
-        <w:t xml:space="preserve">19 </w:t>
-      </w:r>
-      <w:r>
-        <w:t xml:space="preserve">– </w:t>
-      </w:r>
-      <w:r>
-        <w:rPr>
-          <w:rFonts w:hint="default"/>
-          <w:lang w:val="ru-RU"/>
-        </w:rPr>
-        <w:t>Создание Pull Request. Часть 5</w:t>
-      </w:r>
+        <w:jc w:val="both"/>
+        <w:rPr>
+          <w:rFonts w:hint="default"/>
+          <w:lang w:val="ru-RU"/>
+        </w:rPr>
+      </w:pPr>
+    </w:p>
+    <w:p>
+      <w:pPr>
+        <w:pStyle w:val="5"/>
+        <w:numPr>
+          <w:ilvl w:val="1"/>
+          <w:numId w:val="5"/>
+        </w:numPr>
+        <w:bidi w:val="0"/>
+        <w:ind w:left="0" w:leftChars="0" w:firstLine="0" w:firstLineChars="0"/>
+        <w:rPr>
+          <w:rFonts w:hint="default"/>
+          <w:lang w:val="ru-RU"/>
+        </w:rPr>
+      </w:pPr>
+      <w:bookmarkStart w:id="11" w:name="_Toc2323"/>
+      <w:r>
+        <w:rPr>
+          <w:rFonts w:hint="default"/>
+          <w:lang w:val="ru-RU"/>
+        </w:rPr>
+        <w:t>Закрытие Pull Request</w:t>
+      </w:r>
+      <w:bookmarkEnd w:id="11"/>
     </w:p>
     <w:p>
       <w:pPr>
@@ -6470,30 +6585,20 @@
           <w:lang w:val="ru-RU"/>
         </w:rPr>
       </w:pPr>
-    </w:p>
-    <w:p>
-      <w:pPr>
-        <w:pStyle w:val="5"/>
-        <w:numPr>
-          <w:ilvl w:val="1"/>
-          <w:numId w:val="5"/>
-        </w:numPr>
-        <w:bidi w:val="0"/>
-        <w:ind w:left="0" w:leftChars="0" w:firstLine="0" w:firstLineChars="0"/>
-        <w:rPr>
-          <w:rFonts w:hint="default"/>
-          <w:lang w:val="ru-RU"/>
-        </w:rPr>
-      </w:pPr>
-      <w:bookmarkStart w:id="11" w:name="_Toc6925"/>
-      <w:r>
-        <w:rPr>
-          <w:rFonts w:hint="default"/>
-          <w:lang w:val="ru-RU"/>
-        </w:rPr>
-        <w:t>Закрытие Pull Request</w:t>
-      </w:r>
-      <w:bookmarkEnd w:id="11"/>
+      <w:r>
+        <w:rPr>
+          <w:rFonts w:hint="default"/>
+          <w:lang w:val="ru-RU"/>
+        </w:rPr>
+        <w:tab/>
+      </w:r>
+      <w:r>
+        <w:rPr>
+          <w:rFonts w:hint="default"/>
+          <w:lang w:val="ru-RU"/>
+        </w:rPr>
+        <w:t>Цель: проверить возможность закрытия Pull Request без слияния.</w:t>
+      </w:r>
     </w:p>
     <w:p>
       <w:pPr>
@@ -6524,8 +6629,9 @@
           <w:rFonts w:hint="default"/>
           <w:lang w:val="ru-RU"/>
         </w:rPr>
-        <w:t>Цель: проверить возможность закрытия Pull Request без слияния.</w:t>
-      </w:r>
+        <w:t>Ожидаемый результат: Pull Request закрывается и приобретает статус «Closed».</w:t>
+      </w:r>
+      <w:bookmarkEnd w:id="4"/>
     </w:p>
     <w:p>
       <w:pPr>
@@ -6556,40 +6662,7 @@
           <w:rFonts w:hint="default"/>
           <w:lang w:val="ru-RU"/>
         </w:rPr>
-        <w:t>Ожидаемый результат: Pull Request закрывается и приобретает статус «Closed».</w:t>
-      </w:r>
-      <w:bookmarkEnd w:id="4"/>
-    </w:p>
-    <w:p>
-      <w:pPr>
-        <w:pStyle w:val="4"/>
-        <w:widowControl/>
-        <w:numPr>
-          <w:ilvl w:val="0"/>
-          <w:numId w:val="0"/>
-        </w:numPr>
-        <w:suppressAutoHyphens/>
-        <w:bidi w:val="0"/>
-        <w:spacing w:before="0" w:after="0" w:line="360" w:lineRule="auto"/>
-        <w:jc w:val="both"/>
-        <w:rPr>
-          <w:rFonts w:hint="default"/>
-          <w:lang w:val="ru-RU"/>
-        </w:rPr>
-      </w:pPr>
-      <w:r>
-        <w:rPr>
-          <w:rFonts w:hint="default"/>
-          <w:lang w:val="ru-RU"/>
-        </w:rPr>
-        <w:tab/>
-      </w:r>
-      <w:r>
-        <w:rPr>
-          <w:rFonts w:hint="default"/>
-          <w:lang w:val="ru-RU"/>
-        </w:rPr>
-        <w:t>Шаги выполнения теста показаны на рисунках 20 - 22 (рис 20 - 22 рис )</w:t>
+        <w:t>Шаги выполнения теста показаны на рисунках 20 - 22 (рис. 20, рис. 21 рис. 22)</w:t>
       </w:r>
     </w:p>
     <w:p>
@@ -6651,16 +6724,8 @@
     </w:p>
     <w:p>
       <w:pPr>
-        <w:pStyle w:val="4"/>
-        <w:widowControl/>
-        <w:numPr>
-          <w:ilvl w:val="0"/>
-          <w:numId w:val="0"/>
-        </w:numPr>
-        <w:suppressAutoHyphens/>
-        <w:bidi w:val="0"/>
-        <w:spacing w:before="0" w:after="0" w:line="360" w:lineRule="auto"/>
-        <w:jc w:val="center"/>
+        <w:pStyle w:val="38"/>
+        <w:bidi w:val="0"/>
         <w:rPr>
           <w:rFonts w:hint="default"/>
           <w:lang w:val="ru-RU"/>
@@ -6770,16 +6835,8 @@
     </w:p>
     <w:p>
       <w:pPr>
-        <w:pStyle w:val="4"/>
-        <w:widowControl/>
-        <w:numPr>
-          <w:ilvl w:val="0"/>
-          <w:numId w:val="0"/>
-        </w:numPr>
-        <w:suppressAutoHyphens/>
-        <w:bidi w:val="0"/>
-        <w:spacing w:before="0" w:after="0" w:line="360" w:lineRule="auto"/>
-        <w:jc w:val="center"/>
+        <w:pStyle w:val="38"/>
+        <w:bidi w:val="0"/>
         <w:rPr>
           <w:rFonts w:hint="default"/>
           <w:lang w:val="ru-RU"/>
@@ -6889,16 +6946,8 @@
     </w:p>
     <w:p>
       <w:pPr>
-        <w:pStyle w:val="4"/>
-        <w:widowControl/>
-        <w:numPr>
-          <w:ilvl w:val="0"/>
-          <w:numId w:val="0"/>
-        </w:numPr>
-        <w:suppressAutoHyphens/>
-        <w:bidi w:val="0"/>
-        <w:spacing w:before="0" w:after="0" w:line="360" w:lineRule="auto"/>
-        <w:jc w:val="center"/>
+        <w:pStyle w:val="38"/>
+        <w:bidi w:val="0"/>
         <w:rPr>
           <w:rFonts w:hint="default"/>
           <w:lang w:val="ru-RU"/>
@@ -6952,7 +7001,7 @@
           <w:lang w:val="ru-RU"/>
         </w:rPr>
       </w:pPr>
-      <w:bookmarkStart w:id="12" w:name="_Toc1399"/>
+      <w:bookmarkStart w:id="12" w:name="_Toc10881"/>
       <w:r>
         <w:rPr>
           <w:rFonts w:hint="default"/>
@@ -6961,6 +7010,22 @@
         <w:t>Результат выполнения тестов</w:t>
       </w:r>
       <w:bookmarkEnd w:id="12"/>
+    </w:p>
+    <w:p>
+      <w:pPr>
+        <w:pStyle w:val="4"/>
+        <w:rPr>
+          <w:rFonts w:hint="default"/>
+          <w:lang w:val="ru-RU"/>
+        </w:rPr>
+      </w:pPr>
+      <w:r>
+        <w:rPr>
+          <w:rFonts w:hint="default"/>
+          <w:lang w:val="ru-RU"/>
+        </w:rPr>
+        <w:t>Результат выполнения тестов (рис. 23).</w:t>
+      </w:r>
     </w:p>
     <w:p>
       <w:pPr>
@@ -7039,16 +7104,8 @@
     </w:p>
     <w:p>
       <w:pPr>
-        <w:pStyle w:val="4"/>
-        <w:widowControl/>
-        <w:numPr>
-          <w:ilvl w:val="0"/>
-          <w:numId w:val="0"/>
-        </w:numPr>
-        <w:suppressAutoHyphens/>
-        <w:bidi w:val="0"/>
-        <w:spacing w:before="0" w:after="0" w:line="360" w:lineRule="auto"/>
-        <w:jc w:val="center"/>
+        <w:pStyle w:val="38"/>
+        <w:bidi w:val="0"/>
         <w:rPr>
           <w:rFonts w:hint="default"/>
           <w:lang w:val="ru-RU"/>
@@ -7089,7 +7146,7 @@
         <w:spacing w:before="0" w:after="0"/>
         <w:ind w:firstLine="0"/>
       </w:pPr>
-      <w:bookmarkStart w:id="13" w:name="_Toc19337"/>
+      <w:bookmarkStart w:id="13" w:name="_Toc15183"/>
       <w:r>
         <w:t>2 РЕЗУЛЬТАТЫ РАБОТЫ</w:t>
       </w:r>
@@ -7107,7 +7164,7 @@
         </w:numPr>
         <w:ind w:leftChars="0"/>
       </w:pPr>
-      <w:bookmarkStart w:id="14" w:name="_Toc20627"/>
+      <w:bookmarkStart w:id="14" w:name="_Toc24526"/>
       <w:r>
         <w:t>2.1. Формулировка задачи 1</w:t>
       </w:r>
@@ -8304,7 +8361,7 @@
         </w:numPr>
         <w:ind w:firstLine="0"/>
       </w:pPr>
-      <w:bookmarkStart w:id="15" w:name="_Toc17956"/>
+      <w:bookmarkStart w:id="15" w:name="_Toc2825"/>
       <w:r>
         <w:t>2.2. Формулировка задачи 2</w:t>
       </w:r>
@@ -8319,148 +8376,56 @@
     </w:p>
     <w:p>
       <w:pPr>
-        <w:pStyle w:val="23"/>
-        <w:keepNext w:val="0"/>
-        <w:keepLines w:val="0"/>
-        <w:widowControl/>
-        <w:suppressLineNumbers w:val="0"/>
-        <w:pBdr>
-          <w:top w:val="none" w:color="auto" w:sz="0" w:space="0"/>
-          <w:left w:val="none" w:color="auto" w:sz="0" w:space="0"/>
-          <w:bottom w:val="none" w:color="auto" w:sz="0" w:space="0"/>
-          <w:right w:val="none" w:color="auto" w:sz="0" w:space="0"/>
-          <w:between w:val="none" w:color="auto" w:sz="0" w:space="0"/>
-        </w:pBdr>
-        <w:tabs>
-          <w:tab w:val="left" w:pos="567"/>
-        </w:tabs>
-        <w:spacing w:before="0" w:beforeAutospacing="0" w:after="0" w:afterAutospacing="0" w:line="360" w:lineRule="auto"/>
-        <w:ind w:left="0" w:right="0" w:firstLine="700"/>
-        <w:jc w:val="both"/>
-      </w:pPr>
-      <w:r>
-        <w:rPr>
-          <w:rFonts w:hint="default" w:ascii="Times New Roman" w:hAnsi="Times New Roman" w:cs="Times New Roman"/>
-          <w:color w:val="000000"/>
-          <w:sz w:val="28"/>
-          <w:szCs w:val="28"/>
+        <w:pStyle w:val="4"/>
+        <w:bidi w:val="0"/>
+      </w:pPr>
+      <w:r>
+        <w:rPr>
+          <w:rFonts w:hint="default"/>
         </w:rPr>
         <w:t>BasePage.java</w:t>
       </w:r>
     </w:p>
     <w:p>
       <w:pPr>
-        <w:pStyle w:val="23"/>
-        <w:keepNext w:val="0"/>
-        <w:keepLines w:val="0"/>
-        <w:widowControl/>
-        <w:suppressLineNumbers w:val="0"/>
-        <w:pBdr>
-          <w:top w:val="none" w:color="auto" w:sz="0" w:space="0"/>
-          <w:left w:val="none" w:color="auto" w:sz="0" w:space="0"/>
-          <w:bottom w:val="none" w:color="auto" w:sz="0" w:space="0"/>
-          <w:right w:val="none" w:color="auto" w:sz="0" w:space="0"/>
-          <w:between w:val="none" w:color="auto" w:sz="0" w:space="0"/>
-        </w:pBdr>
-        <w:tabs>
-          <w:tab w:val="left" w:pos="567"/>
-        </w:tabs>
-        <w:spacing w:before="0" w:beforeAutospacing="0" w:after="0" w:afterAutospacing="0" w:line="360" w:lineRule="auto"/>
-        <w:ind w:left="0" w:firstLine="700"/>
-        <w:jc w:val="both"/>
-      </w:pPr>
-      <w:r>
-        <w:rPr>
-          <w:rFonts w:hint="default" w:ascii="Times New Roman" w:hAnsi="Times New Roman" w:cs="Times New Roman"/>
-          <w:color w:val="000000"/>
-          <w:sz w:val="28"/>
-          <w:szCs w:val="28"/>
+        <w:pStyle w:val="4"/>
+        <w:bidi w:val="0"/>
+      </w:pPr>
+      <w:r>
+        <w:rPr>
+          <w:rFonts w:hint="default"/>
         </w:rPr>
         <w:t>Базовый класс для всех страниц.</w:t>
       </w:r>
     </w:p>
     <w:p>
       <w:pPr>
-        <w:pStyle w:val="23"/>
-        <w:keepNext w:val="0"/>
-        <w:keepLines w:val="0"/>
-        <w:widowControl/>
-        <w:suppressLineNumbers w:val="0"/>
-        <w:pBdr>
-          <w:top w:val="none" w:color="auto" w:sz="0" w:space="0"/>
-          <w:left w:val="none" w:color="auto" w:sz="0" w:space="0"/>
-          <w:bottom w:val="none" w:color="auto" w:sz="0" w:space="0"/>
-          <w:right w:val="none" w:color="auto" w:sz="0" w:space="0"/>
-          <w:between w:val="none" w:color="auto" w:sz="0" w:space="0"/>
-        </w:pBdr>
-        <w:tabs>
-          <w:tab w:val="left" w:pos="567"/>
-        </w:tabs>
-        <w:spacing w:before="0" w:beforeAutospacing="0" w:after="0" w:afterAutospacing="0" w:line="360" w:lineRule="auto"/>
-        <w:ind w:left="0" w:firstLine="700"/>
-        <w:jc w:val="both"/>
-      </w:pPr>
-      <w:r>
-        <w:rPr>
-          <w:rFonts w:hint="default" w:ascii="Times New Roman" w:hAnsi="Times New Roman" w:cs="Times New Roman"/>
-          <w:color w:val="000000"/>
-          <w:sz w:val="28"/>
-          <w:szCs w:val="28"/>
+        <w:pStyle w:val="4"/>
+        <w:bidi w:val="0"/>
+      </w:pPr>
+      <w:r>
+        <w:rPr>
+          <w:rFonts w:hint="default"/>
         </w:rPr>
         <w:t>Методы:</w:t>
       </w:r>
     </w:p>
     <w:p>
       <w:pPr>
-        <w:pStyle w:val="23"/>
-        <w:keepNext w:val="0"/>
-        <w:keepLines w:val="0"/>
-        <w:widowControl/>
-        <w:suppressLineNumbers w:val="0"/>
-        <w:pBdr>
-          <w:top w:val="none" w:color="auto" w:sz="0" w:space="0"/>
-          <w:left w:val="none" w:color="auto" w:sz="0" w:space="0"/>
-          <w:bottom w:val="none" w:color="auto" w:sz="0" w:space="0"/>
-          <w:right w:val="none" w:color="auto" w:sz="0" w:space="0"/>
-          <w:between w:val="none" w:color="auto" w:sz="0" w:space="0"/>
-        </w:pBdr>
-        <w:tabs>
-          <w:tab w:val="left" w:pos="567"/>
-        </w:tabs>
-        <w:spacing w:before="0" w:beforeAutospacing="0" w:after="0" w:afterAutospacing="0" w:line="360" w:lineRule="auto"/>
-        <w:ind w:left="0" w:firstLine="700"/>
-        <w:jc w:val="both"/>
-      </w:pPr>
-      <w:r>
-        <w:rPr>
-          <w:rFonts w:hint="default" w:ascii="Times New Roman" w:hAnsi="Times New Roman" w:cs="Times New Roman"/>
-          <w:color w:val="000000"/>
-          <w:sz w:val="28"/>
-          <w:szCs w:val="28"/>
+        <w:pStyle w:val="4"/>
+        <w:bidi w:val="0"/>
+      </w:pPr>
+      <w:r>
+        <w:rPr>
+          <w:rFonts w:hint="default"/>
         </w:rPr>
         <w:t>isLoaded() — проверяет, загружена ли страница (проверка видимости body)</w:t>
       </w:r>
     </w:p>
     <w:p>
       <w:pPr>
-        <w:pStyle w:val="23"/>
-        <w:keepNext w:val="0"/>
-        <w:keepLines w:val="0"/>
-        <w:widowControl/>
-        <w:suppressLineNumbers w:val="0"/>
-        <w:pBdr>
-          <w:top w:val="none" w:color="auto" w:sz="0" w:space="0"/>
-          <w:left w:val="none" w:color="auto" w:sz="0" w:space="0"/>
-          <w:bottom w:val="none" w:color="auto" w:sz="0" w:space="0"/>
-          <w:right w:val="none" w:color="auto" w:sz="0" w:space="0"/>
-          <w:between w:val="none" w:color="auto" w:sz="0" w:space="0"/>
-        </w:pBdr>
-        <w:tabs>
-          <w:tab w:val="left" w:pos="567"/>
-        </w:tabs>
-        <w:spacing w:before="0" w:beforeAutospacing="0" w:after="0" w:afterAutospacing="0" w:line="360" w:lineRule="auto"/>
-        <w:ind w:left="0" w:firstLine="700"/>
-        <w:jc w:val="both"/>
+        <w:pStyle w:val="4"/>
+        <w:bidi w:val="0"/>
       </w:pPr>
       <w:r>
         <w:t> </w:t>
@@ -8468,179 +8433,68 @@
     </w:p>
     <w:p>
       <w:pPr>
-        <w:pStyle w:val="23"/>
-        <w:keepNext w:val="0"/>
-        <w:keepLines w:val="0"/>
-        <w:widowControl/>
-        <w:suppressLineNumbers w:val="0"/>
-        <w:pBdr>
-          <w:top w:val="none" w:color="auto" w:sz="0" w:space="0"/>
-          <w:left w:val="none" w:color="auto" w:sz="0" w:space="0"/>
-          <w:bottom w:val="none" w:color="auto" w:sz="0" w:space="0"/>
-          <w:right w:val="none" w:color="auto" w:sz="0" w:space="0"/>
-          <w:between w:val="none" w:color="auto" w:sz="0" w:space="0"/>
-        </w:pBdr>
-        <w:tabs>
-          <w:tab w:val="left" w:pos="567"/>
-        </w:tabs>
-        <w:spacing w:before="0" w:beforeAutospacing="0" w:after="0" w:afterAutospacing="0" w:line="360" w:lineRule="auto"/>
-        <w:ind w:left="0" w:firstLine="700"/>
-        <w:jc w:val="both"/>
-      </w:pPr>
-      <w:r>
-        <w:rPr>
-          <w:rFonts w:hint="default" w:ascii="Times New Roman" w:hAnsi="Times New Roman" w:cs="Times New Roman"/>
-          <w:color w:val="000000"/>
-          <w:sz w:val="28"/>
-          <w:szCs w:val="28"/>
+        <w:pStyle w:val="4"/>
+        <w:bidi w:val="0"/>
+      </w:pPr>
+      <w:r>
+        <w:rPr>
+          <w:rFonts w:hint="default"/>
         </w:rPr>
         <w:t>BaseModal.java</w:t>
       </w:r>
     </w:p>
     <w:p>
       <w:pPr>
-        <w:pStyle w:val="23"/>
-        <w:keepNext w:val="0"/>
-        <w:keepLines w:val="0"/>
-        <w:widowControl/>
-        <w:suppressLineNumbers w:val="0"/>
-        <w:pBdr>
-          <w:top w:val="none" w:color="auto" w:sz="0" w:space="0"/>
-          <w:left w:val="none" w:color="auto" w:sz="0" w:space="0"/>
-          <w:bottom w:val="none" w:color="auto" w:sz="0" w:space="0"/>
-          <w:right w:val="none" w:color="auto" w:sz="0" w:space="0"/>
-          <w:between w:val="none" w:color="auto" w:sz="0" w:space="0"/>
-        </w:pBdr>
-        <w:tabs>
-          <w:tab w:val="left" w:pos="567"/>
-        </w:tabs>
-        <w:spacing w:before="0" w:beforeAutospacing="0" w:after="0" w:afterAutospacing="0" w:line="360" w:lineRule="auto"/>
-        <w:ind w:left="0" w:firstLine="700"/>
-        <w:jc w:val="both"/>
-      </w:pPr>
-      <w:r>
-        <w:rPr>
-          <w:rFonts w:hint="default" w:ascii="Times New Roman" w:hAnsi="Times New Roman" w:cs="Times New Roman"/>
-          <w:color w:val="000000"/>
-          <w:sz w:val="28"/>
-          <w:szCs w:val="28"/>
+        <w:pStyle w:val="4"/>
+        <w:bidi w:val="0"/>
+      </w:pPr>
+      <w:r>
+        <w:rPr>
+          <w:rFonts w:hint="default"/>
         </w:rPr>
         <w:t>Базовый класс для всех модальных окон.</w:t>
       </w:r>
     </w:p>
     <w:p>
       <w:pPr>
-        <w:pStyle w:val="23"/>
-        <w:keepNext w:val="0"/>
-        <w:keepLines w:val="0"/>
-        <w:widowControl/>
-        <w:suppressLineNumbers w:val="0"/>
-        <w:pBdr>
-          <w:top w:val="none" w:color="auto" w:sz="0" w:space="0"/>
-          <w:left w:val="none" w:color="auto" w:sz="0" w:space="0"/>
-          <w:bottom w:val="none" w:color="auto" w:sz="0" w:space="0"/>
-          <w:right w:val="none" w:color="auto" w:sz="0" w:space="0"/>
-          <w:between w:val="none" w:color="auto" w:sz="0" w:space="0"/>
-        </w:pBdr>
-        <w:tabs>
-          <w:tab w:val="left" w:pos="567"/>
-        </w:tabs>
-        <w:spacing w:before="0" w:beforeAutospacing="0" w:after="0" w:afterAutospacing="0" w:line="360" w:lineRule="auto"/>
-        <w:ind w:left="0" w:firstLine="700"/>
-        <w:jc w:val="both"/>
-      </w:pPr>
-      <w:r>
-        <w:rPr>
-          <w:rFonts w:hint="default" w:ascii="Times New Roman" w:hAnsi="Times New Roman" w:cs="Times New Roman"/>
-          <w:color w:val="000000"/>
-          <w:sz w:val="28"/>
-          <w:szCs w:val="28"/>
+        <w:pStyle w:val="4"/>
+        <w:bidi w:val="0"/>
+      </w:pPr>
+      <w:r>
+        <w:rPr>
+          <w:rFonts w:hint="default"/>
         </w:rPr>
         <w:t>Методы:</w:t>
       </w:r>
     </w:p>
     <w:p>
       <w:pPr>
-        <w:pStyle w:val="23"/>
-        <w:keepNext w:val="0"/>
-        <w:keepLines w:val="0"/>
-        <w:widowControl/>
-        <w:suppressLineNumbers w:val="0"/>
-        <w:pBdr>
-          <w:top w:val="none" w:color="auto" w:sz="0" w:space="0"/>
-          <w:left w:val="none" w:color="auto" w:sz="0" w:space="0"/>
-          <w:bottom w:val="none" w:color="auto" w:sz="0" w:space="0"/>
-          <w:right w:val="none" w:color="auto" w:sz="0" w:space="0"/>
-          <w:between w:val="none" w:color="auto" w:sz="0" w:space="0"/>
-        </w:pBdr>
-        <w:tabs>
-          <w:tab w:val="left" w:pos="567"/>
-        </w:tabs>
-        <w:spacing w:before="0" w:beforeAutospacing="0" w:after="0" w:afterAutospacing="0" w:line="360" w:lineRule="auto"/>
-        <w:ind w:left="0" w:firstLine="700"/>
-        <w:jc w:val="both"/>
-      </w:pPr>
-      <w:r>
-        <w:rPr>
-          <w:rFonts w:hint="default" w:ascii="Times New Roman" w:hAnsi="Times New Roman" w:cs="Times New Roman"/>
-          <w:color w:val="000000"/>
-          <w:sz w:val="28"/>
-          <w:szCs w:val="28"/>
+        <w:pStyle w:val="4"/>
+        <w:bidi w:val="0"/>
+      </w:pPr>
+      <w:r>
+        <w:rPr>
+          <w:rFonts w:hint="default"/>
         </w:rPr>
         <w:t xml:space="preserve">waitForOpen() — ожидает открытия модального окна </w:t>
       </w:r>
     </w:p>
     <w:p>
       <w:pPr>
-        <w:pStyle w:val="23"/>
-        <w:keepNext w:val="0"/>
-        <w:keepLines w:val="0"/>
-        <w:widowControl/>
-        <w:suppressLineNumbers w:val="0"/>
-        <w:pBdr>
-          <w:top w:val="none" w:color="auto" w:sz="0" w:space="0"/>
-          <w:left w:val="none" w:color="auto" w:sz="0" w:space="0"/>
-          <w:bottom w:val="none" w:color="auto" w:sz="0" w:space="0"/>
-          <w:right w:val="none" w:color="auto" w:sz="0" w:space="0"/>
-          <w:between w:val="none" w:color="auto" w:sz="0" w:space="0"/>
-        </w:pBdr>
-        <w:tabs>
-          <w:tab w:val="left" w:pos="567"/>
-        </w:tabs>
-        <w:spacing w:before="0" w:beforeAutospacing="0" w:after="0" w:afterAutospacing="0" w:line="360" w:lineRule="auto"/>
-        <w:ind w:left="0" w:firstLine="700"/>
-        <w:jc w:val="both"/>
-      </w:pPr>
-      <w:r>
-        <w:rPr>
-          <w:rFonts w:hint="default" w:ascii="Times New Roman" w:hAnsi="Times New Roman" w:cs="Times New Roman"/>
-          <w:color w:val="000000"/>
-          <w:sz w:val="28"/>
-          <w:szCs w:val="28"/>
+        <w:pStyle w:val="4"/>
+        <w:bidi w:val="0"/>
+      </w:pPr>
+      <w:r>
+        <w:rPr>
+          <w:rFonts w:hint="default"/>
         </w:rPr>
         <w:t>waitForClose() — ожидает закрытия модального окна</w:t>
       </w:r>
     </w:p>
     <w:p>
       <w:pPr>
-        <w:pStyle w:val="23"/>
-        <w:keepNext w:val="0"/>
-        <w:keepLines w:val="0"/>
-        <w:widowControl/>
-        <w:suppressLineNumbers w:val="0"/>
-        <w:pBdr>
-          <w:top w:val="none" w:color="auto" w:sz="0" w:space="0"/>
-          <w:left w:val="none" w:color="auto" w:sz="0" w:space="0"/>
-          <w:bottom w:val="none" w:color="auto" w:sz="0" w:space="0"/>
-          <w:right w:val="none" w:color="auto" w:sz="0" w:space="0"/>
-          <w:between w:val="none" w:color="auto" w:sz="0" w:space="0"/>
-        </w:pBdr>
-        <w:tabs>
-          <w:tab w:val="left" w:pos="567"/>
-        </w:tabs>
-        <w:spacing w:before="0" w:beforeAutospacing="0" w:after="0" w:afterAutospacing="0" w:line="360" w:lineRule="auto"/>
-        <w:ind w:left="0" w:firstLine="700"/>
-        <w:jc w:val="both"/>
+        <w:pStyle w:val="4"/>
+        <w:bidi w:val="0"/>
       </w:pPr>
       <w:r>
         <w:t> </w:t>
@@ -8648,303 +8502,116 @@
     </w:p>
     <w:p>
       <w:pPr>
-        <w:pStyle w:val="23"/>
-        <w:keepNext w:val="0"/>
-        <w:keepLines w:val="0"/>
-        <w:widowControl/>
-        <w:suppressLineNumbers w:val="0"/>
-        <w:pBdr>
-          <w:top w:val="none" w:color="auto" w:sz="0" w:space="0"/>
-          <w:left w:val="none" w:color="auto" w:sz="0" w:space="0"/>
-          <w:bottom w:val="none" w:color="auto" w:sz="0" w:space="0"/>
-          <w:right w:val="none" w:color="auto" w:sz="0" w:space="0"/>
-          <w:between w:val="none" w:color="auto" w:sz="0" w:space="0"/>
-        </w:pBdr>
-        <w:tabs>
-          <w:tab w:val="left" w:pos="567"/>
-        </w:tabs>
-        <w:spacing w:before="0" w:beforeAutospacing="0" w:after="0" w:afterAutospacing="0" w:line="360" w:lineRule="auto"/>
-        <w:ind w:left="0" w:firstLine="700"/>
-        <w:jc w:val="both"/>
-      </w:pPr>
-      <w:r>
-        <w:rPr>
-          <w:rFonts w:hint="default" w:ascii="Times New Roman" w:hAnsi="Times New Roman" w:cs="Times New Roman"/>
-          <w:color w:val="000000"/>
-          <w:sz w:val="28"/>
-          <w:szCs w:val="28"/>
+        <w:pStyle w:val="4"/>
+        <w:bidi w:val="0"/>
+      </w:pPr>
+      <w:r>
+        <w:rPr>
+          <w:rFonts w:hint="default"/>
         </w:rPr>
         <w:t>BranchesPage.java</w:t>
       </w:r>
     </w:p>
     <w:p>
       <w:pPr>
-        <w:pStyle w:val="23"/>
-        <w:keepNext w:val="0"/>
-        <w:keepLines w:val="0"/>
-        <w:widowControl/>
-        <w:suppressLineNumbers w:val="0"/>
-        <w:pBdr>
-          <w:top w:val="none" w:color="auto" w:sz="0" w:space="0"/>
-          <w:left w:val="none" w:color="auto" w:sz="0" w:space="0"/>
-          <w:bottom w:val="none" w:color="auto" w:sz="0" w:space="0"/>
-          <w:right w:val="none" w:color="auto" w:sz="0" w:space="0"/>
-          <w:between w:val="none" w:color="auto" w:sz="0" w:space="0"/>
-        </w:pBdr>
-        <w:tabs>
-          <w:tab w:val="left" w:pos="567"/>
-        </w:tabs>
-        <w:spacing w:before="0" w:beforeAutospacing="0" w:after="0" w:afterAutospacing="0" w:line="360" w:lineRule="auto"/>
-        <w:ind w:left="0" w:firstLine="700"/>
-        <w:jc w:val="both"/>
-      </w:pPr>
-      <w:r>
-        <w:rPr>
-          <w:rFonts w:hint="default" w:ascii="Times New Roman" w:hAnsi="Times New Roman" w:cs="Times New Roman"/>
-          <w:color w:val="000000"/>
-          <w:sz w:val="28"/>
-          <w:szCs w:val="28"/>
+        <w:pStyle w:val="4"/>
+        <w:bidi w:val="0"/>
+      </w:pPr>
+      <w:r>
+        <w:rPr>
+          <w:rFonts w:hint="default"/>
         </w:rPr>
         <w:t>Страница со списком веток репозитория.</w:t>
       </w:r>
     </w:p>
     <w:p>
       <w:pPr>
-        <w:pStyle w:val="23"/>
-        <w:keepNext w:val="0"/>
-        <w:keepLines w:val="0"/>
-        <w:widowControl/>
-        <w:suppressLineNumbers w:val="0"/>
-        <w:pBdr>
-          <w:top w:val="none" w:color="auto" w:sz="0" w:space="0"/>
-          <w:left w:val="none" w:color="auto" w:sz="0" w:space="0"/>
-          <w:bottom w:val="none" w:color="auto" w:sz="0" w:space="0"/>
-          <w:right w:val="none" w:color="auto" w:sz="0" w:space="0"/>
-          <w:between w:val="none" w:color="auto" w:sz="0" w:space="0"/>
-        </w:pBdr>
-        <w:tabs>
-          <w:tab w:val="left" w:pos="567"/>
-        </w:tabs>
-        <w:spacing w:before="0" w:beforeAutospacing="0" w:after="0" w:afterAutospacing="0" w:line="360" w:lineRule="auto"/>
-        <w:ind w:left="0" w:firstLine="700"/>
-        <w:jc w:val="both"/>
-      </w:pPr>
-      <w:r>
-        <w:rPr>
-          <w:rFonts w:hint="default" w:ascii="Times New Roman" w:hAnsi="Times New Roman" w:cs="Times New Roman"/>
-          <w:color w:val="000000"/>
-          <w:sz w:val="28"/>
-          <w:szCs w:val="28"/>
+        <w:pStyle w:val="4"/>
+        <w:bidi w:val="0"/>
+      </w:pPr>
+      <w:r>
+        <w:rPr>
+          <w:rFonts w:hint="default"/>
         </w:rPr>
         <w:t>Методы:</w:t>
       </w:r>
     </w:p>
     <w:p>
       <w:pPr>
-        <w:pStyle w:val="23"/>
-        <w:keepNext w:val="0"/>
-        <w:keepLines w:val="0"/>
-        <w:widowControl/>
-        <w:suppressLineNumbers w:val="0"/>
-        <w:pBdr>
-          <w:top w:val="none" w:color="auto" w:sz="0" w:space="0"/>
-          <w:left w:val="none" w:color="auto" w:sz="0" w:space="0"/>
-          <w:bottom w:val="none" w:color="auto" w:sz="0" w:space="0"/>
-          <w:right w:val="none" w:color="auto" w:sz="0" w:space="0"/>
-          <w:between w:val="none" w:color="auto" w:sz="0" w:space="0"/>
-        </w:pBdr>
-        <w:tabs>
-          <w:tab w:val="left" w:pos="567"/>
-        </w:tabs>
-        <w:spacing w:before="0" w:beforeAutospacing="0" w:after="0" w:afterAutospacing="0" w:line="360" w:lineRule="auto"/>
-        <w:ind w:left="0" w:firstLine="700"/>
-        <w:jc w:val="both"/>
-      </w:pPr>
-      <w:r>
-        <w:rPr>
-          <w:rFonts w:hint="default" w:ascii="Times New Roman" w:hAnsi="Times New Roman" w:cs="Times New Roman"/>
-          <w:color w:val="000000"/>
-          <w:sz w:val="28"/>
-          <w:szCs w:val="28"/>
+        <w:pStyle w:val="4"/>
+        <w:bidi w:val="0"/>
+      </w:pPr>
+      <w:r>
+        <w:rPr>
+          <w:rFonts w:hint="default"/>
         </w:rPr>
         <w:t>clickNewBranchButton() — нажимает кнопку "New branch"</w:t>
       </w:r>
     </w:p>
     <w:p>
       <w:pPr>
-        <w:pStyle w:val="23"/>
-        <w:keepNext w:val="0"/>
-        <w:keepLines w:val="0"/>
-        <w:widowControl/>
-        <w:suppressLineNumbers w:val="0"/>
-        <w:pBdr>
-          <w:top w:val="none" w:color="auto" w:sz="0" w:space="0"/>
-          <w:left w:val="none" w:color="auto" w:sz="0" w:space="0"/>
-          <w:bottom w:val="none" w:color="auto" w:sz="0" w:space="0"/>
-          <w:right w:val="none" w:color="auto" w:sz="0" w:space="0"/>
-          <w:between w:val="none" w:color="auto" w:sz="0" w:space="0"/>
-        </w:pBdr>
-        <w:tabs>
-          <w:tab w:val="left" w:pos="567"/>
-        </w:tabs>
-        <w:spacing w:before="0" w:beforeAutospacing="0" w:after="0" w:afterAutospacing="0" w:line="360" w:lineRule="auto"/>
-        <w:ind w:left="0" w:firstLine="700"/>
-        <w:jc w:val="both"/>
-      </w:pPr>
-      <w:r>
-        <w:rPr>
-          <w:rFonts w:hint="default" w:ascii="Times New Roman" w:hAnsi="Times New Roman" w:cs="Times New Roman"/>
-          <w:color w:val="000000"/>
-          <w:sz w:val="28"/>
-          <w:szCs w:val="28"/>
+        <w:pStyle w:val="4"/>
+        <w:bidi w:val="0"/>
+      </w:pPr>
+      <w:r>
+        <w:rPr>
+          <w:rFonts w:hint="default"/>
         </w:rPr>
         <w:t>setBranchName(String branchName) — устанавливает имя новой ветки</w:t>
       </w:r>
     </w:p>
     <w:p>
       <w:pPr>
-        <w:pStyle w:val="23"/>
-        <w:keepNext w:val="0"/>
-        <w:keepLines w:val="0"/>
-        <w:widowControl/>
-        <w:suppressLineNumbers w:val="0"/>
-        <w:pBdr>
-          <w:top w:val="none" w:color="auto" w:sz="0" w:space="0"/>
-          <w:left w:val="none" w:color="auto" w:sz="0" w:space="0"/>
-          <w:bottom w:val="none" w:color="auto" w:sz="0" w:space="0"/>
-          <w:right w:val="none" w:color="auto" w:sz="0" w:space="0"/>
-          <w:between w:val="none" w:color="auto" w:sz="0" w:space="0"/>
-        </w:pBdr>
-        <w:tabs>
-          <w:tab w:val="left" w:pos="567"/>
-        </w:tabs>
-        <w:spacing w:before="0" w:beforeAutospacing="0" w:after="0" w:afterAutospacing="0" w:line="360" w:lineRule="auto"/>
-        <w:ind w:left="0" w:firstLine="700"/>
-        <w:jc w:val="both"/>
-      </w:pPr>
-      <w:r>
-        <w:rPr>
-          <w:rFonts w:hint="default" w:ascii="Times New Roman" w:hAnsi="Times New Roman" w:cs="Times New Roman"/>
-          <w:color w:val="000000"/>
-          <w:sz w:val="28"/>
-          <w:szCs w:val="28"/>
+        <w:pStyle w:val="4"/>
+        <w:bidi w:val="0"/>
+      </w:pPr>
+      <w:r>
+        <w:rPr>
+          <w:rFonts w:hint="default"/>
         </w:rPr>
         <w:t>clickCreateNewBranch() — нажимает кнопку "Create new branch"</w:t>
       </w:r>
     </w:p>
     <w:p>
       <w:pPr>
-        <w:pStyle w:val="23"/>
-        <w:keepNext w:val="0"/>
-        <w:keepLines w:val="0"/>
-        <w:widowControl/>
-        <w:suppressLineNumbers w:val="0"/>
-        <w:pBdr>
-          <w:top w:val="none" w:color="auto" w:sz="0" w:space="0"/>
-          <w:left w:val="none" w:color="auto" w:sz="0" w:space="0"/>
-          <w:bottom w:val="none" w:color="auto" w:sz="0" w:space="0"/>
-          <w:right w:val="none" w:color="auto" w:sz="0" w:space="0"/>
-          <w:between w:val="none" w:color="auto" w:sz="0" w:space="0"/>
-        </w:pBdr>
-        <w:tabs>
-          <w:tab w:val="left" w:pos="567"/>
-        </w:tabs>
-        <w:spacing w:before="0" w:beforeAutospacing="0" w:after="0" w:afterAutospacing="0" w:line="360" w:lineRule="auto"/>
-        <w:ind w:left="0" w:firstLine="700"/>
-        <w:jc w:val="both"/>
-      </w:pPr>
-      <w:r>
-        <w:rPr>
-          <w:rFonts w:hint="default" w:ascii="Times New Roman" w:hAnsi="Times New Roman" w:cs="Times New Roman"/>
-          <w:color w:val="000000"/>
-          <w:sz w:val="28"/>
-          <w:szCs w:val="28"/>
+        <w:pStyle w:val="4"/>
+        <w:bidi w:val="0"/>
+      </w:pPr>
+      <w:r>
+        <w:rPr>
+          <w:rFonts w:hint="default"/>
         </w:rPr>
         <w:t>deleteBranch(String branchName) — удаляет ветку по имени</w:t>
       </w:r>
     </w:p>
     <w:p>
       <w:pPr>
-        <w:pStyle w:val="23"/>
-        <w:keepNext w:val="0"/>
-        <w:keepLines w:val="0"/>
-        <w:widowControl/>
-        <w:suppressLineNumbers w:val="0"/>
-        <w:pBdr>
-          <w:top w:val="none" w:color="auto" w:sz="0" w:space="0"/>
-          <w:left w:val="none" w:color="auto" w:sz="0" w:space="0"/>
-          <w:bottom w:val="none" w:color="auto" w:sz="0" w:space="0"/>
-          <w:right w:val="none" w:color="auto" w:sz="0" w:space="0"/>
-          <w:between w:val="none" w:color="auto" w:sz="0" w:space="0"/>
-        </w:pBdr>
-        <w:tabs>
-          <w:tab w:val="left" w:pos="567"/>
-        </w:tabs>
-        <w:spacing w:before="0" w:beforeAutospacing="0" w:after="0" w:afterAutospacing="0" w:line="360" w:lineRule="auto"/>
-        <w:ind w:left="0" w:firstLine="700"/>
-        <w:jc w:val="both"/>
-      </w:pPr>
-      <w:r>
-        <w:rPr>
-          <w:rFonts w:hint="default" w:ascii="Times New Roman" w:hAnsi="Times New Roman" w:cs="Times New Roman"/>
-          <w:color w:val="000000"/>
-          <w:sz w:val="28"/>
-          <w:szCs w:val="28"/>
+        <w:pStyle w:val="4"/>
+        <w:bidi w:val="0"/>
+      </w:pPr>
+      <w:r>
+        <w:rPr>
+          <w:rFonts w:hint="default"/>
         </w:rPr>
         <w:t>clickBranch(String branchName) — кликает на ветку, возвращает RepositoryPage</w:t>
       </w:r>
     </w:p>
     <w:p>
       <w:pPr>
-        <w:pStyle w:val="23"/>
-        <w:keepNext w:val="0"/>
-        <w:keepLines w:val="0"/>
-        <w:widowControl/>
-        <w:suppressLineNumbers w:val="0"/>
-        <w:pBdr>
-          <w:top w:val="none" w:color="auto" w:sz="0" w:space="0"/>
-          <w:left w:val="none" w:color="auto" w:sz="0" w:space="0"/>
-          <w:bottom w:val="none" w:color="auto" w:sz="0" w:space="0"/>
-          <w:right w:val="none" w:color="auto" w:sz="0" w:space="0"/>
-          <w:between w:val="none" w:color="auto" w:sz="0" w:space="0"/>
-        </w:pBdr>
-        <w:tabs>
-          <w:tab w:val="left" w:pos="567"/>
-        </w:tabs>
-        <w:spacing w:before="0" w:beforeAutospacing="0" w:after="0" w:afterAutospacing="0" w:line="360" w:lineRule="auto"/>
-        <w:ind w:left="0" w:firstLine="700"/>
-        <w:jc w:val="both"/>
-      </w:pPr>
-      <w:r>
-        <w:rPr>
-          <w:rFonts w:hint="default" w:ascii="Times New Roman" w:hAnsi="Times New Roman" w:cs="Times New Roman"/>
-          <w:color w:val="000000"/>
-          <w:sz w:val="28"/>
-          <w:szCs w:val="28"/>
+        <w:pStyle w:val="4"/>
+        <w:bidi w:val="0"/>
+      </w:pPr>
+      <w:r>
+        <w:rPr>
+          <w:rFonts w:hint="default"/>
         </w:rPr>
         <w:t>isBranchExists(String branchName) — проверяет существование ветки</w:t>
       </w:r>
     </w:p>
     <w:p>
       <w:pPr>
-        <w:pStyle w:val="23"/>
-        <w:keepNext w:val="0"/>
-        <w:keepLines w:val="0"/>
-        <w:widowControl/>
-        <w:suppressLineNumbers w:val="0"/>
-        <w:pBdr>
-          <w:top w:val="none" w:color="auto" w:sz="0" w:space="0"/>
-          <w:left w:val="none" w:color="auto" w:sz="0" w:space="0"/>
-          <w:bottom w:val="none" w:color="auto" w:sz="0" w:space="0"/>
-          <w:right w:val="none" w:color="auto" w:sz="0" w:space="0"/>
-          <w:between w:val="none" w:color="auto" w:sz="0" w:space="0"/>
-        </w:pBdr>
-        <w:tabs>
-          <w:tab w:val="left" w:pos="567"/>
-        </w:tabs>
-        <w:spacing w:before="0" w:beforeAutospacing="0" w:after="0" w:afterAutospacing="0" w:line="360" w:lineRule="auto"/>
-        <w:ind w:left="0" w:firstLine="700"/>
-        <w:jc w:val="both"/>
+        <w:pStyle w:val="4"/>
+        <w:bidi w:val="0"/>
       </w:pPr>
       <w:r>
         <w:t> </w:t>
@@ -8952,148 +8619,56 @@
     </w:p>
     <w:p>
       <w:pPr>
-        <w:pStyle w:val="23"/>
-        <w:keepNext w:val="0"/>
-        <w:keepLines w:val="0"/>
-        <w:widowControl/>
-        <w:suppressLineNumbers w:val="0"/>
-        <w:pBdr>
-          <w:top w:val="none" w:color="auto" w:sz="0" w:space="0"/>
-          <w:left w:val="none" w:color="auto" w:sz="0" w:space="0"/>
-          <w:bottom w:val="none" w:color="auto" w:sz="0" w:space="0"/>
-          <w:right w:val="none" w:color="auto" w:sz="0" w:space="0"/>
-          <w:between w:val="none" w:color="auto" w:sz="0" w:space="0"/>
-        </w:pBdr>
-        <w:tabs>
-          <w:tab w:val="left" w:pos="567"/>
-        </w:tabs>
-        <w:spacing w:before="0" w:beforeAutospacing="0" w:after="0" w:afterAutospacing="0" w:line="360" w:lineRule="auto"/>
-        <w:ind w:left="0" w:firstLine="700"/>
-        <w:jc w:val="both"/>
-      </w:pPr>
-      <w:r>
-        <w:rPr>
-          <w:rFonts w:hint="default" w:ascii="Times New Roman" w:hAnsi="Times New Roman" w:cs="Times New Roman"/>
-          <w:color w:val="000000"/>
-          <w:sz w:val="28"/>
-          <w:szCs w:val="28"/>
+        <w:pStyle w:val="4"/>
+        <w:bidi w:val="0"/>
+      </w:pPr>
+      <w:r>
+        <w:rPr>
+          <w:rFonts w:hint="default"/>
         </w:rPr>
         <w:t>CommitModal.java</w:t>
       </w:r>
     </w:p>
     <w:p>
       <w:pPr>
-        <w:pStyle w:val="23"/>
-        <w:keepNext w:val="0"/>
-        <w:keepLines w:val="0"/>
-        <w:widowControl/>
-        <w:suppressLineNumbers w:val="0"/>
-        <w:pBdr>
-          <w:top w:val="none" w:color="auto" w:sz="0" w:space="0"/>
-          <w:left w:val="none" w:color="auto" w:sz="0" w:space="0"/>
-          <w:bottom w:val="none" w:color="auto" w:sz="0" w:space="0"/>
-          <w:right w:val="none" w:color="auto" w:sz="0" w:space="0"/>
-          <w:between w:val="none" w:color="auto" w:sz="0" w:space="0"/>
-        </w:pBdr>
-        <w:tabs>
-          <w:tab w:val="left" w:pos="567"/>
-        </w:tabs>
-        <w:spacing w:before="0" w:beforeAutospacing="0" w:after="0" w:afterAutospacing="0" w:line="360" w:lineRule="auto"/>
-        <w:ind w:left="0" w:firstLine="700"/>
-        <w:jc w:val="both"/>
-      </w:pPr>
-      <w:r>
-        <w:rPr>
-          <w:rFonts w:hint="default" w:ascii="Times New Roman" w:hAnsi="Times New Roman" w:cs="Times New Roman"/>
-          <w:color w:val="000000"/>
-          <w:sz w:val="28"/>
-          <w:szCs w:val="28"/>
+        <w:pStyle w:val="4"/>
+        <w:bidi w:val="0"/>
+      </w:pPr>
+      <w:r>
+        <w:rPr>
+          <w:rFonts w:hint="default"/>
         </w:rPr>
         <w:t>Модальное окно коммита изменений.</w:t>
       </w:r>
     </w:p>
     <w:p>
       <w:pPr>
-        <w:pStyle w:val="23"/>
-        <w:keepNext w:val="0"/>
-        <w:keepLines w:val="0"/>
-        <w:widowControl/>
-        <w:suppressLineNumbers w:val="0"/>
-        <w:pBdr>
-          <w:top w:val="none" w:color="auto" w:sz="0" w:space="0"/>
-          <w:left w:val="none" w:color="auto" w:sz="0" w:space="0"/>
-          <w:bottom w:val="none" w:color="auto" w:sz="0" w:space="0"/>
-          <w:right w:val="none" w:color="auto" w:sz="0" w:space="0"/>
-          <w:between w:val="none" w:color="auto" w:sz="0" w:space="0"/>
-        </w:pBdr>
-        <w:tabs>
-          <w:tab w:val="left" w:pos="567"/>
-        </w:tabs>
-        <w:spacing w:before="0" w:beforeAutospacing="0" w:after="0" w:afterAutospacing="0" w:line="360" w:lineRule="auto"/>
-        <w:ind w:left="0" w:firstLine="700"/>
-        <w:jc w:val="both"/>
-      </w:pPr>
-      <w:r>
-        <w:rPr>
-          <w:rFonts w:hint="default" w:ascii="Times New Roman" w:hAnsi="Times New Roman" w:cs="Times New Roman"/>
-          <w:color w:val="000000"/>
-          <w:sz w:val="28"/>
-          <w:szCs w:val="28"/>
+        <w:pStyle w:val="4"/>
+        <w:bidi w:val="0"/>
+      </w:pPr>
+      <w:r>
+        <w:rPr>
+          <w:rFonts w:hint="default"/>
         </w:rPr>
         <w:t>Методы:</w:t>
       </w:r>
     </w:p>
     <w:p>
       <w:pPr>
-        <w:pStyle w:val="23"/>
-        <w:keepNext w:val="0"/>
-        <w:keepLines w:val="0"/>
-        <w:widowControl/>
-        <w:suppressLineNumbers w:val="0"/>
-        <w:pBdr>
-          <w:top w:val="none" w:color="auto" w:sz="0" w:space="0"/>
-          <w:left w:val="none" w:color="auto" w:sz="0" w:space="0"/>
-          <w:bottom w:val="none" w:color="auto" w:sz="0" w:space="0"/>
-          <w:right w:val="none" w:color="auto" w:sz="0" w:space="0"/>
-          <w:between w:val="none" w:color="auto" w:sz="0" w:space="0"/>
-        </w:pBdr>
-        <w:tabs>
-          <w:tab w:val="left" w:pos="567"/>
-        </w:tabs>
-        <w:spacing w:before="0" w:beforeAutospacing="0" w:after="0" w:afterAutospacing="0" w:line="360" w:lineRule="auto"/>
-        <w:ind w:left="0" w:firstLine="700"/>
-        <w:jc w:val="both"/>
-      </w:pPr>
-      <w:r>
-        <w:rPr>
-          <w:rFonts w:hint="default" w:ascii="Times New Roman" w:hAnsi="Times New Roman" w:cs="Times New Roman"/>
-          <w:color w:val="000000"/>
-          <w:sz w:val="28"/>
-          <w:szCs w:val="28"/>
+        <w:pStyle w:val="4"/>
+        <w:bidi w:val="0"/>
+      </w:pPr>
+      <w:r>
+        <w:rPr>
+          <w:rFonts w:hint="default"/>
         </w:rPr>
         <w:t>confirm() — подтверждает коммит, возвращает RepositoryPage</w:t>
       </w:r>
     </w:p>
     <w:p>
       <w:pPr>
-        <w:pStyle w:val="23"/>
-        <w:keepNext w:val="0"/>
-        <w:keepLines w:val="0"/>
-        <w:widowControl/>
-        <w:suppressLineNumbers w:val="0"/>
-        <w:pBdr>
-          <w:top w:val="none" w:color="auto" w:sz="0" w:space="0"/>
-          <w:left w:val="none" w:color="auto" w:sz="0" w:space="0"/>
-          <w:bottom w:val="none" w:color="auto" w:sz="0" w:space="0"/>
-          <w:right w:val="none" w:color="auto" w:sz="0" w:space="0"/>
-          <w:between w:val="none" w:color="auto" w:sz="0" w:space="0"/>
-        </w:pBdr>
-        <w:tabs>
-          <w:tab w:val="left" w:pos="567"/>
-        </w:tabs>
-        <w:spacing w:before="0" w:beforeAutospacing="0" w:after="0" w:afterAutospacing="0" w:line="360" w:lineRule="auto"/>
-        <w:ind w:left="0" w:firstLine="700"/>
-        <w:jc w:val="both"/>
+        <w:pStyle w:val="4"/>
+        <w:bidi w:val="0"/>
       </w:pPr>
       <w:r>
         <w:t> </w:t>
@@ -9101,148 +8676,56 @@
     </w:p>
     <w:p>
       <w:pPr>
-        <w:pStyle w:val="23"/>
-        <w:keepNext w:val="0"/>
-        <w:keepLines w:val="0"/>
-        <w:widowControl/>
-        <w:suppressLineNumbers w:val="0"/>
-        <w:pBdr>
-          <w:top w:val="none" w:color="auto" w:sz="0" w:space="0"/>
-          <w:left w:val="none" w:color="auto" w:sz="0" w:space="0"/>
-          <w:bottom w:val="none" w:color="auto" w:sz="0" w:space="0"/>
-          <w:right w:val="none" w:color="auto" w:sz="0" w:space="0"/>
-          <w:between w:val="none" w:color="auto" w:sz="0" w:space="0"/>
-        </w:pBdr>
-        <w:tabs>
-          <w:tab w:val="left" w:pos="567"/>
-        </w:tabs>
-        <w:spacing w:before="0" w:beforeAutospacing="0" w:after="0" w:afterAutospacing="0" w:line="360" w:lineRule="auto"/>
-        <w:ind w:left="0" w:firstLine="700"/>
-        <w:jc w:val="both"/>
-      </w:pPr>
-      <w:r>
-        <w:rPr>
-          <w:rFonts w:hint="default" w:ascii="Times New Roman" w:hAnsi="Times New Roman" w:cs="Times New Roman"/>
-          <w:color w:val="000000"/>
-          <w:sz w:val="28"/>
-          <w:szCs w:val="28"/>
+        <w:pStyle w:val="4"/>
+        <w:bidi w:val="0"/>
+      </w:pPr>
+      <w:r>
+        <w:rPr>
+          <w:rFonts w:hint="default"/>
         </w:rPr>
         <w:t>CommitPage.java</w:t>
       </w:r>
     </w:p>
     <w:p>
       <w:pPr>
-        <w:pStyle w:val="23"/>
-        <w:keepNext w:val="0"/>
-        <w:keepLines w:val="0"/>
-        <w:widowControl/>
-        <w:suppressLineNumbers w:val="0"/>
-        <w:pBdr>
-          <w:top w:val="none" w:color="auto" w:sz="0" w:space="0"/>
-          <w:left w:val="none" w:color="auto" w:sz="0" w:space="0"/>
-          <w:bottom w:val="none" w:color="auto" w:sz="0" w:space="0"/>
-          <w:right w:val="none" w:color="auto" w:sz="0" w:space="0"/>
-          <w:between w:val="none" w:color="auto" w:sz="0" w:space="0"/>
-        </w:pBdr>
-        <w:tabs>
-          <w:tab w:val="left" w:pos="567"/>
-        </w:tabs>
-        <w:spacing w:before="0" w:beforeAutospacing="0" w:after="0" w:afterAutospacing="0" w:line="360" w:lineRule="auto"/>
-        <w:ind w:left="0" w:firstLine="700"/>
-        <w:jc w:val="both"/>
-      </w:pPr>
-      <w:r>
-        <w:rPr>
-          <w:rFonts w:hint="default" w:ascii="Times New Roman" w:hAnsi="Times New Roman" w:cs="Times New Roman"/>
-          <w:color w:val="000000"/>
-          <w:sz w:val="28"/>
-          <w:szCs w:val="28"/>
+        <w:pStyle w:val="4"/>
+        <w:bidi w:val="0"/>
+      </w:pPr>
+      <w:r>
+        <w:rPr>
+          <w:rFonts w:hint="default"/>
         </w:rPr>
         <w:t>Страница коммита.</w:t>
       </w:r>
     </w:p>
     <w:p>
       <w:pPr>
-        <w:pStyle w:val="23"/>
-        <w:keepNext w:val="0"/>
-        <w:keepLines w:val="0"/>
-        <w:widowControl/>
-        <w:suppressLineNumbers w:val="0"/>
-        <w:pBdr>
-          <w:top w:val="none" w:color="auto" w:sz="0" w:space="0"/>
-          <w:left w:val="none" w:color="auto" w:sz="0" w:space="0"/>
-          <w:bottom w:val="none" w:color="auto" w:sz="0" w:space="0"/>
-          <w:right w:val="none" w:color="auto" w:sz="0" w:space="0"/>
-          <w:between w:val="none" w:color="auto" w:sz="0" w:space="0"/>
-        </w:pBdr>
-        <w:tabs>
-          <w:tab w:val="left" w:pos="567"/>
-        </w:tabs>
-        <w:spacing w:before="0" w:beforeAutospacing="0" w:after="0" w:afterAutospacing="0" w:line="360" w:lineRule="auto"/>
-        <w:ind w:left="0" w:firstLine="700"/>
-        <w:jc w:val="both"/>
-      </w:pPr>
-      <w:r>
-        <w:rPr>
-          <w:rFonts w:hint="default" w:ascii="Times New Roman" w:hAnsi="Times New Roman" w:cs="Times New Roman"/>
-          <w:color w:val="000000"/>
-          <w:sz w:val="28"/>
-          <w:szCs w:val="28"/>
+        <w:pStyle w:val="4"/>
+        <w:bidi w:val="0"/>
+      </w:pPr>
+      <w:r>
+        <w:rPr>
+          <w:rFonts w:hint="default"/>
         </w:rPr>
         <w:t>Методы:</w:t>
       </w:r>
     </w:p>
     <w:p>
       <w:pPr>
-        <w:pStyle w:val="23"/>
-        <w:keepNext w:val="0"/>
-        <w:keepLines w:val="0"/>
-        <w:widowControl/>
-        <w:suppressLineNumbers w:val="0"/>
-        <w:pBdr>
-          <w:top w:val="none" w:color="auto" w:sz="0" w:space="0"/>
-          <w:left w:val="none" w:color="auto" w:sz="0" w:space="0"/>
-          <w:bottom w:val="none" w:color="auto" w:sz="0" w:space="0"/>
-          <w:right w:val="none" w:color="auto" w:sz="0" w:space="0"/>
-          <w:between w:val="none" w:color="auto" w:sz="0" w:space="0"/>
-        </w:pBdr>
-        <w:tabs>
-          <w:tab w:val="left" w:pos="567"/>
-        </w:tabs>
-        <w:spacing w:before="0" w:beforeAutospacing="0" w:after="0" w:afterAutospacing="0" w:line="360" w:lineRule="auto"/>
-        <w:ind w:left="0" w:firstLine="700"/>
-        <w:jc w:val="both"/>
-      </w:pPr>
-      <w:r>
-        <w:rPr>
-          <w:rFonts w:hint="default" w:ascii="Times New Roman" w:hAnsi="Times New Roman" w:cs="Times New Roman"/>
-          <w:color w:val="000000"/>
-          <w:sz w:val="28"/>
-          <w:szCs w:val="28"/>
+        <w:pStyle w:val="4"/>
+        <w:bidi w:val="0"/>
+      </w:pPr>
+      <w:r>
+        <w:rPr>
+          <w:rFonts w:hint="default"/>
         </w:rPr>
         <w:t>confirm() — подтверждает коммит, возвращает RepositoryPage</w:t>
       </w:r>
     </w:p>
     <w:p>
       <w:pPr>
-        <w:pStyle w:val="23"/>
-        <w:keepNext w:val="0"/>
-        <w:keepLines w:val="0"/>
-        <w:widowControl/>
-        <w:suppressLineNumbers w:val="0"/>
-        <w:pBdr>
-          <w:top w:val="none" w:color="auto" w:sz="0" w:space="0"/>
-          <w:left w:val="none" w:color="auto" w:sz="0" w:space="0"/>
-          <w:bottom w:val="none" w:color="auto" w:sz="0" w:space="0"/>
-          <w:right w:val="none" w:color="auto" w:sz="0" w:space="0"/>
-          <w:between w:val="none" w:color="auto" w:sz="0" w:space="0"/>
-        </w:pBdr>
-        <w:tabs>
-          <w:tab w:val="left" w:pos="567"/>
-        </w:tabs>
-        <w:spacing w:before="0" w:beforeAutospacing="0" w:after="0" w:afterAutospacing="0" w:line="360" w:lineRule="auto"/>
-        <w:ind w:left="0" w:firstLine="700"/>
-        <w:jc w:val="both"/>
+        <w:pStyle w:val="4"/>
+        <w:bidi w:val="0"/>
       </w:pPr>
       <w:r>
         <w:t> </w:t>
@@ -9250,210 +8733,80 @@
     </w:p>
     <w:p>
       <w:pPr>
-        <w:pStyle w:val="23"/>
-        <w:keepNext w:val="0"/>
-        <w:keepLines w:val="0"/>
-        <w:widowControl/>
-        <w:suppressLineNumbers w:val="0"/>
-        <w:pBdr>
-          <w:top w:val="none" w:color="auto" w:sz="0" w:space="0"/>
-          <w:left w:val="none" w:color="auto" w:sz="0" w:space="0"/>
-          <w:bottom w:val="none" w:color="auto" w:sz="0" w:space="0"/>
-          <w:right w:val="none" w:color="auto" w:sz="0" w:space="0"/>
-          <w:between w:val="none" w:color="auto" w:sz="0" w:space="0"/>
-        </w:pBdr>
-        <w:tabs>
-          <w:tab w:val="left" w:pos="567"/>
-        </w:tabs>
-        <w:spacing w:before="0" w:beforeAutospacing="0" w:after="0" w:afterAutospacing="0" w:line="360" w:lineRule="auto"/>
-        <w:ind w:left="0" w:firstLine="700"/>
-        <w:jc w:val="both"/>
-      </w:pPr>
-      <w:r>
-        <w:rPr>
-          <w:rFonts w:hint="default" w:ascii="Times New Roman" w:hAnsi="Times New Roman" w:cs="Times New Roman"/>
-          <w:color w:val="000000"/>
-          <w:sz w:val="28"/>
-          <w:szCs w:val="28"/>
+        <w:pStyle w:val="4"/>
+        <w:bidi w:val="0"/>
+      </w:pPr>
+      <w:r>
+        <w:rPr>
+          <w:rFonts w:hint="default"/>
         </w:rPr>
         <w:t>CreateFilePage.java</w:t>
       </w:r>
     </w:p>
     <w:p>
       <w:pPr>
-        <w:pStyle w:val="23"/>
-        <w:keepNext w:val="0"/>
-        <w:keepLines w:val="0"/>
-        <w:widowControl/>
-        <w:suppressLineNumbers w:val="0"/>
-        <w:pBdr>
-          <w:top w:val="none" w:color="auto" w:sz="0" w:space="0"/>
-          <w:left w:val="none" w:color="auto" w:sz="0" w:space="0"/>
-          <w:bottom w:val="none" w:color="auto" w:sz="0" w:space="0"/>
-          <w:right w:val="none" w:color="auto" w:sz="0" w:space="0"/>
-          <w:between w:val="none" w:color="auto" w:sz="0" w:space="0"/>
-        </w:pBdr>
-        <w:tabs>
-          <w:tab w:val="left" w:pos="567"/>
-        </w:tabs>
-        <w:spacing w:before="0" w:beforeAutospacing="0" w:after="0" w:afterAutospacing="0" w:line="360" w:lineRule="auto"/>
-        <w:ind w:left="0" w:firstLine="700"/>
-        <w:jc w:val="both"/>
-      </w:pPr>
-      <w:r>
-        <w:rPr>
-          <w:rFonts w:hint="default" w:ascii="Times New Roman" w:hAnsi="Times New Roman" w:cs="Times New Roman"/>
-          <w:color w:val="000000"/>
-          <w:sz w:val="28"/>
-          <w:szCs w:val="28"/>
+        <w:pStyle w:val="4"/>
+        <w:bidi w:val="0"/>
+      </w:pPr>
+      <w:r>
+        <w:rPr>
+          <w:rFonts w:hint="default"/>
         </w:rPr>
         <w:t>Страница создания нового файла.</w:t>
       </w:r>
     </w:p>
     <w:p>
       <w:pPr>
-        <w:pStyle w:val="23"/>
-        <w:keepNext w:val="0"/>
-        <w:keepLines w:val="0"/>
-        <w:widowControl/>
-        <w:suppressLineNumbers w:val="0"/>
-        <w:pBdr>
-          <w:top w:val="none" w:color="auto" w:sz="0" w:space="0"/>
-          <w:left w:val="none" w:color="auto" w:sz="0" w:space="0"/>
-          <w:bottom w:val="none" w:color="auto" w:sz="0" w:space="0"/>
-          <w:right w:val="none" w:color="auto" w:sz="0" w:space="0"/>
-          <w:between w:val="none" w:color="auto" w:sz="0" w:space="0"/>
-        </w:pBdr>
-        <w:tabs>
-          <w:tab w:val="left" w:pos="567"/>
-        </w:tabs>
-        <w:spacing w:before="0" w:beforeAutospacing="0" w:after="0" w:afterAutospacing="0" w:line="360" w:lineRule="auto"/>
-        <w:ind w:left="0" w:firstLine="700"/>
-        <w:jc w:val="both"/>
-      </w:pPr>
-      <w:r>
-        <w:rPr>
-          <w:rFonts w:hint="default" w:ascii="Times New Roman" w:hAnsi="Times New Roman" w:cs="Times New Roman"/>
-          <w:color w:val="000000"/>
-          <w:sz w:val="28"/>
-          <w:szCs w:val="28"/>
+        <w:pStyle w:val="4"/>
+        <w:bidi w:val="0"/>
+      </w:pPr>
+      <w:r>
+        <w:rPr>
+          <w:rFonts w:hint="default"/>
         </w:rPr>
         <w:t>Методы</w:t>
       </w:r>
     </w:p>
     <w:p>
       <w:pPr>
-        <w:pStyle w:val="23"/>
-        <w:keepNext w:val="0"/>
-        <w:keepLines w:val="0"/>
-        <w:widowControl/>
-        <w:suppressLineNumbers w:val="0"/>
-        <w:pBdr>
-          <w:top w:val="none" w:color="auto" w:sz="0" w:space="0"/>
-          <w:left w:val="none" w:color="auto" w:sz="0" w:space="0"/>
-          <w:bottom w:val="none" w:color="auto" w:sz="0" w:space="0"/>
-          <w:right w:val="none" w:color="auto" w:sz="0" w:space="0"/>
-          <w:between w:val="none" w:color="auto" w:sz="0" w:space="0"/>
-        </w:pBdr>
-        <w:tabs>
-          <w:tab w:val="left" w:pos="567"/>
-        </w:tabs>
-        <w:spacing w:before="0" w:beforeAutospacing="0" w:after="0" w:afterAutospacing="0" w:line="360" w:lineRule="auto"/>
-        <w:ind w:left="0" w:firstLine="700"/>
-        <w:jc w:val="both"/>
-      </w:pPr>
-      <w:r>
-        <w:rPr>
-          <w:rFonts w:hint="default" w:ascii="Times New Roman" w:hAnsi="Times New Roman" w:cs="Times New Roman"/>
-          <w:color w:val="000000"/>
-          <w:sz w:val="28"/>
-          <w:szCs w:val="28"/>
+        <w:pStyle w:val="4"/>
+        <w:bidi w:val="0"/>
+      </w:pPr>
+      <w:r>
+        <w:rPr>
+          <w:rFonts w:hint="default"/>
         </w:rPr>
         <w:t>setFileName(String fileName) — устанавливает имя файла</w:t>
       </w:r>
     </w:p>
     <w:p>
       <w:pPr>
-        <w:pStyle w:val="23"/>
-        <w:keepNext w:val="0"/>
-        <w:keepLines w:val="0"/>
-        <w:widowControl/>
-        <w:suppressLineNumbers w:val="0"/>
-        <w:pBdr>
-          <w:top w:val="none" w:color="auto" w:sz="0" w:space="0"/>
-          <w:left w:val="none" w:color="auto" w:sz="0" w:space="0"/>
-          <w:bottom w:val="none" w:color="auto" w:sz="0" w:space="0"/>
-          <w:right w:val="none" w:color="auto" w:sz="0" w:space="0"/>
-          <w:between w:val="none" w:color="auto" w:sz="0" w:space="0"/>
-        </w:pBdr>
-        <w:tabs>
-          <w:tab w:val="left" w:pos="567"/>
-        </w:tabs>
-        <w:spacing w:before="0" w:beforeAutospacing="0" w:after="0" w:afterAutospacing="0" w:line="360" w:lineRule="auto"/>
-        <w:ind w:left="0" w:firstLine="700"/>
-        <w:jc w:val="both"/>
-      </w:pPr>
-      <w:r>
-        <w:rPr>
-          <w:rFonts w:hint="default" w:ascii="Times New Roman" w:hAnsi="Times New Roman" w:cs="Times New Roman"/>
-          <w:color w:val="000000"/>
-          <w:sz w:val="28"/>
-          <w:szCs w:val="28"/>
+        <w:pStyle w:val="4"/>
+        <w:bidi w:val="0"/>
+      </w:pPr>
+      <w:r>
+        <w:rPr>
+          <w:rFonts w:hint="default"/>
         </w:rPr>
         <w:t>setFileContent(String content) — устанавливает содержимое файла</w:t>
       </w:r>
     </w:p>
     <w:p>
       <w:pPr>
-        <w:pStyle w:val="23"/>
-        <w:keepNext w:val="0"/>
-        <w:keepLines w:val="0"/>
-        <w:widowControl/>
-        <w:suppressLineNumbers w:val="0"/>
-        <w:pBdr>
-          <w:top w:val="none" w:color="auto" w:sz="0" w:space="0"/>
-          <w:left w:val="none" w:color="auto" w:sz="0" w:space="0"/>
-          <w:bottom w:val="none" w:color="auto" w:sz="0" w:space="0"/>
-          <w:right w:val="none" w:color="auto" w:sz="0" w:space="0"/>
-          <w:between w:val="none" w:color="auto" w:sz="0" w:space="0"/>
-        </w:pBdr>
-        <w:tabs>
-          <w:tab w:val="left" w:pos="567"/>
-        </w:tabs>
-        <w:spacing w:before="0" w:beforeAutospacing="0" w:after="0" w:afterAutospacing="0" w:line="360" w:lineRule="auto"/>
-        <w:ind w:left="0" w:firstLine="700"/>
-        <w:jc w:val="both"/>
-      </w:pPr>
-      <w:r>
-        <w:rPr>
-          <w:rFonts w:hint="default" w:ascii="Times New Roman" w:hAnsi="Times New Roman" w:cs="Times New Roman"/>
-          <w:color w:val="000000"/>
-          <w:sz w:val="28"/>
-          <w:szCs w:val="28"/>
+        <w:pStyle w:val="4"/>
+        <w:bidi w:val="0"/>
+      </w:pPr>
+      <w:r>
+        <w:rPr>
+          <w:rFonts w:hint="default"/>
         </w:rPr>
         <w:t>clickCommitChangesButton() — нажимает кнопку "Commit changes...", открывает CommitModal</w:t>
       </w:r>
     </w:p>
     <w:p>
       <w:pPr>
-        <w:pStyle w:val="23"/>
-        <w:keepNext w:val="0"/>
-        <w:keepLines w:val="0"/>
-        <w:widowControl/>
-        <w:suppressLineNumbers w:val="0"/>
-        <w:pBdr>
-          <w:top w:val="none" w:color="auto" w:sz="0" w:space="0"/>
-          <w:left w:val="none" w:color="auto" w:sz="0" w:space="0"/>
-          <w:bottom w:val="none" w:color="auto" w:sz="0" w:space="0"/>
-          <w:right w:val="none" w:color="auto" w:sz="0" w:space="0"/>
-          <w:between w:val="none" w:color="auto" w:sz="0" w:space="0"/>
-        </w:pBdr>
-        <w:tabs>
-          <w:tab w:val="left" w:pos="567"/>
-        </w:tabs>
-        <w:spacing w:before="0" w:beforeAutospacing="0" w:after="0" w:afterAutospacing="0" w:line="360" w:lineRule="auto"/>
-        <w:ind w:left="0" w:firstLine="700"/>
-        <w:jc w:val="both"/>
+        <w:pStyle w:val="4"/>
+        <w:bidi w:val="0"/>
       </w:pPr>
       <w:r>
         <w:t> </w:t>
@@ -9461,179 +8814,68 @@
     </w:p>
     <w:p>
       <w:pPr>
-        <w:pStyle w:val="23"/>
-        <w:keepNext w:val="0"/>
-        <w:keepLines w:val="0"/>
-        <w:widowControl/>
-        <w:suppressLineNumbers w:val="0"/>
-        <w:pBdr>
-          <w:top w:val="none" w:color="auto" w:sz="0" w:space="0"/>
-          <w:left w:val="none" w:color="auto" w:sz="0" w:space="0"/>
-          <w:bottom w:val="none" w:color="auto" w:sz="0" w:space="0"/>
-          <w:right w:val="none" w:color="auto" w:sz="0" w:space="0"/>
-          <w:between w:val="none" w:color="auto" w:sz="0" w:space="0"/>
-        </w:pBdr>
-        <w:tabs>
-          <w:tab w:val="left" w:pos="567"/>
-        </w:tabs>
-        <w:spacing w:before="0" w:beforeAutospacing="0" w:after="0" w:afterAutospacing="0" w:line="360" w:lineRule="auto"/>
-        <w:ind w:left="0" w:firstLine="700"/>
-        <w:jc w:val="both"/>
-      </w:pPr>
-      <w:r>
-        <w:rPr>
-          <w:rFonts w:hint="default" w:ascii="Times New Roman" w:hAnsi="Times New Roman" w:cs="Times New Roman"/>
-          <w:color w:val="000000"/>
-          <w:sz w:val="28"/>
-          <w:szCs w:val="28"/>
+        <w:pStyle w:val="4"/>
+        <w:bidi w:val="0"/>
+      </w:pPr>
+      <w:r>
+        <w:rPr>
+          <w:rFonts w:hint="default"/>
         </w:rPr>
         <w:t>FilePage.java</w:t>
       </w:r>
     </w:p>
     <w:p>
       <w:pPr>
-        <w:pStyle w:val="23"/>
-        <w:keepNext w:val="0"/>
-        <w:keepLines w:val="0"/>
-        <w:widowControl/>
-        <w:suppressLineNumbers w:val="0"/>
-        <w:pBdr>
-          <w:top w:val="none" w:color="auto" w:sz="0" w:space="0"/>
-          <w:left w:val="none" w:color="auto" w:sz="0" w:space="0"/>
-          <w:bottom w:val="none" w:color="auto" w:sz="0" w:space="0"/>
-          <w:right w:val="none" w:color="auto" w:sz="0" w:space="0"/>
-          <w:between w:val="none" w:color="auto" w:sz="0" w:space="0"/>
-        </w:pBdr>
-        <w:tabs>
-          <w:tab w:val="left" w:pos="567"/>
-        </w:tabs>
-        <w:spacing w:before="0" w:beforeAutospacing="0" w:after="0" w:afterAutospacing="0" w:line="360" w:lineRule="auto"/>
-        <w:ind w:left="0" w:firstLine="700"/>
-        <w:jc w:val="both"/>
-      </w:pPr>
-      <w:r>
-        <w:rPr>
-          <w:rFonts w:hint="default" w:ascii="Times New Roman" w:hAnsi="Times New Roman" w:cs="Times New Roman"/>
-          <w:color w:val="000000"/>
-          <w:sz w:val="28"/>
-          <w:szCs w:val="28"/>
+        <w:pStyle w:val="4"/>
+        <w:bidi w:val="0"/>
+      </w:pPr>
+      <w:r>
+        <w:rPr>
+          <w:rFonts w:hint="default"/>
         </w:rPr>
         <w:t>Страница просмотра файла.</w:t>
       </w:r>
     </w:p>
     <w:p>
       <w:pPr>
-        <w:pStyle w:val="23"/>
-        <w:keepNext w:val="0"/>
-        <w:keepLines w:val="0"/>
-        <w:widowControl/>
-        <w:suppressLineNumbers w:val="0"/>
-        <w:pBdr>
-          <w:top w:val="none" w:color="auto" w:sz="0" w:space="0"/>
-          <w:left w:val="none" w:color="auto" w:sz="0" w:space="0"/>
-          <w:bottom w:val="none" w:color="auto" w:sz="0" w:space="0"/>
-          <w:right w:val="none" w:color="auto" w:sz="0" w:space="0"/>
-          <w:between w:val="none" w:color="auto" w:sz="0" w:space="0"/>
-        </w:pBdr>
-        <w:tabs>
-          <w:tab w:val="left" w:pos="567"/>
-        </w:tabs>
-        <w:spacing w:before="0" w:beforeAutospacing="0" w:after="0" w:afterAutospacing="0" w:line="360" w:lineRule="auto"/>
-        <w:ind w:left="0" w:firstLine="700"/>
-        <w:jc w:val="both"/>
-      </w:pPr>
-      <w:r>
-        <w:rPr>
-          <w:rFonts w:hint="default" w:ascii="Times New Roman" w:hAnsi="Times New Roman" w:cs="Times New Roman"/>
-          <w:color w:val="000000"/>
-          <w:sz w:val="28"/>
-          <w:szCs w:val="28"/>
+        <w:pStyle w:val="4"/>
+        <w:bidi w:val="0"/>
+      </w:pPr>
+      <w:r>
+        <w:rPr>
+          <w:rFonts w:hint="default"/>
         </w:rPr>
         <w:t>Методы:</w:t>
       </w:r>
     </w:p>
     <w:p>
       <w:pPr>
-        <w:pStyle w:val="23"/>
-        <w:keepNext w:val="0"/>
-        <w:keepLines w:val="0"/>
-        <w:widowControl/>
-        <w:suppressLineNumbers w:val="0"/>
-        <w:pBdr>
-          <w:top w:val="none" w:color="auto" w:sz="0" w:space="0"/>
-          <w:left w:val="none" w:color="auto" w:sz="0" w:space="0"/>
-          <w:bottom w:val="none" w:color="auto" w:sz="0" w:space="0"/>
-          <w:right w:val="none" w:color="auto" w:sz="0" w:space="0"/>
-          <w:between w:val="none" w:color="auto" w:sz="0" w:space="0"/>
-        </w:pBdr>
-        <w:tabs>
-          <w:tab w:val="left" w:pos="567"/>
-        </w:tabs>
-        <w:spacing w:before="0" w:beforeAutospacing="0" w:after="0" w:afterAutospacing="0" w:line="360" w:lineRule="auto"/>
-        <w:ind w:left="0" w:firstLine="700"/>
-        <w:jc w:val="both"/>
-      </w:pPr>
-      <w:r>
-        <w:rPr>
-          <w:rFonts w:hint="default" w:ascii="Times New Roman" w:hAnsi="Times New Roman" w:cs="Times New Roman"/>
-          <w:color w:val="000000"/>
-          <w:sz w:val="28"/>
-          <w:szCs w:val="28"/>
+        <w:pStyle w:val="4"/>
+        <w:bidi w:val="0"/>
+      </w:pPr>
+      <w:r>
+        <w:rPr>
+          <w:rFonts w:hint="default"/>
         </w:rPr>
         <w:t>clickMoreOptions() — открывает меню трех точек</w:t>
       </w:r>
     </w:p>
     <w:p>
       <w:pPr>
-        <w:pStyle w:val="23"/>
-        <w:keepNext w:val="0"/>
-        <w:keepLines w:val="0"/>
-        <w:widowControl/>
-        <w:suppressLineNumbers w:val="0"/>
-        <w:pBdr>
-          <w:top w:val="none" w:color="auto" w:sz="0" w:space="0"/>
-          <w:left w:val="none" w:color="auto" w:sz="0" w:space="0"/>
-          <w:bottom w:val="none" w:color="auto" w:sz="0" w:space="0"/>
-          <w:right w:val="none" w:color="auto" w:sz="0" w:space="0"/>
-          <w:between w:val="none" w:color="auto" w:sz="0" w:space="0"/>
-        </w:pBdr>
-        <w:tabs>
-          <w:tab w:val="left" w:pos="567"/>
-        </w:tabs>
-        <w:spacing w:before="0" w:beforeAutospacing="0" w:after="0" w:afterAutospacing="0" w:line="360" w:lineRule="auto"/>
-        <w:ind w:left="0" w:firstLine="700"/>
-        <w:jc w:val="both"/>
-      </w:pPr>
-      <w:r>
-        <w:rPr>
-          <w:rFonts w:hint="default" w:ascii="Times New Roman" w:hAnsi="Times New Roman" w:cs="Times New Roman"/>
-          <w:color w:val="000000"/>
-          <w:sz w:val="28"/>
-          <w:szCs w:val="28"/>
+        <w:pStyle w:val="4"/>
+        <w:bidi w:val="0"/>
+      </w:pPr>
+      <w:r>
+        <w:rPr>
+          <w:rFonts w:hint="default"/>
         </w:rPr>
         <w:t>selectDeleteFile() — выбирает опцию "Delete file", возвращает CommitPage</w:t>
       </w:r>
     </w:p>
     <w:p>
       <w:pPr>
-        <w:pStyle w:val="23"/>
-        <w:keepNext w:val="0"/>
-        <w:keepLines w:val="0"/>
-        <w:widowControl/>
-        <w:suppressLineNumbers w:val="0"/>
-        <w:pBdr>
-          <w:top w:val="none" w:color="auto" w:sz="0" w:space="0"/>
-          <w:left w:val="none" w:color="auto" w:sz="0" w:space="0"/>
-          <w:bottom w:val="none" w:color="auto" w:sz="0" w:space="0"/>
-          <w:right w:val="none" w:color="auto" w:sz="0" w:space="0"/>
-          <w:between w:val="none" w:color="auto" w:sz="0" w:space="0"/>
-        </w:pBdr>
-        <w:tabs>
-          <w:tab w:val="left" w:pos="567"/>
-        </w:tabs>
-        <w:spacing w:before="0" w:beforeAutospacing="0" w:after="0" w:afterAutospacing="0" w:line="360" w:lineRule="auto"/>
-        <w:ind w:left="0" w:firstLine="700"/>
-        <w:jc w:val="both"/>
+        <w:pStyle w:val="4"/>
+        <w:bidi w:val="0"/>
       </w:pPr>
       <w:r>
         <w:t> </w:t>
@@ -9641,179 +8883,68 @@
     </w:p>
     <w:p>
       <w:pPr>
-        <w:pStyle w:val="23"/>
-        <w:keepNext w:val="0"/>
-        <w:keepLines w:val="0"/>
-        <w:widowControl/>
-        <w:suppressLineNumbers w:val="0"/>
-        <w:pBdr>
-          <w:top w:val="none" w:color="auto" w:sz="0" w:space="0"/>
-          <w:left w:val="none" w:color="auto" w:sz="0" w:space="0"/>
-          <w:bottom w:val="none" w:color="auto" w:sz="0" w:space="0"/>
-          <w:right w:val="none" w:color="auto" w:sz="0" w:space="0"/>
-          <w:between w:val="none" w:color="auto" w:sz="0" w:space="0"/>
-        </w:pBdr>
-        <w:tabs>
-          <w:tab w:val="left" w:pos="567"/>
-        </w:tabs>
-        <w:spacing w:before="0" w:beforeAutospacing="0" w:after="0" w:afterAutospacing="0" w:line="360" w:lineRule="auto"/>
-        <w:ind w:left="0" w:firstLine="700"/>
-        <w:jc w:val="both"/>
-      </w:pPr>
-      <w:r>
-        <w:rPr>
-          <w:rFonts w:hint="default" w:ascii="Times New Roman" w:hAnsi="Times New Roman" w:cs="Times New Roman"/>
-          <w:color w:val="000000"/>
-          <w:sz w:val="28"/>
-          <w:szCs w:val="28"/>
+        <w:pStyle w:val="4"/>
+        <w:bidi w:val="0"/>
+      </w:pPr>
+      <w:r>
+        <w:rPr>
+          <w:rFonts w:hint="default"/>
         </w:rPr>
         <w:t>MainPage.java</w:t>
       </w:r>
     </w:p>
     <w:p>
       <w:pPr>
-        <w:pStyle w:val="23"/>
-        <w:keepNext w:val="0"/>
-        <w:keepLines w:val="0"/>
-        <w:widowControl/>
-        <w:suppressLineNumbers w:val="0"/>
-        <w:pBdr>
-          <w:top w:val="none" w:color="auto" w:sz="0" w:space="0"/>
-          <w:left w:val="none" w:color="auto" w:sz="0" w:space="0"/>
-          <w:bottom w:val="none" w:color="auto" w:sz="0" w:space="0"/>
-          <w:right w:val="none" w:color="auto" w:sz="0" w:space="0"/>
-          <w:between w:val="none" w:color="auto" w:sz="0" w:space="0"/>
-        </w:pBdr>
-        <w:tabs>
-          <w:tab w:val="left" w:pos="567"/>
-        </w:tabs>
-        <w:spacing w:before="0" w:beforeAutospacing="0" w:after="0" w:afterAutospacing="0" w:line="360" w:lineRule="auto"/>
-        <w:ind w:left="0" w:firstLine="700"/>
-        <w:jc w:val="both"/>
-      </w:pPr>
-      <w:r>
-        <w:rPr>
-          <w:rFonts w:hint="default" w:ascii="Times New Roman" w:hAnsi="Times New Roman" w:cs="Times New Roman"/>
-          <w:color w:val="000000"/>
-          <w:sz w:val="28"/>
-          <w:szCs w:val="28"/>
+        <w:pStyle w:val="4"/>
+        <w:bidi w:val="0"/>
+      </w:pPr>
+      <w:r>
+        <w:rPr>
+          <w:rFonts w:hint="default"/>
         </w:rPr>
         <w:t>Главная страница GitHub после авторизации.</w:t>
       </w:r>
     </w:p>
     <w:p>
       <w:pPr>
-        <w:pStyle w:val="23"/>
-        <w:keepNext w:val="0"/>
-        <w:keepLines w:val="0"/>
-        <w:widowControl/>
-        <w:suppressLineNumbers w:val="0"/>
-        <w:pBdr>
-          <w:top w:val="none" w:color="auto" w:sz="0" w:space="0"/>
-          <w:left w:val="none" w:color="auto" w:sz="0" w:space="0"/>
-          <w:bottom w:val="none" w:color="auto" w:sz="0" w:space="0"/>
-          <w:right w:val="none" w:color="auto" w:sz="0" w:space="0"/>
-          <w:between w:val="none" w:color="auto" w:sz="0" w:space="0"/>
-        </w:pBdr>
-        <w:tabs>
-          <w:tab w:val="left" w:pos="567"/>
-        </w:tabs>
-        <w:spacing w:before="0" w:beforeAutospacing="0" w:after="0" w:afterAutospacing="0" w:line="360" w:lineRule="auto"/>
-        <w:ind w:left="0" w:firstLine="700"/>
-        <w:jc w:val="both"/>
-      </w:pPr>
-      <w:r>
-        <w:rPr>
-          <w:rFonts w:hint="default" w:ascii="Times New Roman" w:hAnsi="Times New Roman" w:cs="Times New Roman"/>
-          <w:color w:val="000000"/>
-          <w:sz w:val="28"/>
-          <w:szCs w:val="28"/>
+        <w:pStyle w:val="4"/>
+        <w:bidi w:val="0"/>
+      </w:pPr>
+      <w:r>
+        <w:rPr>
+          <w:rFonts w:hint="default"/>
         </w:rPr>
         <w:t>Методы:</w:t>
       </w:r>
     </w:p>
     <w:p>
       <w:pPr>
-        <w:pStyle w:val="23"/>
-        <w:keepNext w:val="0"/>
-        <w:keepLines w:val="0"/>
-        <w:widowControl/>
-        <w:suppressLineNumbers w:val="0"/>
-        <w:pBdr>
-          <w:top w:val="none" w:color="auto" w:sz="0" w:space="0"/>
-          <w:left w:val="none" w:color="auto" w:sz="0" w:space="0"/>
-          <w:bottom w:val="none" w:color="auto" w:sz="0" w:space="0"/>
-          <w:right w:val="none" w:color="auto" w:sz="0" w:space="0"/>
-          <w:between w:val="none" w:color="auto" w:sz="0" w:space="0"/>
-        </w:pBdr>
-        <w:tabs>
-          <w:tab w:val="left" w:pos="567"/>
-        </w:tabs>
-        <w:spacing w:before="0" w:beforeAutospacing="0" w:after="0" w:afterAutospacing="0" w:line="360" w:lineRule="auto"/>
-        <w:ind w:left="0" w:firstLine="700"/>
-        <w:jc w:val="both"/>
-      </w:pPr>
-      <w:r>
-        <w:rPr>
-          <w:rFonts w:hint="default" w:ascii="Times New Roman" w:hAnsi="Times New Roman" w:cs="Times New Roman"/>
-          <w:color w:val="000000"/>
-          <w:sz w:val="28"/>
-          <w:szCs w:val="28"/>
+        <w:pStyle w:val="4"/>
+        <w:bidi w:val="0"/>
+      </w:pPr>
+      <w:r>
+        <w:rPr>
+          <w:rFonts w:hint="default"/>
         </w:rPr>
         <w:t>clickNewButton() — нажимает кнопку "New", возвращает NewRepositoryPage</w:t>
       </w:r>
     </w:p>
     <w:p>
       <w:pPr>
-        <w:pStyle w:val="23"/>
-        <w:keepNext w:val="0"/>
-        <w:keepLines w:val="0"/>
-        <w:widowControl/>
-        <w:suppressLineNumbers w:val="0"/>
-        <w:pBdr>
-          <w:top w:val="none" w:color="auto" w:sz="0" w:space="0"/>
-          <w:left w:val="none" w:color="auto" w:sz="0" w:space="0"/>
-          <w:bottom w:val="none" w:color="auto" w:sz="0" w:space="0"/>
-          <w:right w:val="none" w:color="auto" w:sz="0" w:space="0"/>
-          <w:between w:val="none" w:color="auto" w:sz="0" w:space="0"/>
-        </w:pBdr>
-        <w:tabs>
-          <w:tab w:val="left" w:pos="567"/>
-        </w:tabs>
-        <w:spacing w:before="0" w:beforeAutospacing="0" w:after="0" w:afterAutospacing="0" w:line="360" w:lineRule="auto"/>
-        <w:ind w:left="0" w:firstLine="700"/>
-        <w:jc w:val="both"/>
-      </w:pPr>
-      <w:r>
-        <w:rPr>
-          <w:rFonts w:hint="default" w:ascii="Times New Roman" w:hAnsi="Times New Roman" w:cs="Times New Roman"/>
-          <w:color w:val="000000"/>
-          <w:sz w:val="28"/>
-          <w:szCs w:val="28"/>
+        <w:pStyle w:val="4"/>
+        <w:bidi w:val="0"/>
+      </w:pPr>
+      <w:r>
+        <w:rPr>
+          <w:rFonts w:hint="default"/>
         </w:rPr>
         <w:t>openRepository(String repoName) — открывает репозиторий по имени</w:t>
       </w:r>
     </w:p>
     <w:p>
       <w:pPr>
-        <w:pStyle w:val="23"/>
-        <w:keepNext w:val="0"/>
-        <w:keepLines w:val="0"/>
-        <w:widowControl/>
-        <w:suppressLineNumbers w:val="0"/>
-        <w:pBdr>
-          <w:top w:val="none" w:color="auto" w:sz="0" w:space="0"/>
-          <w:left w:val="none" w:color="auto" w:sz="0" w:space="0"/>
-          <w:bottom w:val="none" w:color="auto" w:sz="0" w:space="0"/>
-          <w:right w:val="none" w:color="auto" w:sz="0" w:space="0"/>
-          <w:between w:val="none" w:color="auto" w:sz="0" w:space="0"/>
-        </w:pBdr>
-        <w:tabs>
-          <w:tab w:val="left" w:pos="567"/>
-        </w:tabs>
-        <w:spacing w:before="0" w:beforeAutospacing="0" w:after="0" w:afterAutospacing="0" w:line="360" w:lineRule="auto"/>
-        <w:ind w:left="0" w:firstLine="700"/>
-        <w:jc w:val="both"/>
+        <w:pStyle w:val="4"/>
+        <w:bidi w:val="0"/>
       </w:pPr>
       <w:r>
         <w:t> </w:t>
@@ -9821,272 +8952,104 @@
     </w:p>
     <w:p>
       <w:pPr>
-        <w:pStyle w:val="23"/>
-        <w:keepNext w:val="0"/>
-        <w:keepLines w:val="0"/>
-        <w:widowControl/>
-        <w:suppressLineNumbers w:val="0"/>
-        <w:pBdr>
-          <w:top w:val="none" w:color="auto" w:sz="0" w:space="0"/>
-          <w:left w:val="none" w:color="auto" w:sz="0" w:space="0"/>
-          <w:bottom w:val="none" w:color="auto" w:sz="0" w:space="0"/>
-          <w:right w:val="none" w:color="auto" w:sz="0" w:space="0"/>
-          <w:between w:val="none" w:color="auto" w:sz="0" w:space="0"/>
-        </w:pBdr>
-        <w:tabs>
-          <w:tab w:val="left" w:pos="567"/>
-        </w:tabs>
-        <w:spacing w:before="0" w:beforeAutospacing="0" w:after="0" w:afterAutospacing="0" w:line="360" w:lineRule="auto"/>
-        <w:ind w:left="0" w:firstLine="700"/>
-        <w:jc w:val="both"/>
-      </w:pPr>
-      <w:r>
-        <w:rPr>
-          <w:rFonts w:hint="default" w:ascii="Times New Roman" w:hAnsi="Times New Roman" w:cs="Times New Roman"/>
-          <w:color w:val="000000"/>
-          <w:sz w:val="28"/>
-          <w:szCs w:val="28"/>
+        <w:pStyle w:val="4"/>
+        <w:bidi w:val="0"/>
+      </w:pPr>
+      <w:r>
+        <w:rPr>
+          <w:rFonts w:hint="default"/>
         </w:rPr>
         <w:t>NewPullRequestPage.java</w:t>
       </w:r>
     </w:p>
     <w:p>
       <w:pPr>
-        <w:pStyle w:val="23"/>
-        <w:keepNext w:val="0"/>
-        <w:keepLines w:val="0"/>
-        <w:widowControl/>
-        <w:suppressLineNumbers w:val="0"/>
-        <w:pBdr>
-          <w:top w:val="none" w:color="auto" w:sz="0" w:space="0"/>
-          <w:left w:val="none" w:color="auto" w:sz="0" w:space="0"/>
-          <w:bottom w:val="none" w:color="auto" w:sz="0" w:space="0"/>
-          <w:right w:val="none" w:color="auto" w:sz="0" w:space="0"/>
-          <w:between w:val="none" w:color="auto" w:sz="0" w:space="0"/>
-        </w:pBdr>
-        <w:tabs>
-          <w:tab w:val="left" w:pos="567"/>
-        </w:tabs>
-        <w:spacing w:before="0" w:beforeAutospacing="0" w:after="0" w:afterAutospacing="0" w:line="360" w:lineRule="auto"/>
-        <w:ind w:left="0" w:firstLine="700"/>
-        <w:jc w:val="both"/>
-      </w:pPr>
-      <w:r>
-        <w:rPr>
-          <w:rFonts w:hint="default" w:ascii="Times New Roman" w:hAnsi="Times New Roman" w:cs="Times New Roman"/>
-          <w:color w:val="000000"/>
-          <w:sz w:val="28"/>
-          <w:szCs w:val="28"/>
+        <w:pStyle w:val="4"/>
+        <w:bidi w:val="0"/>
+      </w:pPr>
+      <w:r>
+        <w:rPr>
+          <w:rFonts w:hint="default"/>
         </w:rPr>
         <w:t>Страница создания нового Pull Request.</w:t>
       </w:r>
     </w:p>
     <w:p>
       <w:pPr>
-        <w:pStyle w:val="23"/>
-        <w:keepNext w:val="0"/>
-        <w:keepLines w:val="0"/>
-        <w:widowControl/>
-        <w:suppressLineNumbers w:val="0"/>
-        <w:pBdr>
-          <w:top w:val="none" w:color="auto" w:sz="0" w:space="0"/>
-          <w:left w:val="none" w:color="auto" w:sz="0" w:space="0"/>
-          <w:bottom w:val="none" w:color="auto" w:sz="0" w:space="0"/>
-          <w:right w:val="none" w:color="auto" w:sz="0" w:space="0"/>
-          <w:between w:val="none" w:color="auto" w:sz="0" w:space="0"/>
-        </w:pBdr>
-        <w:tabs>
-          <w:tab w:val="left" w:pos="567"/>
-        </w:tabs>
-        <w:spacing w:before="0" w:beforeAutospacing="0" w:after="0" w:afterAutospacing="0" w:line="360" w:lineRule="auto"/>
-        <w:ind w:left="0" w:firstLine="700"/>
-        <w:jc w:val="both"/>
-      </w:pPr>
-      <w:r>
-        <w:rPr>
-          <w:rFonts w:hint="default" w:ascii="Times New Roman" w:hAnsi="Times New Roman" w:cs="Times New Roman"/>
-          <w:color w:val="000000"/>
-          <w:sz w:val="28"/>
-          <w:szCs w:val="28"/>
+        <w:pStyle w:val="4"/>
+        <w:bidi w:val="0"/>
+      </w:pPr>
+      <w:r>
+        <w:rPr>
+          <w:rFonts w:hint="default"/>
         </w:rPr>
         <w:t>Методы:</w:t>
       </w:r>
     </w:p>
     <w:p>
       <w:pPr>
-        <w:pStyle w:val="23"/>
-        <w:keepNext w:val="0"/>
-        <w:keepLines w:val="0"/>
-        <w:widowControl/>
-        <w:suppressLineNumbers w:val="0"/>
-        <w:pBdr>
-          <w:top w:val="none" w:color="auto" w:sz="0" w:space="0"/>
-          <w:left w:val="none" w:color="auto" w:sz="0" w:space="0"/>
-          <w:bottom w:val="none" w:color="auto" w:sz="0" w:space="0"/>
-          <w:right w:val="none" w:color="auto" w:sz="0" w:space="0"/>
-          <w:between w:val="none" w:color="auto" w:sz="0" w:space="0"/>
-        </w:pBdr>
-        <w:tabs>
-          <w:tab w:val="left" w:pos="567"/>
-        </w:tabs>
-        <w:spacing w:before="0" w:beforeAutospacing="0" w:after="0" w:afterAutospacing="0" w:line="360" w:lineRule="auto"/>
-        <w:ind w:left="0" w:firstLine="700"/>
-        <w:jc w:val="both"/>
-      </w:pPr>
-      <w:r>
-        <w:rPr>
-          <w:rFonts w:hint="default" w:ascii="Times New Roman" w:hAnsi="Times New Roman" w:cs="Times New Roman"/>
-          <w:color w:val="000000"/>
-          <w:sz w:val="28"/>
-          <w:szCs w:val="28"/>
+        <w:pStyle w:val="4"/>
+        <w:bidi w:val="0"/>
+      </w:pPr>
+      <w:r>
+        <w:rPr>
+          <w:rFonts w:hint="default"/>
         </w:rPr>
         <w:t>selectBaseBranch(String branchName) — выбирает base ветку для Pull Request</w:t>
       </w:r>
     </w:p>
     <w:p>
       <w:pPr>
-        <w:pStyle w:val="23"/>
-        <w:keepNext w:val="0"/>
-        <w:keepLines w:val="0"/>
-        <w:widowControl/>
-        <w:suppressLineNumbers w:val="0"/>
-        <w:pBdr>
-          <w:top w:val="none" w:color="auto" w:sz="0" w:space="0"/>
-          <w:left w:val="none" w:color="auto" w:sz="0" w:space="0"/>
-          <w:bottom w:val="none" w:color="auto" w:sz="0" w:space="0"/>
-          <w:right w:val="none" w:color="auto" w:sz="0" w:space="0"/>
-          <w:between w:val="none" w:color="auto" w:sz="0" w:space="0"/>
-        </w:pBdr>
-        <w:tabs>
-          <w:tab w:val="left" w:pos="567"/>
-        </w:tabs>
-        <w:spacing w:before="0" w:beforeAutospacing="0" w:after="0" w:afterAutospacing="0" w:line="360" w:lineRule="auto"/>
-        <w:ind w:left="0" w:firstLine="700"/>
-        <w:jc w:val="both"/>
-      </w:pPr>
-      <w:r>
-        <w:rPr>
-          <w:rFonts w:hint="default" w:ascii="Times New Roman" w:hAnsi="Times New Roman" w:cs="Times New Roman"/>
-          <w:color w:val="000000"/>
-          <w:sz w:val="28"/>
-          <w:szCs w:val="28"/>
+        <w:pStyle w:val="4"/>
+        <w:bidi w:val="0"/>
+      </w:pPr>
+      <w:r>
+        <w:rPr>
+          <w:rFonts w:hint="default"/>
         </w:rPr>
         <w:t>selectCompareBranch(String branchName) — выбирает compare ветку для Pull Request</w:t>
       </w:r>
     </w:p>
     <w:p>
       <w:pPr>
-        <w:pStyle w:val="23"/>
-        <w:keepNext w:val="0"/>
-        <w:keepLines w:val="0"/>
-        <w:widowControl/>
-        <w:suppressLineNumbers w:val="0"/>
-        <w:pBdr>
-          <w:top w:val="none" w:color="auto" w:sz="0" w:space="0"/>
-          <w:left w:val="none" w:color="auto" w:sz="0" w:space="0"/>
-          <w:bottom w:val="none" w:color="auto" w:sz="0" w:space="0"/>
-          <w:right w:val="none" w:color="auto" w:sz="0" w:space="0"/>
-          <w:between w:val="none" w:color="auto" w:sz="0" w:space="0"/>
-        </w:pBdr>
-        <w:tabs>
-          <w:tab w:val="left" w:pos="567"/>
-        </w:tabs>
-        <w:spacing w:before="0" w:beforeAutospacing="0" w:after="0" w:afterAutospacing="0" w:line="360" w:lineRule="auto"/>
-        <w:ind w:left="0" w:firstLine="700"/>
-        <w:jc w:val="both"/>
-      </w:pPr>
-      <w:r>
-        <w:rPr>
-          <w:rFonts w:hint="default" w:ascii="Times New Roman" w:hAnsi="Times New Roman" w:cs="Times New Roman"/>
-          <w:color w:val="000000"/>
-          <w:sz w:val="28"/>
-          <w:szCs w:val="28"/>
+        <w:pStyle w:val="4"/>
+        <w:bidi w:val="0"/>
+      </w:pPr>
+      <w:r>
+        <w:rPr>
+          <w:rFonts w:hint="default"/>
         </w:rPr>
         <w:t>clickCreatePullRequestButton() — нажимает кнопку Create pull request (первый этап создания PR)</w:t>
       </w:r>
     </w:p>
     <w:p>
       <w:pPr>
-        <w:pStyle w:val="23"/>
-        <w:keepNext w:val="0"/>
-        <w:keepLines w:val="0"/>
-        <w:widowControl/>
-        <w:suppressLineNumbers w:val="0"/>
-        <w:pBdr>
-          <w:top w:val="none" w:color="auto" w:sz="0" w:space="0"/>
-          <w:left w:val="none" w:color="auto" w:sz="0" w:space="0"/>
-          <w:bottom w:val="none" w:color="auto" w:sz="0" w:space="0"/>
-          <w:right w:val="none" w:color="auto" w:sz="0" w:space="0"/>
-          <w:between w:val="none" w:color="auto" w:sz="0" w:space="0"/>
-        </w:pBdr>
-        <w:tabs>
-          <w:tab w:val="left" w:pos="567"/>
-        </w:tabs>
-        <w:spacing w:before="0" w:beforeAutospacing="0" w:after="0" w:afterAutospacing="0" w:line="360" w:lineRule="auto"/>
-        <w:ind w:left="0" w:firstLine="700"/>
-        <w:jc w:val="both"/>
-      </w:pPr>
-      <w:r>
-        <w:rPr>
-          <w:rFonts w:hint="default" w:ascii="Times New Roman" w:hAnsi="Times New Roman" w:cs="Times New Roman"/>
-          <w:color w:val="000000"/>
-          <w:sz w:val="28"/>
-          <w:szCs w:val="28"/>
+        <w:pStyle w:val="4"/>
+        <w:bidi w:val="0"/>
+      </w:pPr>
+      <w:r>
+        <w:rPr>
+          <w:rFonts w:hint="default"/>
         </w:rPr>
         <w:t>setPullRequestTitle(String title) — устанавливает заголовок Pull Request</w:t>
       </w:r>
     </w:p>
     <w:p>
       <w:pPr>
-        <w:pStyle w:val="23"/>
-        <w:keepNext w:val="0"/>
-        <w:keepLines w:val="0"/>
-        <w:widowControl/>
-        <w:suppressLineNumbers w:val="0"/>
-        <w:pBdr>
-          <w:top w:val="none" w:color="auto" w:sz="0" w:space="0"/>
-          <w:left w:val="none" w:color="auto" w:sz="0" w:space="0"/>
-          <w:bottom w:val="none" w:color="auto" w:sz="0" w:space="0"/>
-          <w:right w:val="none" w:color="auto" w:sz="0" w:space="0"/>
-          <w:between w:val="none" w:color="auto" w:sz="0" w:space="0"/>
-        </w:pBdr>
-        <w:tabs>
-          <w:tab w:val="left" w:pos="567"/>
-        </w:tabs>
-        <w:spacing w:before="0" w:beforeAutospacing="0" w:after="0" w:afterAutospacing="0" w:line="360" w:lineRule="auto"/>
-        <w:ind w:left="0" w:firstLine="700"/>
-        <w:jc w:val="both"/>
-      </w:pPr>
-      <w:r>
-        <w:rPr>
-          <w:rFonts w:hint="default" w:ascii="Times New Roman" w:hAnsi="Times New Roman" w:cs="Times New Roman"/>
-          <w:color w:val="000000"/>
-          <w:sz w:val="28"/>
-          <w:szCs w:val="28"/>
+        <w:pStyle w:val="4"/>
+        <w:bidi w:val="0"/>
+      </w:pPr>
+      <w:r>
+        <w:rPr>
+          <w:rFonts w:hint="default"/>
         </w:rPr>
         <w:t>confirmCreatePullRequest() — подтверждает создание Pull Request, возвращает PullRequestsPage</w:t>
       </w:r>
     </w:p>
     <w:p>
       <w:pPr>
-        <w:pStyle w:val="23"/>
-        <w:keepNext w:val="0"/>
-        <w:keepLines w:val="0"/>
-        <w:widowControl/>
-        <w:suppressLineNumbers w:val="0"/>
-        <w:pBdr>
-          <w:top w:val="none" w:color="auto" w:sz="0" w:space="0"/>
-          <w:left w:val="none" w:color="auto" w:sz="0" w:space="0"/>
-          <w:bottom w:val="none" w:color="auto" w:sz="0" w:space="0"/>
-          <w:right w:val="none" w:color="auto" w:sz="0" w:space="0"/>
-          <w:between w:val="none" w:color="auto" w:sz="0" w:space="0"/>
-        </w:pBdr>
-        <w:tabs>
-          <w:tab w:val="left" w:pos="567"/>
-        </w:tabs>
-        <w:spacing w:before="0" w:beforeAutospacing="0" w:after="0" w:afterAutospacing="0" w:line="360" w:lineRule="auto"/>
-        <w:ind w:left="0" w:firstLine="700"/>
-        <w:jc w:val="both"/>
+        <w:pStyle w:val="4"/>
+        <w:bidi w:val="0"/>
       </w:pPr>
       <w:r>
         <w:t> </w:t>
@@ -10094,272 +9057,104 @@
     </w:p>
     <w:p>
       <w:pPr>
-        <w:pStyle w:val="23"/>
-        <w:keepNext w:val="0"/>
-        <w:keepLines w:val="0"/>
-        <w:widowControl/>
-        <w:suppressLineNumbers w:val="0"/>
-        <w:pBdr>
-          <w:top w:val="none" w:color="auto" w:sz="0" w:space="0"/>
-          <w:left w:val="none" w:color="auto" w:sz="0" w:space="0"/>
-          <w:bottom w:val="none" w:color="auto" w:sz="0" w:space="0"/>
-          <w:right w:val="none" w:color="auto" w:sz="0" w:space="0"/>
-          <w:between w:val="none" w:color="auto" w:sz="0" w:space="0"/>
-        </w:pBdr>
-        <w:tabs>
-          <w:tab w:val="left" w:pos="567"/>
-        </w:tabs>
-        <w:spacing w:before="0" w:beforeAutospacing="0" w:after="0" w:afterAutospacing="0" w:line="360" w:lineRule="auto"/>
-        <w:ind w:left="0" w:firstLine="700"/>
-        <w:jc w:val="both"/>
-      </w:pPr>
-      <w:r>
-        <w:rPr>
-          <w:rFonts w:hint="default" w:ascii="Times New Roman" w:hAnsi="Times New Roman" w:cs="Times New Roman"/>
-          <w:color w:val="000000"/>
-          <w:sz w:val="28"/>
-          <w:szCs w:val="28"/>
+        <w:pStyle w:val="4"/>
+        <w:bidi w:val="0"/>
+      </w:pPr>
+      <w:r>
+        <w:rPr>
+          <w:rFonts w:hint="default"/>
         </w:rPr>
         <w:t>NewRepositoryPage.java</w:t>
       </w:r>
     </w:p>
     <w:p>
       <w:pPr>
-        <w:pStyle w:val="23"/>
-        <w:keepNext w:val="0"/>
-        <w:keepLines w:val="0"/>
-        <w:widowControl/>
-        <w:suppressLineNumbers w:val="0"/>
-        <w:pBdr>
-          <w:top w:val="none" w:color="auto" w:sz="0" w:space="0"/>
-          <w:left w:val="none" w:color="auto" w:sz="0" w:space="0"/>
-          <w:bottom w:val="none" w:color="auto" w:sz="0" w:space="0"/>
-          <w:right w:val="none" w:color="auto" w:sz="0" w:space="0"/>
-          <w:between w:val="none" w:color="auto" w:sz="0" w:space="0"/>
-        </w:pBdr>
-        <w:tabs>
-          <w:tab w:val="left" w:pos="567"/>
-        </w:tabs>
-        <w:spacing w:before="0" w:beforeAutospacing="0" w:after="0" w:afterAutospacing="0" w:line="360" w:lineRule="auto"/>
-        <w:ind w:left="0" w:firstLine="700"/>
-        <w:jc w:val="both"/>
-      </w:pPr>
-      <w:r>
-        <w:rPr>
-          <w:rFonts w:hint="default" w:ascii="Times New Roman" w:hAnsi="Times New Roman" w:cs="Times New Roman"/>
-          <w:color w:val="000000"/>
-          <w:sz w:val="28"/>
-          <w:szCs w:val="28"/>
+        <w:pStyle w:val="4"/>
+        <w:bidi w:val="0"/>
+      </w:pPr>
+      <w:r>
+        <w:rPr>
+          <w:rFonts w:hint="default"/>
         </w:rPr>
         <w:t>Страница создания нового репозитория.</w:t>
       </w:r>
     </w:p>
     <w:p>
       <w:pPr>
-        <w:pStyle w:val="23"/>
-        <w:keepNext w:val="0"/>
-        <w:keepLines w:val="0"/>
-        <w:widowControl/>
-        <w:suppressLineNumbers w:val="0"/>
-        <w:pBdr>
-          <w:top w:val="none" w:color="auto" w:sz="0" w:space="0"/>
-          <w:left w:val="none" w:color="auto" w:sz="0" w:space="0"/>
-          <w:bottom w:val="none" w:color="auto" w:sz="0" w:space="0"/>
-          <w:right w:val="none" w:color="auto" w:sz="0" w:space="0"/>
-          <w:between w:val="none" w:color="auto" w:sz="0" w:space="0"/>
-        </w:pBdr>
-        <w:tabs>
-          <w:tab w:val="left" w:pos="567"/>
-        </w:tabs>
-        <w:spacing w:before="0" w:beforeAutospacing="0" w:after="0" w:afterAutospacing="0" w:line="360" w:lineRule="auto"/>
-        <w:ind w:left="0" w:firstLine="700"/>
-        <w:jc w:val="both"/>
-      </w:pPr>
-      <w:r>
-        <w:rPr>
-          <w:rFonts w:hint="default" w:ascii="Times New Roman" w:hAnsi="Times New Roman" w:cs="Times New Roman"/>
-          <w:color w:val="000000"/>
-          <w:sz w:val="28"/>
-          <w:szCs w:val="28"/>
+        <w:pStyle w:val="4"/>
+        <w:bidi w:val="0"/>
+      </w:pPr>
+      <w:r>
+        <w:rPr>
+          <w:rFonts w:hint="default"/>
         </w:rPr>
         <w:t>Методы:</w:t>
       </w:r>
     </w:p>
     <w:p>
       <w:pPr>
-        <w:pStyle w:val="23"/>
-        <w:keepNext w:val="0"/>
-        <w:keepLines w:val="0"/>
-        <w:widowControl/>
-        <w:suppressLineNumbers w:val="0"/>
-        <w:pBdr>
-          <w:top w:val="none" w:color="auto" w:sz="0" w:space="0"/>
-          <w:left w:val="none" w:color="auto" w:sz="0" w:space="0"/>
-          <w:bottom w:val="none" w:color="auto" w:sz="0" w:space="0"/>
-          <w:right w:val="none" w:color="auto" w:sz="0" w:space="0"/>
-          <w:between w:val="none" w:color="auto" w:sz="0" w:space="0"/>
-        </w:pBdr>
-        <w:tabs>
-          <w:tab w:val="left" w:pos="567"/>
-        </w:tabs>
-        <w:spacing w:before="0" w:beforeAutospacing="0" w:after="0" w:afterAutospacing="0" w:line="360" w:lineRule="auto"/>
-        <w:ind w:left="0" w:firstLine="700"/>
-        <w:jc w:val="both"/>
-      </w:pPr>
-      <w:r>
-        <w:rPr>
-          <w:rFonts w:hint="default" w:ascii="Times New Roman" w:hAnsi="Times New Roman" w:cs="Times New Roman"/>
-          <w:color w:val="000000"/>
-          <w:sz w:val="28"/>
-          <w:szCs w:val="28"/>
+        <w:pStyle w:val="4"/>
+        <w:bidi w:val="0"/>
+      </w:pPr>
+      <w:r>
+        <w:rPr>
+          <w:rFonts w:hint="default"/>
         </w:rPr>
         <w:t>setRepositoryName(String name) — устанавливает имя репозитория</w:t>
       </w:r>
     </w:p>
     <w:p>
       <w:pPr>
-        <w:pStyle w:val="23"/>
-        <w:keepNext w:val="0"/>
-        <w:keepLines w:val="0"/>
-        <w:widowControl/>
-        <w:suppressLineNumbers w:val="0"/>
-        <w:pBdr>
-          <w:top w:val="none" w:color="auto" w:sz="0" w:space="0"/>
-          <w:left w:val="none" w:color="auto" w:sz="0" w:space="0"/>
-          <w:bottom w:val="none" w:color="auto" w:sz="0" w:space="0"/>
-          <w:right w:val="none" w:color="auto" w:sz="0" w:space="0"/>
-          <w:between w:val="none" w:color="auto" w:sz="0" w:space="0"/>
-        </w:pBdr>
-        <w:tabs>
-          <w:tab w:val="left" w:pos="567"/>
-        </w:tabs>
-        <w:spacing w:before="0" w:beforeAutospacing="0" w:after="0" w:afterAutospacing="0" w:line="360" w:lineRule="auto"/>
-        <w:ind w:left="0" w:firstLine="700"/>
-        <w:jc w:val="both"/>
-      </w:pPr>
-      <w:r>
-        <w:rPr>
-          <w:rFonts w:hint="default" w:ascii="Times New Roman" w:hAnsi="Times New Roman" w:cs="Times New Roman"/>
-          <w:color w:val="000000"/>
-          <w:sz w:val="28"/>
-          <w:szCs w:val="28"/>
+        <w:pStyle w:val="4"/>
+        <w:bidi w:val="0"/>
+      </w:pPr>
+      <w:r>
+        <w:rPr>
+          <w:rFonts w:hint="default"/>
         </w:rPr>
         <w:t>selectVisibility() — открывает меню выбора видимости</w:t>
       </w:r>
     </w:p>
     <w:p>
       <w:pPr>
-        <w:pStyle w:val="23"/>
-        <w:keepNext w:val="0"/>
-        <w:keepLines w:val="0"/>
-        <w:widowControl/>
-        <w:suppressLineNumbers w:val="0"/>
-        <w:pBdr>
-          <w:top w:val="none" w:color="auto" w:sz="0" w:space="0"/>
-          <w:left w:val="none" w:color="auto" w:sz="0" w:space="0"/>
-          <w:bottom w:val="none" w:color="auto" w:sz="0" w:space="0"/>
-          <w:right w:val="none" w:color="auto" w:sz="0" w:space="0"/>
-          <w:between w:val="none" w:color="auto" w:sz="0" w:space="0"/>
-        </w:pBdr>
-        <w:tabs>
-          <w:tab w:val="left" w:pos="567"/>
-        </w:tabs>
-        <w:spacing w:before="0" w:beforeAutospacing="0" w:after="0" w:afterAutospacing="0" w:line="360" w:lineRule="auto"/>
-        <w:ind w:left="0" w:firstLine="700"/>
-        <w:jc w:val="both"/>
-      </w:pPr>
-      <w:r>
-        <w:rPr>
-          <w:rFonts w:hint="default" w:ascii="Times New Roman" w:hAnsi="Times New Roman" w:cs="Times New Roman"/>
-          <w:color w:val="000000"/>
-          <w:sz w:val="28"/>
-          <w:szCs w:val="28"/>
+        <w:pStyle w:val="4"/>
+        <w:bidi w:val="0"/>
+      </w:pPr>
+      <w:r>
+        <w:rPr>
+          <w:rFonts w:hint="default"/>
         </w:rPr>
         <w:t>selectPublicVisibility() — выбирает публичную видимость</w:t>
       </w:r>
     </w:p>
     <w:p>
       <w:pPr>
-        <w:pStyle w:val="23"/>
-        <w:keepNext w:val="0"/>
-        <w:keepLines w:val="0"/>
-        <w:widowControl/>
-        <w:suppressLineNumbers w:val="0"/>
-        <w:pBdr>
-          <w:top w:val="none" w:color="auto" w:sz="0" w:space="0"/>
-          <w:left w:val="none" w:color="auto" w:sz="0" w:space="0"/>
-          <w:bottom w:val="none" w:color="auto" w:sz="0" w:space="0"/>
-          <w:right w:val="none" w:color="auto" w:sz="0" w:space="0"/>
-          <w:between w:val="none" w:color="auto" w:sz="0" w:space="0"/>
-        </w:pBdr>
-        <w:tabs>
-          <w:tab w:val="left" w:pos="567"/>
-        </w:tabs>
-        <w:spacing w:before="0" w:beforeAutospacing="0" w:after="0" w:afterAutospacing="0" w:line="360" w:lineRule="auto"/>
-        <w:ind w:left="0" w:firstLine="700"/>
-        <w:jc w:val="both"/>
-      </w:pPr>
-      <w:r>
-        <w:rPr>
-          <w:rFonts w:hint="default" w:ascii="Times New Roman" w:hAnsi="Times New Roman" w:cs="Times New Roman"/>
-          <w:color w:val="000000"/>
-          <w:sz w:val="28"/>
-          <w:szCs w:val="28"/>
+        <w:pStyle w:val="4"/>
+        <w:bidi w:val="0"/>
+      </w:pPr>
+      <w:r>
+        <w:rPr>
+          <w:rFonts w:hint="default"/>
         </w:rPr>
         <w:t>selectPrivateVisibility() — выбирает приватную видимость</w:t>
       </w:r>
     </w:p>
     <w:p>
       <w:pPr>
-        <w:pStyle w:val="23"/>
-        <w:keepNext w:val="0"/>
-        <w:keepLines w:val="0"/>
-        <w:widowControl/>
-        <w:suppressLineNumbers w:val="0"/>
-        <w:pBdr>
-          <w:top w:val="none" w:color="auto" w:sz="0" w:space="0"/>
-          <w:left w:val="none" w:color="auto" w:sz="0" w:space="0"/>
-          <w:bottom w:val="none" w:color="auto" w:sz="0" w:space="0"/>
-          <w:right w:val="none" w:color="auto" w:sz="0" w:space="0"/>
-          <w:between w:val="none" w:color="auto" w:sz="0" w:space="0"/>
-        </w:pBdr>
-        <w:tabs>
-          <w:tab w:val="left" w:pos="567"/>
-        </w:tabs>
-        <w:spacing w:before="0" w:beforeAutospacing="0" w:after="0" w:afterAutospacing="0" w:line="360" w:lineRule="auto"/>
-        <w:ind w:left="0" w:firstLine="700"/>
-        <w:jc w:val="both"/>
-      </w:pPr>
-      <w:r>
-        <w:rPr>
-          <w:rFonts w:hint="default" w:ascii="Times New Roman" w:hAnsi="Times New Roman" w:cs="Times New Roman"/>
-          <w:color w:val="000000"/>
-          <w:sz w:val="28"/>
-          <w:szCs w:val="28"/>
+        <w:pStyle w:val="4"/>
+        <w:bidi w:val="0"/>
+      </w:pPr>
+      <w:r>
+        <w:rPr>
+          <w:rFonts w:hint="default"/>
         </w:rPr>
         <w:t>clickCreateRepositoryButton() — нажимает кнопку создания репозитория, возвращает RepositoryPage</w:t>
       </w:r>
     </w:p>
     <w:p>
       <w:pPr>
-        <w:pStyle w:val="23"/>
-        <w:keepNext w:val="0"/>
-        <w:keepLines w:val="0"/>
-        <w:widowControl/>
-        <w:suppressLineNumbers w:val="0"/>
-        <w:pBdr>
-          <w:top w:val="none" w:color="auto" w:sz="0" w:space="0"/>
-          <w:left w:val="none" w:color="auto" w:sz="0" w:space="0"/>
-          <w:bottom w:val="none" w:color="auto" w:sz="0" w:space="0"/>
-          <w:right w:val="none" w:color="auto" w:sz="0" w:space="0"/>
-          <w:between w:val="none" w:color="auto" w:sz="0" w:space="0"/>
-        </w:pBdr>
-        <w:tabs>
-          <w:tab w:val="left" w:pos="567"/>
-        </w:tabs>
-        <w:spacing w:before="0" w:beforeAutospacing="0" w:after="0" w:afterAutospacing="0" w:line="360" w:lineRule="auto"/>
-        <w:ind w:left="0" w:firstLine="700"/>
-        <w:jc w:val="both"/>
+        <w:pStyle w:val="4"/>
+        <w:bidi w:val="0"/>
       </w:pPr>
       <w:r>
         <w:t> </w:t>
@@ -10367,179 +9162,68 @@
     </w:p>
     <w:p>
       <w:pPr>
-        <w:pStyle w:val="23"/>
-        <w:keepNext w:val="0"/>
-        <w:keepLines w:val="0"/>
-        <w:widowControl/>
-        <w:suppressLineNumbers w:val="0"/>
-        <w:pBdr>
-          <w:top w:val="none" w:color="auto" w:sz="0" w:space="0"/>
-          <w:left w:val="none" w:color="auto" w:sz="0" w:space="0"/>
-          <w:bottom w:val="none" w:color="auto" w:sz="0" w:space="0"/>
-          <w:right w:val="none" w:color="auto" w:sz="0" w:space="0"/>
-          <w:between w:val="none" w:color="auto" w:sz="0" w:space="0"/>
-        </w:pBdr>
-        <w:tabs>
-          <w:tab w:val="left" w:pos="567"/>
-        </w:tabs>
-        <w:spacing w:before="0" w:beforeAutospacing="0" w:after="0" w:afterAutospacing="0" w:line="360" w:lineRule="auto"/>
-        <w:ind w:left="0" w:firstLine="700"/>
-        <w:jc w:val="both"/>
-      </w:pPr>
-      <w:r>
-        <w:rPr>
-          <w:rFonts w:hint="default" w:ascii="Times New Roman" w:hAnsi="Times New Roman" w:cs="Times New Roman"/>
-          <w:color w:val="000000"/>
-          <w:sz w:val="28"/>
-          <w:szCs w:val="28"/>
+        <w:pStyle w:val="4"/>
+        <w:bidi w:val="0"/>
+      </w:pPr>
+      <w:r>
+        <w:rPr>
+          <w:rFonts w:hint="default"/>
         </w:rPr>
         <w:t>PullRequestPage.java</w:t>
       </w:r>
     </w:p>
     <w:p>
       <w:pPr>
-        <w:pStyle w:val="23"/>
-        <w:keepNext w:val="0"/>
-        <w:keepLines w:val="0"/>
-        <w:widowControl/>
-        <w:suppressLineNumbers w:val="0"/>
-        <w:pBdr>
-          <w:top w:val="none" w:color="auto" w:sz="0" w:space="0"/>
-          <w:left w:val="none" w:color="auto" w:sz="0" w:space="0"/>
-          <w:bottom w:val="none" w:color="auto" w:sz="0" w:space="0"/>
-          <w:right w:val="none" w:color="auto" w:sz="0" w:space="0"/>
-          <w:between w:val="none" w:color="auto" w:sz="0" w:space="0"/>
-        </w:pBdr>
-        <w:tabs>
-          <w:tab w:val="left" w:pos="567"/>
-        </w:tabs>
-        <w:spacing w:before="0" w:beforeAutospacing="0" w:after="0" w:afterAutospacing="0" w:line="360" w:lineRule="auto"/>
-        <w:ind w:left="0" w:firstLine="700"/>
-        <w:jc w:val="both"/>
-      </w:pPr>
-      <w:r>
-        <w:rPr>
-          <w:rFonts w:hint="default" w:ascii="Times New Roman" w:hAnsi="Times New Roman" w:cs="Times New Roman"/>
-          <w:color w:val="000000"/>
-          <w:sz w:val="28"/>
-          <w:szCs w:val="28"/>
+        <w:pStyle w:val="4"/>
+        <w:bidi w:val="0"/>
+      </w:pPr>
+      <w:r>
+        <w:rPr>
+          <w:rFonts w:hint="default"/>
         </w:rPr>
         <w:t>Страница конкретного Pull Request.</w:t>
       </w:r>
     </w:p>
     <w:p>
       <w:pPr>
-        <w:pStyle w:val="23"/>
-        <w:keepNext w:val="0"/>
-        <w:keepLines w:val="0"/>
-        <w:widowControl/>
-        <w:suppressLineNumbers w:val="0"/>
-        <w:pBdr>
-          <w:top w:val="none" w:color="auto" w:sz="0" w:space="0"/>
-          <w:left w:val="none" w:color="auto" w:sz="0" w:space="0"/>
-          <w:bottom w:val="none" w:color="auto" w:sz="0" w:space="0"/>
-          <w:right w:val="none" w:color="auto" w:sz="0" w:space="0"/>
-          <w:between w:val="none" w:color="auto" w:sz="0" w:space="0"/>
-        </w:pBdr>
-        <w:tabs>
-          <w:tab w:val="left" w:pos="567"/>
-        </w:tabs>
-        <w:spacing w:before="0" w:beforeAutospacing="0" w:after="0" w:afterAutospacing="0" w:line="360" w:lineRule="auto"/>
-        <w:ind w:left="0" w:firstLine="700"/>
-        <w:jc w:val="both"/>
-      </w:pPr>
-      <w:r>
-        <w:rPr>
-          <w:rFonts w:hint="default" w:ascii="Times New Roman" w:hAnsi="Times New Roman" w:cs="Times New Roman"/>
-          <w:color w:val="000000"/>
-          <w:sz w:val="28"/>
-          <w:szCs w:val="28"/>
+        <w:pStyle w:val="4"/>
+        <w:bidi w:val="0"/>
+      </w:pPr>
+      <w:r>
+        <w:rPr>
+          <w:rFonts w:hint="default"/>
         </w:rPr>
         <w:t>Методы:</w:t>
       </w:r>
     </w:p>
     <w:p>
       <w:pPr>
-        <w:pStyle w:val="23"/>
-        <w:keepNext w:val="0"/>
-        <w:keepLines w:val="0"/>
-        <w:widowControl/>
-        <w:suppressLineNumbers w:val="0"/>
-        <w:pBdr>
-          <w:top w:val="none" w:color="auto" w:sz="0" w:space="0"/>
-          <w:left w:val="none" w:color="auto" w:sz="0" w:space="0"/>
-          <w:bottom w:val="none" w:color="auto" w:sz="0" w:space="0"/>
-          <w:right w:val="none" w:color="auto" w:sz="0" w:space="0"/>
-          <w:between w:val="none" w:color="auto" w:sz="0" w:space="0"/>
-        </w:pBdr>
-        <w:tabs>
-          <w:tab w:val="left" w:pos="567"/>
-        </w:tabs>
-        <w:spacing w:before="0" w:beforeAutospacing="0" w:after="0" w:afterAutospacing="0" w:line="360" w:lineRule="auto"/>
-        <w:ind w:left="0" w:firstLine="700"/>
-        <w:jc w:val="both"/>
-      </w:pPr>
-      <w:r>
-        <w:rPr>
-          <w:rFonts w:hint="default" w:ascii="Times New Roman" w:hAnsi="Times New Roman" w:cs="Times New Roman"/>
-          <w:color w:val="000000"/>
-          <w:sz w:val="28"/>
-          <w:szCs w:val="28"/>
+        <w:pStyle w:val="4"/>
+        <w:bidi w:val="0"/>
+      </w:pPr>
+      <w:r>
+        <w:rPr>
+          <w:rFonts w:hint="default"/>
         </w:rPr>
         <w:t>clickClosePullRequest() — нажимает кнопку Close pull request</w:t>
       </w:r>
     </w:p>
     <w:p>
       <w:pPr>
-        <w:pStyle w:val="23"/>
-        <w:keepNext w:val="0"/>
-        <w:keepLines w:val="0"/>
-        <w:widowControl/>
-        <w:suppressLineNumbers w:val="0"/>
-        <w:pBdr>
-          <w:top w:val="none" w:color="auto" w:sz="0" w:space="0"/>
-          <w:left w:val="none" w:color="auto" w:sz="0" w:space="0"/>
-          <w:bottom w:val="none" w:color="auto" w:sz="0" w:space="0"/>
-          <w:right w:val="none" w:color="auto" w:sz="0" w:space="0"/>
-          <w:between w:val="none" w:color="auto" w:sz="0" w:space="0"/>
-        </w:pBdr>
-        <w:tabs>
-          <w:tab w:val="left" w:pos="567"/>
-        </w:tabs>
-        <w:spacing w:before="0" w:beforeAutospacing="0" w:after="0" w:afterAutospacing="0" w:line="360" w:lineRule="auto"/>
-        <w:ind w:left="0" w:firstLine="700"/>
-        <w:jc w:val="both"/>
-      </w:pPr>
-      <w:r>
-        <w:rPr>
-          <w:rFonts w:hint="default" w:ascii="Times New Roman" w:hAnsi="Times New Roman" w:cs="Times New Roman"/>
-          <w:color w:val="000000"/>
-          <w:sz w:val="28"/>
-          <w:szCs w:val="28"/>
+        <w:pStyle w:val="4"/>
+        <w:bidi w:val="0"/>
+      </w:pPr>
+      <w:r>
+        <w:rPr>
+          <w:rFonts w:hint="default"/>
         </w:rPr>
         <w:t>isPullRequestClosed(String prName) — проверяет, закрыт ли Pull Request</w:t>
       </w:r>
     </w:p>
     <w:p>
       <w:pPr>
-        <w:pStyle w:val="23"/>
-        <w:keepNext w:val="0"/>
-        <w:keepLines w:val="0"/>
-        <w:widowControl/>
-        <w:suppressLineNumbers w:val="0"/>
-        <w:pBdr>
-          <w:top w:val="none" w:color="auto" w:sz="0" w:space="0"/>
-          <w:left w:val="none" w:color="auto" w:sz="0" w:space="0"/>
-          <w:bottom w:val="none" w:color="auto" w:sz="0" w:space="0"/>
-          <w:right w:val="none" w:color="auto" w:sz="0" w:space="0"/>
-          <w:between w:val="none" w:color="auto" w:sz="0" w:space="0"/>
-        </w:pBdr>
-        <w:tabs>
-          <w:tab w:val="left" w:pos="567"/>
-        </w:tabs>
-        <w:spacing w:before="0" w:beforeAutospacing="0" w:after="0" w:afterAutospacing="0" w:line="360" w:lineRule="auto"/>
-        <w:ind w:left="0" w:firstLine="700"/>
-        <w:jc w:val="both"/>
+        <w:pStyle w:val="4"/>
+        <w:bidi w:val="0"/>
       </w:pPr>
       <w:r>
         <w:t> </w:t>
@@ -10547,210 +9231,80 @@
     </w:p>
     <w:p>
       <w:pPr>
-        <w:pStyle w:val="23"/>
-        <w:keepNext w:val="0"/>
-        <w:keepLines w:val="0"/>
-        <w:widowControl/>
-        <w:suppressLineNumbers w:val="0"/>
-        <w:pBdr>
-          <w:top w:val="none" w:color="auto" w:sz="0" w:space="0"/>
-          <w:left w:val="none" w:color="auto" w:sz="0" w:space="0"/>
-          <w:bottom w:val="none" w:color="auto" w:sz="0" w:space="0"/>
-          <w:right w:val="none" w:color="auto" w:sz="0" w:space="0"/>
-          <w:between w:val="none" w:color="auto" w:sz="0" w:space="0"/>
-        </w:pBdr>
-        <w:tabs>
-          <w:tab w:val="left" w:pos="567"/>
-        </w:tabs>
-        <w:spacing w:before="0" w:beforeAutospacing="0" w:after="0" w:afterAutospacing="0" w:line="360" w:lineRule="auto"/>
-        <w:ind w:left="0" w:firstLine="700"/>
-        <w:jc w:val="both"/>
-      </w:pPr>
-      <w:r>
-        <w:rPr>
-          <w:rFonts w:hint="default" w:ascii="Times New Roman" w:hAnsi="Times New Roman" w:cs="Times New Roman"/>
-          <w:color w:val="000000"/>
-          <w:sz w:val="28"/>
-          <w:szCs w:val="28"/>
+        <w:pStyle w:val="4"/>
+        <w:bidi w:val="0"/>
+      </w:pPr>
+      <w:r>
+        <w:rPr>
+          <w:rFonts w:hint="default"/>
         </w:rPr>
         <w:t>PullRequestsPage.java</w:t>
       </w:r>
     </w:p>
     <w:p>
       <w:pPr>
-        <w:pStyle w:val="23"/>
-        <w:keepNext w:val="0"/>
-        <w:keepLines w:val="0"/>
-        <w:widowControl/>
-        <w:suppressLineNumbers w:val="0"/>
-        <w:pBdr>
-          <w:top w:val="none" w:color="auto" w:sz="0" w:space="0"/>
-          <w:left w:val="none" w:color="auto" w:sz="0" w:space="0"/>
-          <w:bottom w:val="none" w:color="auto" w:sz="0" w:space="0"/>
-          <w:right w:val="none" w:color="auto" w:sz="0" w:space="0"/>
-          <w:between w:val="none" w:color="auto" w:sz="0" w:space="0"/>
-        </w:pBdr>
-        <w:tabs>
-          <w:tab w:val="left" w:pos="567"/>
-        </w:tabs>
-        <w:spacing w:before="0" w:beforeAutospacing="0" w:after="0" w:afterAutospacing="0" w:line="360" w:lineRule="auto"/>
-        <w:ind w:left="0" w:firstLine="700"/>
-        <w:jc w:val="both"/>
-      </w:pPr>
-      <w:r>
-        <w:rPr>
-          <w:rFonts w:hint="default" w:ascii="Times New Roman" w:hAnsi="Times New Roman" w:cs="Times New Roman"/>
-          <w:color w:val="000000"/>
-          <w:sz w:val="28"/>
-          <w:szCs w:val="28"/>
+        <w:pStyle w:val="4"/>
+        <w:bidi w:val="0"/>
+      </w:pPr>
+      <w:r>
+        <w:rPr>
+          <w:rFonts w:hint="default"/>
         </w:rPr>
         <w:t>Страница со списком Pull Requests.</w:t>
       </w:r>
     </w:p>
     <w:p>
       <w:pPr>
-        <w:pStyle w:val="23"/>
-        <w:keepNext w:val="0"/>
-        <w:keepLines w:val="0"/>
-        <w:widowControl/>
-        <w:suppressLineNumbers w:val="0"/>
-        <w:pBdr>
-          <w:top w:val="none" w:color="auto" w:sz="0" w:space="0"/>
-          <w:left w:val="none" w:color="auto" w:sz="0" w:space="0"/>
-          <w:bottom w:val="none" w:color="auto" w:sz="0" w:space="0"/>
-          <w:right w:val="none" w:color="auto" w:sz="0" w:space="0"/>
-          <w:between w:val="none" w:color="auto" w:sz="0" w:space="0"/>
-        </w:pBdr>
-        <w:tabs>
-          <w:tab w:val="left" w:pos="567"/>
-        </w:tabs>
-        <w:spacing w:before="0" w:beforeAutospacing="0" w:after="0" w:afterAutospacing="0" w:line="360" w:lineRule="auto"/>
-        <w:ind w:left="0" w:firstLine="700"/>
-        <w:jc w:val="both"/>
-      </w:pPr>
-      <w:r>
-        <w:rPr>
-          <w:rFonts w:hint="default" w:ascii="Times New Roman" w:hAnsi="Times New Roman" w:cs="Times New Roman"/>
-          <w:color w:val="000000"/>
-          <w:sz w:val="28"/>
-          <w:szCs w:val="28"/>
+        <w:pStyle w:val="4"/>
+        <w:bidi w:val="0"/>
+      </w:pPr>
+      <w:r>
+        <w:rPr>
+          <w:rFonts w:hint="default"/>
         </w:rPr>
         <w:t>Методы:</w:t>
       </w:r>
     </w:p>
     <w:p>
       <w:pPr>
-        <w:pStyle w:val="23"/>
-        <w:keepNext w:val="0"/>
-        <w:keepLines w:val="0"/>
-        <w:widowControl/>
-        <w:suppressLineNumbers w:val="0"/>
-        <w:pBdr>
-          <w:top w:val="none" w:color="auto" w:sz="0" w:space="0"/>
-          <w:left w:val="none" w:color="auto" w:sz="0" w:space="0"/>
-          <w:bottom w:val="none" w:color="auto" w:sz="0" w:space="0"/>
-          <w:right w:val="none" w:color="auto" w:sz="0" w:space="0"/>
-          <w:between w:val="none" w:color="auto" w:sz="0" w:space="0"/>
-        </w:pBdr>
-        <w:tabs>
-          <w:tab w:val="left" w:pos="567"/>
-        </w:tabs>
-        <w:spacing w:before="0" w:beforeAutospacing="0" w:after="0" w:afterAutospacing="0" w:line="360" w:lineRule="auto"/>
-        <w:ind w:left="0" w:firstLine="700"/>
-        <w:jc w:val="both"/>
-      </w:pPr>
-      <w:r>
-        <w:rPr>
-          <w:rFonts w:hint="default" w:ascii="Times New Roman" w:hAnsi="Times New Roman" w:cs="Times New Roman"/>
-          <w:color w:val="000000"/>
-          <w:sz w:val="28"/>
-          <w:szCs w:val="28"/>
+        <w:pStyle w:val="4"/>
+        <w:bidi w:val="0"/>
+      </w:pPr>
+      <w:r>
+        <w:rPr>
+          <w:rFonts w:hint="default"/>
         </w:rPr>
         <w:t>clickNewPullRequestButton() — нажимает кнопку "New pull request", возвращает NewPullRequestPage</w:t>
       </w:r>
     </w:p>
     <w:p>
       <w:pPr>
-        <w:pStyle w:val="23"/>
-        <w:keepNext w:val="0"/>
-        <w:keepLines w:val="0"/>
-        <w:widowControl/>
-        <w:suppressLineNumbers w:val="0"/>
-        <w:pBdr>
-          <w:top w:val="none" w:color="auto" w:sz="0" w:space="0"/>
-          <w:left w:val="none" w:color="auto" w:sz="0" w:space="0"/>
-          <w:bottom w:val="none" w:color="auto" w:sz="0" w:space="0"/>
-          <w:right w:val="none" w:color="auto" w:sz="0" w:space="0"/>
-          <w:between w:val="none" w:color="auto" w:sz="0" w:space="0"/>
-        </w:pBdr>
-        <w:tabs>
-          <w:tab w:val="left" w:pos="567"/>
-        </w:tabs>
-        <w:spacing w:before="0" w:beforeAutospacing="0" w:after="0" w:afterAutospacing="0" w:line="360" w:lineRule="auto"/>
-        <w:ind w:left="0" w:firstLine="700"/>
-        <w:jc w:val="both"/>
-      </w:pPr>
-      <w:r>
-        <w:rPr>
-          <w:rFonts w:hint="default" w:ascii="Times New Roman" w:hAnsi="Times New Roman" w:cs="Times New Roman"/>
-          <w:color w:val="000000"/>
-          <w:sz w:val="28"/>
-          <w:szCs w:val="28"/>
+        <w:pStyle w:val="4"/>
+        <w:bidi w:val="0"/>
+      </w:pPr>
+      <w:r>
+        <w:rPr>
+          <w:rFonts w:hint="default"/>
         </w:rPr>
         <w:t>clickPullRequest(String prName) — кликает на Pull Request по имени, возвращает PullRequestPage</w:t>
       </w:r>
     </w:p>
     <w:p>
       <w:pPr>
-        <w:pStyle w:val="23"/>
-        <w:keepNext w:val="0"/>
-        <w:keepLines w:val="0"/>
-        <w:widowControl/>
-        <w:suppressLineNumbers w:val="0"/>
-        <w:pBdr>
-          <w:top w:val="none" w:color="auto" w:sz="0" w:space="0"/>
-          <w:left w:val="none" w:color="auto" w:sz="0" w:space="0"/>
-          <w:bottom w:val="none" w:color="auto" w:sz="0" w:space="0"/>
-          <w:right w:val="none" w:color="auto" w:sz="0" w:space="0"/>
-          <w:between w:val="none" w:color="auto" w:sz="0" w:space="0"/>
-        </w:pBdr>
-        <w:tabs>
-          <w:tab w:val="left" w:pos="567"/>
-        </w:tabs>
-        <w:spacing w:before="0" w:beforeAutospacing="0" w:after="0" w:afterAutospacing="0" w:line="360" w:lineRule="auto"/>
-        <w:ind w:left="0" w:firstLine="700"/>
-        <w:jc w:val="both"/>
-      </w:pPr>
-      <w:r>
-        <w:rPr>
-          <w:rFonts w:hint="default" w:ascii="Times New Roman" w:hAnsi="Times New Roman" w:cs="Times New Roman"/>
-          <w:color w:val="000000"/>
-          <w:sz w:val="28"/>
-          <w:szCs w:val="28"/>
+        <w:pStyle w:val="4"/>
+        <w:bidi w:val="0"/>
+      </w:pPr>
+      <w:r>
+        <w:rPr>
+          <w:rFonts w:hint="default"/>
         </w:rPr>
         <w:t>isPullRequestInList(String title) — проверяет, отображается ли Pull Request в списке</w:t>
       </w:r>
     </w:p>
     <w:p>
       <w:pPr>
-        <w:pStyle w:val="23"/>
-        <w:keepNext w:val="0"/>
-        <w:keepLines w:val="0"/>
-        <w:widowControl/>
-        <w:suppressLineNumbers w:val="0"/>
-        <w:pBdr>
-          <w:top w:val="none" w:color="auto" w:sz="0" w:space="0"/>
-          <w:left w:val="none" w:color="auto" w:sz="0" w:space="0"/>
-          <w:bottom w:val="none" w:color="auto" w:sz="0" w:space="0"/>
-          <w:right w:val="none" w:color="auto" w:sz="0" w:space="0"/>
-          <w:between w:val="none" w:color="auto" w:sz="0" w:space="0"/>
-        </w:pBdr>
-        <w:tabs>
-          <w:tab w:val="left" w:pos="567"/>
-        </w:tabs>
-        <w:spacing w:before="0" w:beforeAutospacing="0" w:after="0" w:afterAutospacing="0" w:line="360" w:lineRule="auto"/>
-        <w:ind w:left="0" w:firstLine="700"/>
-        <w:jc w:val="both"/>
+        <w:pStyle w:val="4"/>
+        <w:bidi w:val="0"/>
       </w:pPr>
       <w:r>
         <w:t> </w:t>
@@ -10758,444 +9312,174 @@
     </w:p>
     <w:p>
       <w:pPr>
-        <w:pStyle w:val="23"/>
-        <w:keepNext w:val="0"/>
-        <w:keepLines w:val="0"/>
-        <w:widowControl/>
-        <w:suppressLineNumbers w:val="0"/>
-        <w:pBdr>
-          <w:top w:val="none" w:color="auto" w:sz="0" w:space="0"/>
-          <w:left w:val="none" w:color="auto" w:sz="0" w:space="0"/>
-          <w:bottom w:val="none" w:color="auto" w:sz="0" w:space="0"/>
-          <w:right w:val="none" w:color="auto" w:sz="0" w:space="0"/>
-          <w:between w:val="none" w:color="auto" w:sz="0" w:space="0"/>
-        </w:pBdr>
-        <w:tabs>
-          <w:tab w:val="left" w:pos="567"/>
-        </w:tabs>
-        <w:spacing w:before="0" w:beforeAutospacing="0" w:after="0" w:afterAutospacing="0" w:line="360" w:lineRule="auto"/>
-        <w:ind w:left="0" w:firstLine="700"/>
-        <w:jc w:val="both"/>
-      </w:pPr>
-      <w:r>
-        <w:rPr>
-          <w:rFonts w:hint="default" w:ascii="Times New Roman" w:hAnsi="Times New Roman" w:cs="Times New Roman"/>
-          <w:color w:val="000000"/>
-          <w:sz w:val="28"/>
-          <w:szCs w:val="28"/>
+        <w:pStyle w:val="4"/>
+        <w:bidi w:val="0"/>
+      </w:pPr>
+      <w:r>
+        <w:rPr>
+          <w:rFonts w:hint="default"/>
         </w:rPr>
         <w:t>RepositoryPage.java</w:t>
       </w:r>
     </w:p>
     <w:p>
       <w:pPr>
-        <w:pStyle w:val="23"/>
-        <w:keepNext w:val="0"/>
-        <w:keepLines w:val="0"/>
-        <w:widowControl/>
-        <w:suppressLineNumbers w:val="0"/>
-        <w:pBdr>
-          <w:top w:val="none" w:color="auto" w:sz="0" w:space="0"/>
-          <w:left w:val="none" w:color="auto" w:sz="0" w:space="0"/>
-          <w:bottom w:val="none" w:color="auto" w:sz="0" w:space="0"/>
-          <w:right w:val="none" w:color="auto" w:sz="0" w:space="0"/>
-          <w:between w:val="none" w:color="auto" w:sz="0" w:space="0"/>
-        </w:pBdr>
-        <w:tabs>
-          <w:tab w:val="left" w:pos="567"/>
-        </w:tabs>
-        <w:spacing w:before="0" w:beforeAutospacing="0" w:after="0" w:afterAutospacing="0" w:line="360" w:lineRule="auto"/>
-        <w:ind w:left="0" w:firstLine="700"/>
-        <w:jc w:val="both"/>
-      </w:pPr>
-      <w:r>
-        <w:rPr>
-          <w:rFonts w:hint="default" w:ascii="Times New Roman" w:hAnsi="Times New Roman" w:cs="Times New Roman"/>
-          <w:color w:val="000000"/>
-          <w:sz w:val="28"/>
-          <w:szCs w:val="28"/>
+        <w:pStyle w:val="4"/>
+        <w:bidi w:val="0"/>
+      </w:pPr>
+      <w:r>
+        <w:rPr>
+          <w:rFonts w:hint="default"/>
         </w:rPr>
         <w:t>Страница репозитория.</w:t>
       </w:r>
     </w:p>
     <w:p>
       <w:pPr>
-        <w:pStyle w:val="23"/>
-        <w:keepNext w:val="0"/>
-        <w:keepLines w:val="0"/>
-        <w:widowControl/>
-        <w:suppressLineNumbers w:val="0"/>
-        <w:pBdr>
-          <w:top w:val="none" w:color="auto" w:sz="0" w:space="0"/>
-          <w:left w:val="none" w:color="auto" w:sz="0" w:space="0"/>
-          <w:bottom w:val="none" w:color="auto" w:sz="0" w:space="0"/>
-          <w:right w:val="none" w:color="auto" w:sz="0" w:space="0"/>
-          <w:between w:val="none" w:color="auto" w:sz="0" w:space="0"/>
-        </w:pBdr>
-        <w:tabs>
-          <w:tab w:val="left" w:pos="567"/>
-        </w:tabs>
-        <w:spacing w:before="0" w:beforeAutospacing="0" w:after="0" w:afterAutospacing="0" w:line="360" w:lineRule="auto"/>
-        <w:ind w:left="0" w:firstLine="700"/>
-        <w:jc w:val="both"/>
-      </w:pPr>
-      <w:r>
-        <w:rPr>
-          <w:rFonts w:hint="default" w:ascii="Times New Roman" w:hAnsi="Times New Roman" w:cs="Times New Roman"/>
-          <w:color w:val="000000"/>
-          <w:sz w:val="28"/>
-          <w:szCs w:val="28"/>
+        <w:pStyle w:val="4"/>
+        <w:bidi w:val="0"/>
+      </w:pPr>
+      <w:r>
+        <w:rPr>
+          <w:rFonts w:hint="default"/>
         </w:rPr>
         <w:t>Методы:</w:t>
       </w:r>
     </w:p>
     <w:p>
       <w:pPr>
-        <w:pStyle w:val="23"/>
-        <w:keepNext w:val="0"/>
-        <w:keepLines w:val="0"/>
-        <w:widowControl/>
-        <w:suppressLineNumbers w:val="0"/>
-        <w:pBdr>
-          <w:top w:val="none" w:color="auto" w:sz="0" w:space="0"/>
-          <w:left w:val="none" w:color="auto" w:sz="0" w:space="0"/>
-          <w:bottom w:val="none" w:color="auto" w:sz="0" w:space="0"/>
-          <w:right w:val="none" w:color="auto" w:sz="0" w:space="0"/>
-          <w:between w:val="none" w:color="auto" w:sz="0" w:space="0"/>
-        </w:pBdr>
-        <w:tabs>
-          <w:tab w:val="left" w:pos="567"/>
-        </w:tabs>
-        <w:spacing w:before="0" w:beforeAutospacing="0" w:after="0" w:afterAutospacing="0" w:line="360" w:lineRule="auto"/>
-        <w:ind w:left="0" w:firstLine="700"/>
-        <w:jc w:val="both"/>
-      </w:pPr>
-      <w:r>
-        <w:rPr>
-          <w:rFonts w:hint="default" w:ascii="Times New Roman" w:hAnsi="Times New Roman" w:cs="Times New Roman"/>
-          <w:color w:val="000000"/>
-          <w:sz w:val="28"/>
-          <w:szCs w:val="28"/>
+        <w:pStyle w:val="4"/>
+        <w:bidi w:val="0"/>
+      </w:pPr>
+      <w:r>
+        <w:rPr>
+          <w:rFonts w:hint="default"/>
         </w:rPr>
         <w:t>goToCodeTab() — переходит на вкладку Code</w:t>
       </w:r>
     </w:p>
     <w:p>
       <w:pPr>
-        <w:pStyle w:val="23"/>
-        <w:keepNext w:val="0"/>
-        <w:keepLines w:val="0"/>
-        <w:widowControl/>
-        <w:suppressLineNumbers w:val="0"/>
-        <w:pBdr>
-          <w:top w:val="none" w:color="auto" w:sz="0" w:space="0"/>
-          <w:left w:val="none" w:color="auto" w:sz="0" w:space="0"/>
-          <w:bottom w:val="none" w:color="auto" w:sz="0" w:space="0"/>
-          <w:right w:val="none" w:color="auto" w:sz="0" w:space="0"/>
-          <w:between w:val="none" w:color="auto" w:sz="0" w:space="0"/>
-        </w:pBdr>
-        <w:tabs>
-          <w:tab w:val="left" w:pos="567"/>
-        </w:tabs>
-        <w:spacing w:before="0" w:beforeAutospacing="0" w:after="0" w:afterAutospacing="0" w:line="360" w:lineRule="auto"/>
-        <w:ind w:left="0" w:firstLine="700"/>
-        <w:jc w:val="both"/>
-      </w:pPr>
-      <w:r>
-        <w:rPr>
-          <w:rFonts w:hint="default" w:ascii="Times New Roman" w:hAnsi="Times New Roman" w:cs="Times New Roman"/>
-          <w:color w:val="000000"/>
-          <w:sz w:val="28"/>
-          <w:szCs w:val="28"/>
+        <w:pStyle w:val="4"/>
+        <w:bidi w:val="0"/>
+      </w:pPr>
+      <w:r>
+        <w:rPr>
+          <w:rFonts w:hint="default"/>
         </w:rPr>
         <w:t>goToPullRequestsTab() — переходит на вкладку Pull requests, возвращает PullRequestsPage</w:t>
       </w:r>
     </w:p>
     <w:p>
       <w:pPr>
-        <w:pStyle w:val="23"/>
-        <w:keepNext w:val="0"/>
-        <w:keepLines w:val="0"/>
-        <w:widowControl/>
-        <w:suppressLineNumbers w:val="0"/>
-        <w:pBdr>
-          <w:top w:val="none" w:color="auto" w:sz="0" w:space="0"/>
-          <w:left w:val="none" w:color="auto" w:sz="0" w:space="0"/>
-          <w:bottom w:val="none" w:color="auto" w:sz="0" w:space="0"/>
-          <w:right w:val="none" w:color="auto" w:sz="0" w:space="0"/>
-          <w:between w:val="none" w:color="auto" w:sz="0" w:space="0"/>
-        </w:pBdr>
-        <w:tabs>
-          <w:tab w:val="left" w:pos="567"/>
-        </w:tabs>
-        <w:spacing w:before="0" w:beforeAutospacing="0" w:after="0" w:afterAutospacing="0" w:line="360" w:lineRule="auto"/>
-        <w:ind w:left="0" w:firstLine="700"/>
-        <w:jc w:val="both"/>
-      </w:pPr>
-      <w:r>
-        <w:rPr>
-          <w:rFonts w:hint="default" w:ascii="Times New Roman" w:hAnsi="Times New Roman" w:cs="Times New Roman"/>
-          <w:color w:val="000000"/>
-          <w:sz w:val="28"/>
-          <w:szCs w:val="28"/>
+        <w:pStyle w:val="4"/>
+        <w:bidi w:val="0"/>
+      </w:pPr>
+      <w:r>
+        <w:rPr>
+          <w:rFonts w:hint="default"/>
         </w:rPr>
         <w:t>clickAddFileButton() — нажимает кнопку "Add file"</w:t>
       </w:r>
     </w:p>
     <w:p>
       <w:pPr>
-        <w:pStyle w:val="23"/>
-        <w:keepNext w:val="0"/>
-        <w:keepLines w:val="0"/>
-        <w:widowControl/>
-        <w:suppressLineNumbers w:val="0"/>
-        <w:pBdr>
-          <w:top w:val="none" w:color="auto" w:sz="0" w:space="0"/>
-          <w:left w:val="none" w:color="auto" w:sz="0" w:space="0"/>
-          <w:bottom w:val="none" w:color="auto" w:sz="0" w:space="0"/>
-          <w:right w:val="none" w:color="auto" w:sz="0" w:space="0"/>
-          <w:between w:val="none" w:color="auto" w:sz="0" w:space="0"/>
-        </w:pBdr>
-        <w:tabs>
-          <w:tab w:val="left" w:pos="567"/>
-        </w:tabs>
-        <w:spacing w:before="0" w:beforeAutospacing="0" w:after="0" w:afterAutospacing="0" w:line="360" w:lineRule="auto"/>
-        <w:ind w:left="0" w:firstLine="700"/>
-        <w:jc w:val="both"/>
-      </w:pPr>
-      <w:r>
-        <w:rPr>
-          <w:rFonts w:hint="default" w:ascii="Times New Roman" w:hAnsi="Times New Roman" w:cs="Times New Roman"/>
-          <w:color w:val="000000"/>
-          <w:sz w:val="28"/>
-          <w:szCs w:val="28"/>
+        <w:pStyle w:val="4"/>
+        <w:bidi w:val="0"/>
+      </w:pPr>
+      <w:r>
+        <w:rPr>
+          <w:rFonts w:hint="default"/>
         </w:rPr>
         <w:t>selectCreateNewFileOption() — выбирает опцию "Create new file", возвращает CreateFilePage</w:t>
       </w:r>
     </w:p>
     <w:p>
       <w:pPr>
-        <w:pStyle w:val="23"/>
-        <w:keepNext w:val="0"/>
-        <w:keepLines w:val="0"/>
-        <w:widowControl/>
-        <w:suppressLineNumbers w:val="0"/>
-        <w:pBdr>
-          <w:top w:val="none" w:color="auto" w:sz="0" w:space="0"/>
-          <w:left w:val="none" w:color="auto" w:sz="0" w:space="0"/>
-          <w:bottom w:val="none" w:color="auto" w:sz="0" w:space="0"/>
-          <w:right w:val="none" w:color="auto" w:sz="0" w:space="0"/>
-          <w:between w:val="none" w:color="auto" w:sz="0" w:space="0"/>
-        </w:pBdr>
-        <w:tabs>
-          <w:tab w:val="left" w:pos="567"/>
-        </w:tabs>
-        <w:spacing w:before="0" w:beforeAutospacing="0" w:after="0" w:afterAutospacing="0" w:line="360" w:lineRule="auto"/>
-        <w:ind w:left="0" w:firstLine="700"/>
-        <w:jc w:val="both"/>
-      </w:pPr>
-      <w:r>
-        <w:rPr>
-          <w:rFonts w:hint="default" w:ascii="Times New Roman" w:hAnsi="Times New Roman" w:cs="Times New Roman"/>
-          <w:color w:val="000000"/>
-          <w:sz w:val="28"/>
-          <w:szCs w:val="28"/>
+        <w:pStyle w:val="4"/>
+        <w:bidi w:val="0"/>
+      </w:pPr>
+      <w:r>
+        <w:rPr>
+          <w:rFonts w:hint="default"/>
         </w:rPr>
         <w:t>clickViewAllBranches() — нажимает "View all branches", возвращает BranchesPage</w:t>
       </w:r>
     </w:p>
     <w:p>
       <w:pPr>
-        <w:pStyle w:val="23"/>
-        <w:keepNext w:val="0"/>
-        <w:keepLines w:val="0"/>
-        <w:widowControl/>
-        <w:suppressLineNumbers w:val="0"/>
-        <w:pBdr>
-          <w:top w:val="none" w:color="auto" w:sz="0" w:space="0"/>
-          <w:left w:val="none" w:color="auto" w:sz="0" w:space="0"/>
-          <w:bottom w:val="none" w:color="auto" w:sz="0" w:space="0"/>
-          <w:right w:val="none" w:color="auto" w:sz="0" w:space="0"/>
-          <w:between w:val="none" w:color="auto" w:sz="0" w:space="0"/>
-        </w:pBdr>
-        <w:tabs>
-          <w:tab w:val="left" w:pos="567"/>
-        </w:tabs>
-        <w:spacing w:before="0" w:beforeAutospacing="0" w:after="0" w:afterAutospacing="0" w:line="360" w:lineRule="auto"/>
-        <w:ind w:left="0" w:firstLine="700"/>
-        <w:jc w:val="both"/>
-      </w:pPr>
-      <w:r>
-        <w:rPr>
-          <w:rFonts w:hint="default" w:ascii="Times New Roman" w:hAnsi="Times New Roman" w:cs="Times New Roman"/>
-          <w:color w:val="000000"/>
-          <w:sz w:val="28"/>
-          <w:szCs w:val="28"/>
+        <w:pStyle w:val="4"/>
+        <w:bidi w:val="0"/>
+      </w:pPr>
+      <w:r>
+        <w:rPr>
+          <w:rFonts w:hint="default"/>
         </w:rPr>
         <w:t>clickOnFile(String fileName) — кликает на файл по имени, возвращает FilePage</w:t>
       </w:r>
     </w:p>
     <w:p>
       <w:pPr>
-        <w:pStyle w:val="23"/>
-        <w:keepNext w:val="0"/>
-        <w:keepLines w:val="0"/>
-        <w:widowControl/>
-        <w:suppressLineNumbers w:val="0"/>
-        <w:pBdr>
-          <w:top w:val="none" w:color="auto" w:sz="0" w:space="0"/>
-          <w:left w:val="none" w:color="auto" w:sz="0" w:space="0"/>
-          <w:bottom w:val="none" w:color="auto" w:sz="0" w:space="0"/>
-          <w:right w:val="none" w:color="auto" w:sz="0" w:space="0"/>
-          <w:between w:val="none" w:color="auto" w:sz="0" w:space="0"/>
-        </w:pBdr>
-        <w:tabs>
-          <w:tab w:val="left" w:pos="567"/>
-        </w:tabs>
-        <w:spacing w:before="0" w:beforeAutospacing="0" w:after="0" w:afterAutospacing="0" w:line="360" w:lineRule="auto"/>
-        <w:ind w:left="0" w:firstLine="700"/>
-        <w:jc w:val="both"/>
-      </w:pPr>
-      <w:r>
-        <w:rPr>
-          <w:rFonts w:hint="default" w:ascii="Times New Roman" w:hAnsi="Times New Roman" w:cs="Times New Roman"/>
-          <w:color w:val="000000"/>
-          <w:sz w:val="28"/>
-          <w:szCs w:val="28"/>
+        <w:pStyle w:val="4"/>
+        <w:bidi w:val="0"/>
+      </w:pPr>
+      <w:r>
+        <w:rPr>
+          <w:rFonts w:hint="default"/>
         </w:rPr>
         <w:t>isFileExists(String fileName) — проверяет, существует ли файл в репозитории</w:t>
       </w:r>
     </w:p>
     <w:p>
       <w:pPr>
-        <w:pStyle w:val="23"/>
-        <w:keepNext w:val="0"/>
-        <w:keepLines w:val="0"/>
-        <w:widowControl/>
-        <w:suppressLineNumbers w:val="0"/>
-        <w:pBdr>
-          <w:top w:val="none" w:color="auto" w:sz="0" w:space="0"/>
-          <w:left w:val="none" w:color="auto" w:sz="0" w:space="0"/>
-          <w:bottom w:val="none" w:color="auto" w:sz="0" w:space="0"/>
-          <w:right w:val="none" w:color="auto" w:sz="0" w:space="0"/>
-          <w:between w:val="none" w:color="auto" w:sz="0" w:space="0"/>
-        </w:pBdr>
-        <w:tabs>
-          <w:tab w:val="left" w:pos="567"/>
-        </w:tabs>
-        <w:spacing w:before="0" w:beforeAutospacing="0" w:after="0" w:afterAutospacing="0" w:line="360" w:lineRule="auto"/>
-        <w:ind w:left="0" w:firstLine="700"/>
-        <w:jc w:val="both"/>
-      </w:pPr>
-      <w:r>
-        <w:rPr>
-          <w:rFonts w:hint="default" w:ascii="Times New Roman" w:hAnsi="Times New Roman" w:cs="Times New Roman"/>
-          <w:color w:val="000000"/>
-          <w:sz w:val="28"/>
-          <w:szCs w:val="28"/>
+        <w:pStyle w:val="4"/>
+        <w:bidi w:val="0"/>
+      </w:pPr>
+      <w:r>
+        <w:rPr>
+          <w:rFonts w:hint="default"/>
         </w:rPr>
         <w:t>getRepositoryName() — получает имя репозитория</w:t>
       </w:r>
     </w:p>
     <w:p>
       <w:pPr>
-        <w:pStyle w:val="23"/>
-        <w:keepNext w:val="0"/>
-        <w:keepLines w:val="0"/>
-        <w:widowControl/>
-        <w:suppressLineNumbers w:val="0"/>
-        <w:pBdr>
-          <w:top w:val="none" w:color="auto" w:sz="0" w:space="0"/>
-          <w:left w:val="none" w:color="auto" w:sz="0" w:space="0"/>
-          <w:bottom w:val="none" w:color="auto" w:sz="0" w:space="0"/>
-          <w:right w:val="none" w:color="auto" w:sz="0" w:space="0"/>
-          <w:between w:val="none" w:color="auto" w:sz="0" w:space="0"/>
-        </w:pBdr>
-        <w:tabs>
-          <w:tab w:val="left" w:pos="567"/>
-        </w:tabs>
-        <w:spacing w:before="0" w:beforeAutospacing="0" w:after="0" w:afterAutospacing="0" w:line="360" w:lineRule="auto"/>
-        <w:ind w:left="0" w:firstLine="700"/>
-        <w:jc w:val="both"/>
-      </w:pPr>
-      <w:r>
-        <w:rPr>
-          <w:rFonts w:hint="default" w:ascii="Times New Roman" w:hAnsi="Times New Roman" w:cs="Times New Roman"/>
-          <w:color w:val="000000"/>
-          <w:sz w:val="28"/>
-          <w:szCs w:val="28"/>
+        <w:pStyle w:val="4"/>
+        <w:bidi w:val="0"/>
+      </w:pPr>
+      <w:r>
+        <w:rPr>
+          <w:rFonts w:hint="default"/>
         </w:rPr>
         <w:t>isPrivate() — проверяет, является ли репозиторий приватным</w:t>
       </w:r>
     </w:p>
     <w:p>
       <w:pPr>
-        <w:pStyle w:val="23"/>
-        <w:keepNext w:val="0"/>
-        <w:keepLines w:val="0"/>
-        <w:widowControl/>
-        <w:suppressLineNumbers w:val="0"/>
-        <w:pBdr>
-          <w:top w:val="none" w:color="auto" w:sz="0" w:space="0"/>
-          <w:left w:val="none" w:color="auto" w:sz="0" w:space="0"/>
-          <w:bottom w:val="none" w:color="auto" w:sz="0" w:space="0"/>
-          <w:right w:val="none" w:color="auto" w:sz="0" w:space="0"/>
-          <w:between w:val="none" w:color="auto" w:sz="0" w:space="0"/>
-        </w:pBdr>
-        <w:tabs>
-          <w:tab w:val="left" w:pos="567"/>
-        </w:tabs>
-        <w:spacing w:before="0" w:beforeAutospacing="0" w:after="0" w:afterAutospacing="0" w:line="360" w:lineRule="auto"/>
-        <w:ind w:left="0" w:firstLine="700"/>
-        <w:jc w:val="both"/>
-        <w:rPr>
-          <w:rFonts w:hint="default" w:ascii="Times New Roman" w:hAnsi="Times New Roman" w:cs="Times New Roman"/>
-          <w:color w:val="000000"/>
-          <w:sz w:val="28"/>
-          <w:szCs w:val="28"/>
-        </w:rPr>
-      </w:pPr>
-      <w:r>
-        <w:rPr>
-          <w:rFonts w:hint="default" w:ascii="Times New Roman" w:hAnsi="Times New Roman" w:cs="Times New Roman"/>
-          <w:color w:val="000000"/>
-          <w:sz w:val="28"/>
-          <w:szCs w:val="28"/>
+        <w:pStyle w:val="4"/>
+        <w:bidi w:val="0"/>
+        <w:rPr>
+          <w:rFonts w:hint="default"/>
+        </w:rPr>
+      </w:pPr>
+      <w:r>
+        <w:rPr>
+          <w:rFonts w:hint="default"/>
         </w:rPr>
         <w:t>isRepositoryInList(String repoName) — проверяет, отображается ли репозиторий в списке</w:t>
       </w:r>
     </w:p>
     <w:p>
       <w:pPr>
-        <w:pStyle w:val="23"/>
-        <w:keepNext w:val="0"/>
-        <w:keepLines w:val="0"/>
-        <w:widowControl/>
-        <w:suppressLineNumbers w:val="0"/>
-        <w:pBdr>
-          <w:top w:val="none" w:color="auto" w:sz="0" w:space="0"/>
-          <w:left w:val="none" w:color="auto" w:sz="0" w:space="0"/>
-          <w:bottom w:val="none" w:color="auto" w:sz="0" w:space="0"/>
-          <w:right w:val="none" w:color="auto" w:sz="0" w:space="0"/>
-          <w:between w:val="none" w:color="auto" w:sz="0" w:space="0"/>
-        </w:pBdr>
-        <w:tabs>
-          <w:tab w:val="left" w:pos="567"/>
-        </w:tabs>
-        <w:spacing w:before="0" w:beforeAutospacing="0" w:after="0" w:afterAutospacing="0" w:line="360" w:lineRule="auto"/>
-        <w:ind w:left="0" w:firstLine="700"/>
-        <w:jc w:val="both"/>
-        <w:rPr>
-          <w:rFonts w:hint="default"/>
-          <w:sz w:val="28"/>
-          <w:szCs w:val="28"/>
-        </w:rPr>
-      </w:pPr>
-      <w:r>
-        <w:rPr>
-          <w:rFonts w:hint="default"/>
-          <w:sz w:val="28"/>
-          <w:szCs w:val="28"/>
+        <w:pStyle w:val="4"/>
+        <w:bidi w:val="0"/>
+        <w:rPr>
+          <w:rFonts w:hint="default"/>
+        </w:rPr>
+      </w:pPr>
+      <w:r>
+        <w:rPr>
+          <w:rFonts w:hint="default"/>
         </w:rPr>
         <w:t>openRepository(String repoName) — статический метод, открывает репозиторий по имени</w:t>
       </w:r>
@@ -11212,7 +9496,7 @@
           <w:rFonts w:hint="default"/>
         </w:rPr>
       </w:pPr>
-      <w:bookmarkStart w:id="16" w:name="_Toc30738"/>
+      <w:bookmarkStart w:id="16" w:name="_Toc9958"/>
       <w:r>
         <w:t>2.3. Формулировка задачи 3</w:t>
       </w:r>
@@ -11593,12 +9877,34 @@
     <w:p>
       <w:pPr>
         <w:pStyle w:val="4"/>
+        <w:rPr>
+          <w:rFonts w:hint="default"/>
+        </w:rPr>
       </w:pPr>
       <w:r>
         <w:rPr>
           <w:rFonts w:hint="default"/>
         </w:rPr>
         <w:t>Тесты используют страницы, реализованные по паттерну Page Object Model, что обеспечивает разделение логики тестов и деталей реализации элементов страниц. Каждый тест включает шаги по навигации, выполнению действий и проверке ожидаемых результатов с использованием Assertions.</w:t>
+      </w:r>
+    </w:p>
+    <w:p>
+      <w:pPr>
+        <w:pStyle w:val="4"/>
+      </w:pPr>
+      <w:r>
+        <w:rPr>
+          <w:rFonts w:hint="default"/>
+          <w:lang w:val="en-US"/>
+        </w:rPr>
+        <w:t xml:space="preserve">UML </w:t>
+      </w:r>
+      <w:r>
+        <w:rPr>
+          <w:rFonts w:hint="default"/>
+          <w:lang w:val="ru-RU"/>
+        </w:rPr>
+        <w:t>диаграмму реализованных классов можно увидеть на рис. 24</w:t>
       </w:r>
       <w:r>
         <w:rPr>
@@ -11652,8 +9958,8 @@
     </w:p>
     <w:p>
       <w:pPr>
-        <w:pStyle w:val="4"/>
-        <w:jc w:val="center"/>
+        <w:pStyle w:val="38"/>
+        <w:bidi w:val="0"/>
       </w:pPr>
       <w:r>
         <w:rPr>
@@ -11710,7 +10016,7 @@
           <w:lang w:val="ru-RU"/>
         </w:rPr>
       </w:pPr>
-      <w:bookmarkStart w:id="17" w:name="_Toc2140"/>
+      <w:bookmarkStart w:id="17" w:name="_Toc917"/>
       <w:r>
         <w:t xml:space="preserve">3 </w:t>
       </w:r>
@@ -11718,14 +10024,14 @@
         <w:rPr>
           <w:lang w:val="ru-RU"/>
         </w:rPr>
-        <w:t>индивидуальная</w:t>
-      </w:r>
-      <w:r>
-        <w:rPr>
-          <w:rFonts w:hint="default"/>
-          <w:lang w:val="ru-RU"/>
-        </w:rPr>
-        <w:t xml:space="preserve"> работа</w:t>
+        <w:t>ИСПОЛЬЗУЕМЫЕ</w:t>
+      </w:r>
+      <w:r>
+        <w:rPr>
+          <w:rFonts w:hint="default"/>
+          <w:lang w:val="ru-RU"/>
+        </w:rPr>
+        <w:t xml:space="preserve"> ТЕХНОЛОГИИ</w:t>
       </w:r>
       <w:bookmarkEnd w:id="17"/>
     </w:p>
@@ -11763,7 +10069,7 @@
           <w:lang w:val="ru-RU"/>
         </w:rPr>
       </w:pPr>
-      <w:bookmarkStart w:id="18" w:name="_Toc2931"/>
+      <w:bookmarkStart w:id="18" w:name="_Toc481"/>
       <w:r>
         <w:rPr>
           <w:rFonts w:hint="default"/>
@@ -11882,7 +10188,7 @@
           <w:lang w:val="ru-RU"/>
         </w:rPr>
       </w:pPr>
-      <w:bookmarkStart w:id="19" w:name="_Toc13248"/>
+      <w:bookmarkStart w:id="19" w:name="_Toc6754"/>
       <w:r>
         <w:rPr>
           <w:rFonts w:hint="default"/>
@@ -11985,7 +10291,7 @@
           <w:lang w:val="ru-RU"/>
         </w:rPr>
       </w:pPr>
-      <w:bookmarkStart w:id="20" w:name="_Toc32210"/>
+      <w:bookmarkStart w:id="20" w:name="_Toc25956"/>
       <w:r>
         <w:rPr>
           <w:rFonts w:hint="default"/>
@@ -12059,7 +10365,7 @@
         <w:spacing w:before="0" w:after="0"/>
         <w:ind w:firstLine="0"/>
       </w:pPr>
-      <w:bookmarkStart w:id="21" w:name="_Toc3999"/>
+      <w:bookmarkStart w:id="21" w:name="_Toc6847"/>
       <w:r>
         <w:t>4 ОТЗЫВ РУКОВОДИТЕЛЯ</w:t>
       </w:r>
@@ -12070,44 +10376,35 @@
         <w:pStyle w:val="4"/>
       </w:pPr>
       <w:r>
-        <w:t>Если прохождение практики было по кафедральным темам достаточно добавить формулировку:</w:t>
-      </w:r>
-    </w:p>
-    <w:p>
-      <w:pPr>
-        <w:pStyle w:val="4"/>
-      </w:pPr>
-      <w:r>
-        <w:t>По результатам работы учебная практика оценена на &lt;ваша_оценка&gt;.</w:t>
-      </w:r>
-    </w:p>
-    <w:p>
-      <w:pPr>
-        <w:pStyle w:val="4"/>
-      </w:pPr>
-    </w:p>
-    <w:p>
-      <w:pPr>
-        <w:pStyle w:val="4"/>
-      </w:pPr>
-      <w:r>
-        <w:t>Если прохождение практики было по своей теме, то необходимо добавить скан отзыва руководителя с оценкой и подписью, скан должен быть в высоком качестве на всю страницу.</w:t>
-      </w:r>
-    </w:p>
-    <w:p>
-      <w:pPr>
-        <w:pStyle w:val="4"/>
-      </w:pPr>
-      <w:r>
-        <w:t>Для прохождения автоматической проверки для скана необходима подпись и ссылка в тексте, т.к. он считается рисунком.</w:t>
-      </w:r>
-    </w:p>
-    <w:p>
-      <w:pPr>
-        <w:pStyle w:val="4"/>
-      </w:pPr>
-      <w:r>
-        <w:t>Отзыв руководителя с оценкой (см. рис. Х).</w:t>
+        <w:t>По результатам работы учебная практика оценена на</w:t>
+      </w:r>
+      <w:r>
+        <w:rPr>
+          <w:rFonts w:hint="default"/>
+          <w:lang w:val="ru-RU"/>
+        </w:rPr>
+        <w:t xml:space="preserve"> отлично</w:t>
+      </w:r>
+      <w:r>
+        <w:t>.</w:t>
+      </w:r>
+    </w:p>
+    <w:p>
+      <w:pPr>
+        <w:pStyle w:val="4"/>
+      </w:pPr>
+      <w:r>
+        <w:t xml:space="preserve">Отзыв руководителя с оценкой (см. рис. </w:t>
+      </w:r>
+      <w:r>
+        <w:rPr>
+          <w:rFonts w:hint="default"/>
+          <w:lang w:val="ru-RU"/>
+        </w:rPr>
+        <w:t>25</w:t>
+      </w:r>
+      <w:r>
+        <w:t>).</w:t>
       </w:r>
     </w:p>
     <w:p>
@@ -12118,10 +10415,10 @@
       </w:pPr>
       <w:r>
         <w:drawing>
-          <wp:inline distT="0" distB="0" distL="0" distR="0">
-            <wp:extent cx="3568065" cy="5041900"/>
-            <wp:effectExtent l="0" t="0" r="0" b="0"/>
-            <wp:docPr id="2" name="Рисунок 1"/>
+          <wp:inline distT="0" distB="0" distL="114300" distR="114300">
+            <wp:extent cx="5940425" cy="6952615"/>
+            <wp:effectExtent l="0" t="0" r="3175" b="12065"/>
+            <wp:docPr id="2" name="Изображение 1"/>
             <wp:cNvGraphicFramePr>
               <a:graphicFrameLocks xmlns:a="http://schemas.openxmlformats.org/drawingml/2006/main" noChangeAspect="1"/>
             </wp:cNvGraphicFramePr>
@@ -12129,9 +10426,9 @@
               <a:graphicData uri="http://schemas.openxmlformats.org/drawingml/2006/picture">
                 <pic:pic xmlns:pic="http://schemas.openxmlformats.org/drawingml/2006/picture">
                   <pic:nvPicPr>
-                    <pic:cNvPr id="2" name="Рисунок 1"/>
+                    <pic:cNvPr id="2" name="Изображение 1"/>
                     <pic:cNvPicPr>
-                      <a:picLocks noChangeAspect="1" noChangeArrowheads="1"/>
+                      <a:picLocks noChangeAspect="1"/>
                     </pic:cNvPicPr>
                   </pic:nvPicPr>
                   <pic:blipFill>
@@ -12143,12 +10440,15 @@
                   <pic:spPr>
                     <a:xfrm>
                       <a:off x="0" y="0"/>
-                      <a:ext cx="3568065" cy="5041900"/>
+                      <a:ext cx="5940425" cy="6952615"/>
                     </a:xfrm>
                     <a:prstGeom prst="rect">
                       <a:avLst/>
                     </a:prstGeom>
                     <a:noFill/>
+                    <a:ln>
+                      <a:noFill/>
+                    </a:ln>
                   </pic:spPr>
                 </pic:pic>
               </a:graphicData>
@@ -12174,9 +10474,11 @@
       </w:r>
       <w:r>
         <w:rPr>
-          <w:color w:val="EE0000"/>
-        </w:rPr>
-        <w:t>Х</w:t>
+          <w:rFonts w:hint="default"/>
+          <w:color w:val="auto"/>
+          <w:lang w:val="ru-RU"/>
+        </w:rPr>
+        <w:t>25</w:t>
       </w:r>
       <w:r>
         <w:t xml:space="preserve"> </w:t>
@@ -12207,7 +10509,7 @@
           <w:rFonts w:hint="default"/>
         </w:rPr>
       </w:pPr>
-      <w:bookmarkStart w:id="22" w:name="_Toc8029"/>
+      <w:bookmarkStart w:id="22" w:name="_Toc31669"/>
       <w:r>
         <w:t>ЗАКЛЮЧЕНИЕ</w:t>
       </w:r>
@@ -12341,7 +10643,7 @@
         </w:rPr>
       </w:pPr>
       <w:bookmarkStart w:id="23" w:name="_Toc73173388"/>
-      <w:bookmarkStart w:id="24" w:name="_Toc8482"/>
+      <w:bookmarkStart w:id="24" w:name="_Toc18738"/>
       <w:r>
         <w:rPr>
           <w:rFonts w:cs="Times New Roman"/>
@@ -12369,14 +10671,14 @@
         <w:rPr>
           <w:rFonts w:hint="default"/>
         </w:rPr>
-        <w:t xml:space="preserve">Selenide [Электронный ресурс]. URL: https://selenide.org (дата обращения: </w:t>
+        <w:t xml:space="preserve">Java. Базовый курс [Электронный ресурс]. URL: https://stepik.org/course/187/info (дата обращения: </w:t>
       </w:r>
       <w:r>
         <w:rPr>
           <w:rFonts w:hint="default"/>
           <w:lang w:val="en-US"/>
         </w:rPr>
-        <w:t>09</w:t>
+        <w:t>08</w:t>
       </w:r>
       <w:r>
         <w:rPr>
@@ -12397,14 +10699,14 @@
         <w:rPr>
           <w:rFonts w:hint="default"/>
         </w:rPr>
-        <w:t xml:space="preserve">Java. Базовый курс [Электронный ресурс]. URL: https://stepik.org/course/187/info (дата обращения: </w:t>
+        <w:t xml:space="preserve">Apache Maven Project [Электронный ресурс]. URL: https://maven.apache.org (дата обращения: </w:t>
       </w:r>
       <w:r>
         <w:rPr>
           <w:rFonts w:hint="default"/>
           <w:lang w:val="en-US"/>
         </w:rPr>
-        <w:t>08</w:t>
+        <w:t>09</w:t>
       </w:r>
       <w:r>
         <w:rPr>
@@ -12425,14 +10727,14 @@
         <w:rPr>
           <w:rFonts w:hint="default"/>
         </w:rPr>
-        <w:t xml:space="preserve">Apache Maven Project [Электронный ресурс]. URL: https://maven.apache.org (дата обращения: </w:t>
+        <w:t>JUnit [Электронный ресурс]. URL: https://junit.org (дата обращения: 1</w:t>
       </w:r>
       <w:r>
         <w:rPr>
           <w:rFonts w:hint="default"/>
           <w:lang w:val="en-US"/>
         </w:rPr>
-        <w:t>09</w:t>
+        <w:t>1</w:t>
       </w:r>
       <w:r>
         <w:rPr>
@@ -12453,14 +10755,14 @@
         <w:rPr>
           <w:rFonts w:hint="default"/>
         </w:rPr>
-        <w:t>JUnit [Электронный ресурс]. URL: https://junit.org (дата обращения: 1</w:t>
+        <w:t xml:space="preserve">Selenide [Электронный ресурс]. URL: https://selenide.org (дата обращения: </w:t>
       </w:r>
       <w:r>
         <w:rPr>
           <w:rFonts w:hint="default"/>
           <w:lang w:val="en-US"/>
         </w:rPr>
-        <w:t>1</w:t>
+        <w:t>09</w:t>
       </w:r>
       <w:r>
         <w:rPr>
@@ -12493,53 +10795,9 @@
         <w:ind w:left="0" w:firstLine="0"/>
         <w:outlineLvl w:val="0"/>
         <w:rPr>
-          <w:rFonts w:cs="Times New Roman"/>
-          <w:color w:val="000000"/>
-          <w:szCs w:val="28"/>
-        </w:rPr>
-      </w:pPr>
-      <w:r>
-        <w:br w:type="page"/>
-      </w:r>
-    </w:p>
-    <w:p>
-      <w:pPr>
-        <w:pStyle w:val="3"/>
-        <w:numPr>
-          <w:ilvl w:val="0"/>
-          <w:numId w:val="2"/>
-        </w:numPr>
-        <w:spacing w:before="0" w:after="0"/>
-        <w:ind w:firstLine="0"/>
-        <w:rPr>
-          <w:rFonts w:cs="Times New Roman"/>
-        </w:rPr>
-      </w:pPr>
-      <w:bookmarkStart w:id="25" w:name="_Toc18309"/>
-      <w:r>
-        <w:rPr>
-          <w:rFonts w:cs="Times New Roman"/>
-          <w:color w:val="000000"/>
-        </w:rPr>
-        <w:t xml:space="preserve">ПРИЛОЖЕНИЕ А </w:t>
-      </w:r>
-      <w:r>
-        <w:rPr>
-          <w:rFonts w:cs="Times New Roman"/>
-          <w:color w:val="EE0000"/>
-        </w:rPr>
-        <w:t>(заголовок второго уровня)</w:t>
-      </w:r>
-      <w:bookmarkEnd w:id="25"/>
-    </w:p>
-    <w:p>
-      <w:pPr>
-        <w:pStyle w:val="22"/>
-        <w:numPr>
-          <w:ilvl w:val="0"/>
-          <w:numId w:val="0"/>
-        </w:numPr>
-        <w:ind w:left="0" w:firstLine="0"/>
+          <w:rFonts w:hint="default"/>
+          <w:lang w:val="ru-RU"/>
+        </w:rPr>
       </w:pPr>
     </w:p>
     <w:sectPr>
@@ -14016,6 +12274,7 @@
   <w:style w:type="paragraph" w:customStyle="1" w:styleId="37">
     <w:name w:val="ВКР_Подпись таблицы"/>
     <w:basedOn w:val="4"/>
+    <w:link w:val="41"/>
     <w:qFormat/>
     <w:uiPriority w:val="0"/>
     <w:pPr>
@@ -14031,6 +12290,7 @@
     <w:name w:val="ВКР_Подпись для рисунков"/>
     <w:basedOn w:val="4"/>
     <w:next w:val="1"/>
+    <w:link w:val="40"/>
     <w:qFormat/>
     <w:uiPriority w:val="0"/>
     <w:pPr>
@@ -14043,6 +12303,19 @@
     <w:basedOn w:val="1"/>
     <w:qFormat/>
     <w:uiPriority w:val="0"/>
+  </w:style>
+  <w:style w:type="character" w:customStyle="1" w:styleId="40">
+    <w:name w:val="ВКР_Подпись для рисунков Char"/>
+    <w:link w:val="38"/>
+    <w:uiPriority w:val="0"/>
+  </w:style>
+  <w:style w:type="character" w:customStyle="1" w:styleId="41">
+    <w:name w:val="ВКР_Подпись таблицы Char"/>
+    <w:link w:val="37"/>
+    <w:uiPriority w:val="0"/>
+    <w:rPr>
+      <w:szCs w:val="20"/>
+    </w:rPr>
   </w:style>
 </w:styles>
 </file>

--- a/УЧПРАКТИКА_4341_ФИЛАТОВ_ВГ.docx
+++ b/УЧПРАКТИКА_4341_ФИЛАТОВ_ВГ.docx
@@ -3645,49 +3645,16 @@
           <w:rFonts w:hint="default"/>
           <w:lang w:val="ru-RU"/>
         </w:rPr>
-        <w:t>В рамках летней учебной практики по направлению «UI-тестирование» перед командой стояла задача разработать набор автоматизированных UI-тестов для веб-приложения на языке Java</w:t>
-      </w:r>
-      <w:r>
-        <w:rPr>
-          <w:rFonts w:hint="default"/>
-          <w:lang w:val="en-US"/>
-        </w:rPr>
-        <w:t xml:space="preserve"> [2]</w:t>
-      </w:r>
-      <w:r>
-        <w:rPr>
-          <w:rFonts w:hint="default"/>
-          <w:lang w:val="ru-RU"/>
-        </w:rPr>
-        <w:t xml:space="preserve"> с использованием технологий Maven</w:t>
-      </w:r>
-      <w:r>
-        <w:rPr>
-          <w:rFonts w:hint="default"/>
-          <w:lang w:val="en-US"/>
-        </w:rPr>
-        <w:t xml:space="preserve"> [3]</w:t>
-      </w:r>
-      <w:r>
-        <w:rPr>
-          <w:rFonts w:hint="default"/>
-          <w:lang w:val="ru-RU"/>
-        </w:rPr>
-        <w:t>, JUnit 5</w:t>
-      </w:r>
-      <w:r>
-        <w:rPr>
-          <w:rFonts w:hint="default"/>
-          <w:lang w:val="en-US"/>
-        </w:rPr>
-        <w:t xml:space="preserve"> [4]</w:t>
-      </w:r>
-      <w:r>
-        <w:rPr>
-          <w:rFonts w:hint="default"/>
-          <w:lang w:val="ru-RU"/>
-        </w:rPr>
-        <w:t>, Selenide</w:t>
+        <w:t>В рамках летней учебной практики по направлению «UI-тестирование» перед командой стояла задача разработать набор автоматизированных UI-тестов для веб-приложения на языке Java с использованием технологий Maven</w:t>
+      </w:r>
+      <w:bookmarkStart w:id="25" w:name="_GoBack"/>
+      <w:bookmarkEnd w:id="25"/>
+      <w:r>
+        <w:rPr>
+          <w:rFonts w:hint="default"/>
+          <w:lang w:val="ru-RU"/>
+        </w:rPr>
+        <w:t>, JUnit 5, Selenide</w:t>
       </w:r>
       <w:r>
         <w:rPr>
@@ -6266,8 +6233,6 @@
         </w:rPr>
         <w:t>Рисунок 16 -- Создание Pull Request. Часть 2</w:t>
       </w:r>
-      <w:bookmarkStart w:id="25" w:name="_GoBack"/>
-      <w:bookmarkEnd w:id="25"/>
     </w:p>
     <w:p>
       <w:pPr>
@@ -12307,11 +12272,13 @@
   <w:style w:type="character" w:customStyle="1" w:styleId="40">
     <w:name w:val="ВКР_Подпись для рисунков Char"/>
     <w:link w:val="38"/>
+    <w:qFormat/>
     <w:uiPriority w:val="0"/>
   </w:style>
   <w:style w:type="character" w:customStyle="1" w:styleId="41">
     <w:name w:val="ВКР_Подпись таблицы Char"/>
     <w:link w:val="37"/>
+    <w:qFormat/>
     <w:uiPriority w:val="0"/>
     <w:rPr>
       <w:szCs w:val="20"/>
